--- a/3 semestre/Experiência do usuário e front-end/Relatorio_Personas.docx
+++ b/3 semestre/Experiência do usuário e front-end/Relatorio_Personas.docx
@@ -11,6 +11,7 @@
           <w:bCs/>
           <w:sz w:val="36"/>
           <w:szCs w:val="36"/>
+          <w:lang w:val="pt-BR"/>
         </w:rPr>
       </w:pPr>
       <w:r>
@@ -34,22 +35,34 @@
           <w:lang w:val="pt-BR"/>
         </w:rPr>
         <w:br/>
-        <w:t xml:space="preserve">Projeto: Organizador de Rotina para </w:t>
-      </w:r>
-      <w:r>
+        <w:t>Projeto: Organizador de Rotina para Universitários</w:t>
+      </w:r>
+    </w:p>
+    <w:p>
+      <w:pPr>
+        <w:jc w:val="center"/>
         <w:rPr>
           <w:rFonts w:ascii="Times New Roman" w:hAnsi="Times New Roman" w:cs="Times New Roman"/>
           <w:b/>
           <w:bCs/>
           <w:sz w:val="36"/>
           <w:szCs w:val="36"/>
-        </w:rPr>
-        <w:t>Universitários</w:t>
-      </w:r>
+          <w:lang w:val="pt-BR"/>
+        </w:rPr>
+      </w:pPr>
     </w:p>
     <w:p>
       <w:pPr>
-        <w:jc w:val="center"/>
+        <w:rPr>
+          <w:rFonts w:ascii="Times New Roman" w:hAnsi="Times New Roman" w:cs="Times New Roman"/>
+          <w:b/>
+          <w:bCs/>
+          <w:sz w:val="36"/>
+          <w:szCs w:val="36"/>
+          <w:lang w:val="pt-BR"/>
+        </w:rPr>
+      </w:pPr>
+      <w:r>
         <w:rPr>
           <w:rFonts w:ascii="Times New Roman" w:hAnsi="Times New Roman" w:cs="Times New Roman"/>
           <w:b/>
@@ -58,16 +71,55 @@
           <w:szCs w:val="32"/>
           <w:lang w:val="pt-BR"/>
         </w:rPr>
-      </w:pPr>
+        <w:t>1. Introdução</w:t>
+      </w:r>
     </w:p>
     <w:p>
       <w:pPr>
-        <w:jc w:val="center"/>
+        <w:jc w:val="both"/>
+        <w:rPr>
+          <w:rFonts w:ascii="Times New Roman" w:hAnsi="Times New Roman" w:cs="Times New Roman"/>
+          <w:sz w:val="24"/>
+          <w:szCs w:val="24"/>
+          <w:lang w:val="pt-BR"/>
+        </w:rPr>
+      </w:pPr>
+      <w:r>
+        <w:rPr>
+          <w:rFonts w:ascii="Times New Roman" w:hAnsi="Times New Roman" w:cs="Times New Roman"/>
+          <w:sz w:val="24"/>
+          <w:szCs w:val="24"/>
+          <w:lang w:val="pt-BR"/>
+        </w:rPr>
+        <w:t>Este documento apresenta a definição das personas desenvolvidas para o projeto 'Organizador de Rotina para Universitários. As personas foram construídas com base em hipóteses levantadas a partir de pesquisa exploratória com estudantes universitários, considerando suas rotinas, dificuldades, expectativas e comportamentos relacionados à organização acadêmica.</w:t>
+      </w:r>
+    </w:p>
+    <w:p>
+      <w:pPr>
+        <w:jc w:val="both"/>
+        <w:rPr>
+          <w:rFonts w:ascii="Times New Roman" w:hAnsi="Times New Roman" w:cs="Times New Roman"/>
+          <w:sz w:val="24"/>
+          <w:szCs w:val="24"/>
+          <w:lang w:val="pt-BR"/>
+        </w:rPr>
+      </w:pPr>
+      <w:r>
+        <w:rPr>
+          <w:rFonts w:ascii="Times New Roman" w:hAnsi="Times New Roman" w:cs="Times New Roman"/>
+          <w:sz w:val="24"/>
+          <w:szCs w:val="24"/>
+          <w:lang w:val="pt-BR"/>
+        </w:rPr>
+        <w:t>O objetivo deste relatório é orientar decisões de design e desenvolvimento, garantindo que as funcionalidades do sistema estejam alinhadas às reais necessidades dos usuários.</w:t>
+      </w:r>
+    </w:p>
+    <w:p>
+      <w:pPr>
         <w:rPr>
           <w:rFonts w:ascii="Times New Roman" w:hAnsi="Times New Roman" w:cs="Times New Roman"/>
           <w:b/>
           <w:bCs/>
-          <w:color w:val="00B0F0"/>
           <w:sz w:val="32"/>
           <w:szCs w:val="32"/>
           <w:lang w:val="pt-BR"/>
@@ -78,107 +130,3253 @@
           <w:rFonts w:ascii="Times New Roman" w:hAnsi="Times New Roman" w:cs="Times New Roman"/>
           <w:b/>
           <w:bCs/>
-          <w:color w:val="00B0F0"/>
           <w:sz w:val="32"/>
           <w:szCs w:val="32"/>
           <w:lang w:val="pt-BR"/>
         </w:rPr>
-        <w:t>1. Introdução</w:t>
+        <w:t>2.1 Persona: Lucas Almeida Ferreira</w:t>
       </w:r>
     </w:p>
     <w:p>
       <w:pPr>
-        <w:jc w:val="both"/>
-        <w:rPr>
-          <w:rFonts w:ascii="Times New Roman" w:hAnsi="Times New Roman" w:cs="Times New Roman"/>
-          <w:sz w:val="24"/>
-          <w:szCs w:val="24"/>
-          <w:lang w:val="pt-BR"/>
-        </w:rPr>
-      </w:pPr>
-      <w:r>
-        <w:rPr>
-          <w:rFonts w:ascii="Times New Roman" w:hAnsi="Times New Roman" w:cs="Times New Roman"/>
-          <w:sz w:val="24"/>
-          <w:szCs w:val="24"/>
-          <w:lang w:val="pt-BR"/>
-        </w:rPr>
-        <w:tab/>
-      </w:r>
-      <w:r>
-        <w:rPr>
-          <w:rFonts w:ascii="Times New Roman" w:hAnsi="Times New Roman" w:cs="Times New Roman"/>
-          <w:sz w:val="24"/>
-          <w:szCs w:val="24"/>
-          <w:lang w:val="pt-BR"/>
-        </w:rPr>
-        <w:t>Este documento apresenta a definição das personas desenvolvidas para o projeto 'Organizador de Rotina para Universitários. As personas foram construídas com base em hipóteses levantadas a partir de pesquisa exploratória com estudantes universitários, considerando suas rotinas, dificuldades, expectativas e comportamentos relacionados à organização acadêmica.</w:t>
+        <w:rPr>
+          <w:rFonts w:ascii="Times New Roman" w:hAnsi="Times New Roman" w:cs="Times New Roman"/>
+          <w:b/>
+          <w:bCs/>
+          <w:sz w:val="24"/>
+          <w:szCs w:val="24"/>
+        </w:rPr>
+      </w:pPr>
+      <w:r>
+        <w:rPr>
+          <w:rFonts w:ascii="Times New Roman" w:hAnsi="Times New Roman" w:cs="Times New Roman"/>
+          <w:b/>
+          <w:bCs/>
+          <w:sz w:val="24"/>
+          <w:szCs w:val="24"/>
+          <w:lang w:val="pt-BR"/>
+        </w:rPr>
+        <w:t>Identidade</w:t>
+      </w:r>
+      <w:r>
+        <w:rPr>
+          <w:rFonts w:ascii="Times New Roman" w:hAnsi="Times New Roman" w:cs="Times New Roman"/>
+          <w:b/>
+          <w:bCs/>
+          <w:sz w:val="24"/>
+          <w:szCs w:val="24"/>
+          <w:lang w:val="pt-BR"/>
+        </w:rPr>
+        <w:t xml:space="preserve">: </w:t>
+      </w:r>
+      <w:r>
+        <w:rPr>
+          <w:rFonts w:ascii="Times New Roman" w:hAnsi="Times New Roman" w:cs="Times New Roman"/>
+          <w:sz w:val="24"/>
+          <w:szCs w:val="24"/>
+          <w:lang w:val="pt-BR"/>
+        </w:rPr>
+        <w:t>Lucas Almeida Ferreira, 21 anos, estudante de Engenharia de Computação no 4º semestre. Realiza estágio na área de tecnologia e concilia a jornada acadêmica com atividades profissionais. Possui rotina intensa e pouco tempo disponível para organização detalhada.</w:t>
       </w:r>
     </w:p>
     <w:p>
       <w:pPr>
-        <w:jc w:val="both"/>
-        <w:rPr>
-          <w:rFonts w:ascii="Times New Roman" w:hAnsi="Times New Roman" w:cs="Times New Roman"/>
-          <w:sz w:val="24"/>
-          <w:szCs w:val="24"/>
-          <w:lang w:val="pt-BR"/>
-        </w:rPr>
-      </w:pPr>
-      <w:r>
-        <w:rPr>
-          <w:rFonts w:ascii="Times New Roman" w:hAnsi="Times New Roman" w:cs="Times New Roman"/>
-          <w:sz w:val="24"/>
-          <w:szCs w:val="24"/>
-          <w:lang w:val="pt-BR"/>
-        </w:rPr>
-        <w:tab/>
-      </w:r>
-      <w:r>
-        <w:rPr>
-          <w:rFonts w:ascii="Times New Roman" w:hAnsi="Times New Roman" w:cs="Times New Roman"/>
-          <w:sz w:val="24"/>
-          <w:szCs w:val="24"/>
-          <w:lang w:val="pt-BR"/>
-        </w:rPr>
-        <w:t>O objetivo deste relatório é orientar decisões de design e desenvolvimento, garantindo que as funcionalidades do sistema estejam alinhadas às reais necessidades dos usuários.</w:t>
+        <w:rPr>
+          <w:rFonts w:ascii="Times New Roman" w:hAnsi="Times New Roman" w:cs="Times New Roman"/>
+          <w:b/>
+          <w:bCs/>
+          <w:sz w:val="24"/>
+          <w:szCs w:val="24"/>
+          <w:lang w:val="pt-BR"/>
+        </w:rPr>
+      </w:pPr>
+      <w:r>
+        <w:rPr>
+          <w:rFonts w:ascii="Times New Roman" w:hAnsi="Times New Roman" w:cs="Times New Roman"/>
+          <w:b/>
+          <w:bCs/>
+          <w:sz w:val="24"/>
+          <w:szCs w:val="24"/>
+          <w:lang w:val="pt-BR"/>
+        </w:rPr>
+        <w:t>Status</w:t>
+      </w:r>
+      <w:r>
+        <w:rPr>
+          <w:rFonts w:ascii="Times New Roman" w:hAnsi="Times New Roman" w:cs="Times New Roman"/>
+          <w:b/>
+          <w:bCs/>
+          <w:sz w:val="24"/>
+          <w:szCs w:val="24"/>
+          <w:lang w:val="pt-BR"/>
+        </w:rPr>
+        <w:t xml:space="preserve">: </w:t>
+      </w:r>
+      <w:r>
+        <w:rPr>
+          <w:rFonts w:ascii="Times New Roman" w:hAnsi="Times New Roman" w:cs="Times New Roman"/>
+          <w:sz w:val="24"/>
+          <w:szCs w:val="24"/>
+          <w:lang w:val="pt-BR"/>
+        </w:rPr>
+        <w:t>Persona Primária</w:t>
       </w:r>
     </w:p>
     <w:p>
       <w:pPr>
-        <w:jc w:val="center"/>
         <w:rPr>
           <w:rFonts w:ascii="Times New Roman" w:hAnsi="Times New Roman" w:cs="Times New Roman"/>
           <w:b/>
           <w:bCs/>
-          <w:color w:val="00B0F0"/>
+          <w:sz w:val="24"/>
+          <w:szCs w:val="24"/>
+          <w:lang w:val="pt-BR"/>
+        </w:rPr>
+      </w:pPr>
+      <w:r>
+        <w:rPr>
+          <w:rFonts w:ascii="Times New Roman" w:hAnsi="Times New Roman" w:cs="Times New Roman"/>
+          <w:b/>
+          <w:bCs/>
+          <w:sz w:val="24"/>
+          <w:szCs w:val="24"/>
+          <w:lang w:val="pt-BR"/>
+        </w:rPr>
+        <w:t>Objetivos</w:t>
+      </w:r>
+      <w:r>
+        <w:rPr>
+          <w:rFonts w:ascii="Times New Roman" w:hAnsi="Times New Roman" w:cs="Times New Roman"/>
+          <w:b/>
+          <w:bCs/>
+          <w:sz w:val="24"/>
+          <w:szCs w:val="24"/>
+          <w:lang w:val="pt-BR"/>
+        </w:rPr>
+        <w:t xml:space="preserve">: </w:t>
+      </w:r>
+      <w:r>
+        <w:rPr>
+          <w:rFonts w:ascii="Times New Roman" w:hAnsi="Times New Roman" w:cs="Times New Roman"/>
+          <w:sz w:val="24"/>
+          <w:szCs w:val="24"/>
+          <w:lang w:val="pt-BR"/>
+        </w:rPr>
+        <w:t>Manter controle sobre prazos acadêmicos, evitar atrasos em entregas, reduzir estresse e melhorar a gestão do tempo entre estudo e trabalho.</w:t>
+      </w:r>
+    </w:p>
+    <w:p>
+      <w:pPr>
+        <w:rPr>
+          <w:rFonts w:ascii="Times New Roman" w:hAnsi="Times New Roman" w:cs="Times New Roman"/>
+          <w:b/>
+          <w:bCs/>
+          <w:sz w:val="24"/>
+          <w:szCs w:val="24"/>
+          <w:lang w:val="pt-BR"/>
+        </w:rPr>
+      </w:pPr>
+      <w:r>
+        <w:rPr>
+          <w:rFonts w:ascii="Times New Roman" w:hAnsi="Times New Roman" w:cs="Times New Roman"/>
+          <w:b/>
+          <w:bCs/>
+          <w:sz w:val="24"/>
+          <w:szCs w:val="24"/>
+          <w:lang w:val="pt-BR"/>
+        </w:rPr>
+        <w:t>Habilidades</w:t>
+      </w:r>
+      <w:r>
+        <w:rPr>
+          <w:rFonts w:ascii="Times New Roman" w:hAnsi="Times New Roman" w:cs="Times New Roman"/>
+          <w:b/>
+          <w:bCs/>
+          <w:sz w:val="24"/>
+          <w:szCs w:val="24"/>
+          <w:lang w:val="pt-BR"/>
+        </w:rPr>
+        <w:t xml:space="preserve">: </w:t>
+      </w:r>
+      <w:r>
+        <w:rPr>
+          <w:rFonts w:ascii="Times New Roman" w:hAnsi="Times New Roman" w:cs="Times New Roman"/>
+          <w:lang w:val="pt-BR"/>
+        </w:rPr>
+        <w:t xml:space="preserve">Boa familiaridade com tecnologia, experiência com ferramentas digitais como Google </w:t>
+      </w:r>
+      <w:proofErr w:type="spellStart"/>
+      <w:r>
+        <w:rPr>
+          <w:rFonts w:ascii="Times New Roman" w:hAnsi="Times New Roman" w:cs="Times New Roman"/>
+          <w:lang w:val="pt-BR"/>
+        </w:rPr>
+        <w:t>Calendar</w:t>
+      </w:r>
+      <w:proofErr w:type="spellEnd"/>
+      <w:r>
+        <w:rPr>
+          <w:rFonts w:ascii="Times New Roman" w:hAnsi="Times New Roman" w:cs="Times New Roman"/>
+          <w:lang w:val="pt-BR"/>
+        </w:rPr>
+        <w:t xml:space="preserve"> e </w:t>
+      </w:r>
+      <w:proofErr w:type="spellStart"/>
+      <w:r>
+        <w:rPr>
+          <w:rFonts w:ascii="Times New Roman" w:hAnsi="Times New Roman" w:cs="Times New Roman"/>
+          <w:lang w:val="pt-BR"/>
+        </w:rPr>
+        <w:t>Notion</w:t>
+      </w:r>
+      <w:proofErr w:type="spellEnd"/>
+      <w:r>
+        <w:rPr>
+          <w:rFonts w:ascii="Times New Roman" w:hAnsi="Times New Roman" w:cs="Times New Roman"/>
+          <w:lang w:val="pt-BR"/>
+        </w:rPr>
+        <w:t>, capacidade analítica desenvolvida e autonomia na resolução de problemas.</w:t>
+      </w:r>
+    </w:p>
+    <w:p>
+      <w:pPr>
+        <w:rPr>
+          <w:rFonts w:ascii="Times New Roman" w:hAnsi="Times New Roman" w:cs="Times New Roman"/>
+          <w:b/>
+          <w:bCs/>
+          <w:sz w:val="24"/>
+          <w:szCs w:val="24"/>
+          <w:lang w:val="pt-BR"/>
+        </w:rPr>
+      </w:pPr>
+      <w:r>
+        <w:rPr>
+          <w:rFonts w:ascii="Times New Roman" w:hAnsi="Times New Roman" w:cs="Times New Roman"/>
+          <w:b/>
+          <w:bCs/>
+          <w:sz w:val="24"/>
+          <w:szCs w:val="24"/>
+          <w:lang w:val="pt-BR"/>
+        </w:rPr>
+        <w:t>Tarefas</w:t>
+      </w:r>
+      <w:r>
+        <w:rPr>
+          <w:rFonts w:ascii="Times New Roman" w:hAnsi="Times New Roman" w:cs="Times New Roman"/>
+          <w:b/>
+          <w:bCs/>
+          <w:sz w:val="24"/>
+          <w:szCs w:val="24"/>
+          <w:lang w:val="pt-BR"/>
+        </w:rPr>
+        <w:t xml:space="preserve">: </w:t>
+      </w:r>
+      <w:r>
+        <w:rPr>
+          <w:rFonts w:ascii="Times New Roman" w:hAnsi="Times New Roman" w:cs="Times New Roman"/>
+          <w:sz w:val="24"/>
+          <w:szCs w:val="24"/>
+          <w:lang w:val="pt-BR"/>
+        </w:rPr>
+        <w:t>Registrar prazos de trabalhos e provas, organizar atividades semanais e planejar períodos de estudo. Essas tarefas são realizadas diariamente e possuem alta importância para seu desempenho acadêmico e profissional.</w:t>
+      </w:r>
+    </w:p>
+    <w:p>
+      <w:pPr>
+        <w:rPr>
+          <w:rFonts w:ascii="Times New Roman" w:hAnsi="Times New Roman" w:cs="Times New Roman"/>
+          <w:b/>
+          <w:bCs/>
+          <w:sz w:val="24"/>
+          <w:szCs w:val="24"/>
+          <w:lang w:val="pt-BR"/>
+        </w:rPr>
+      </w:pPr>
+      <w:r>
+        <w:rPr>
+          <w:rFonts w:ascii="Times New Roman" w:hAnsi="Times New Roman" w:cs="Times New Roman"/>
+          <w:b/>
+          <w:bCs/>
+          <w:sz w:val="24"/>
+          <w:szCs w:val="24"/>
+          <w:lang w:val="pt-BR"/>
+        </w:rPr>
+        <w:t>Relacionamentos</w:t>
+      </w:r>
+      <w:r>
+        <w:rPr>
+          <w:rFonts w:ascii="Times New Roman" w:hAnsi="Times New Roman" w:cs="Times New Roman"/>
+          <w:b/>
+          <w:bCs/>
+          <w:sz w:val="24"/>
+          <w:szCs w:val="24"/>
+          <w:lang w:val="pt-BR"/>
+        </w:rPr>
+        <w:t xml:space="preserve">: </w:t>
+      </w:r>
+      <w:r>
+        <w:rPr>
+          <w:rFonts w:ascii="Times New Roman" w:hAnsi="Times New Roman" w:cs="Times New Roman"/>
+          <w:sz w:val="24"/>
+          <w:szCs w:val="24"/>
+          <w:lang w:val="pt-BR"/>
+        </w:rPr>
+        <w:t>Interage com professores, colegas de grupo, supervisor de estágio e familiares. Grande parte das demandas surge de atividades em grupo e obrigações profissionais.</w:t>
+      </w:r>
+    </w:p>
+    <w:p>
+      <w:pPr>
+        <w:rPr>
+          <w:rFonts w:ascii="Times New Roman" w:hAnsi="Times New Roman" w:cs="Times New Roman"/>
+          <w:b/>
+          <w:bCs/>
+          <w:sz w:val="24"/>
+          <w:szCs w:val="24"/>
+          <w:lang w:val="pt-BR"/>
+        </w:rPr>
+      </w:pPr>
+      <w:r>
+        <w:rPr>
+          <w:rFonts w:ascii="Times New Roman" w:hAnsi="Times New Roman" w:cs="Times New Roman"/>
+          <w:b/>
+          <w:bCs/>
+          <w:sz w:val="24"/>
+          <w:szCs w:val="24"/>
+          <w:lang w:val="pt-BR"/>
+        </w:rPr>
+        <w:t>Requisitos</w:t>
+      </w:r>
+      <w:r>
+        <w:rPr>
+          <w:rFonts w:ascii="Times New Roman" w:hAnsi="Times New Roman" w:cs="Times New Roman"/>
+          <w:b/>
+          <w:bCs/>
+          <w:sz w:val="24"/>
+          <w:szCs w:val="24"/>
+          <w:lang w:val="pt-BR"/>
+        </w:rPr>
+        <w:t xml:space="preserve">: </w:t>
+      </w:r>
+      <w:r>
+        <w:rPr>
+          <w:rFonts w:ascii="Times New Roman" w:hAnsi="Times New Roman" w:cs="Times New Roman"/>
+          <w:sz w:val="24"/>
+          <w:szCs w:val="24"/>
+          <w:lang w:val="pt-BR"/>
+        </w:rPr>
+        <w:t>Necessita de uma interface simples, planejamento automatizado e alertas eficientes. Precisa visualizar compromissos e tarefas de forma clara e centralizada.</w:t>
+      </w:r>
+    </w:p>
+    <w:p>
+      <w:pPr>
+        <w:rPr>
+          <w:rFonts w:ascii="Times New Roman" w:hAnsi="Times New Roman" w:cs="Times New Roman"/>
+          <w:sz w:val="24"/>
+          <w:szCs w:val="24"/>
+          <w:lang w:val="pt-BR"/>
+        </w:rPr>
+      </w:pPr>
+      <w:r>
+        <w:rPr>
+          <w:rFonts w:ascii="Times New Roman" w:hAnsi="Times New Roman" w:cs="Times New Roman"/>
+          <w:b/>
+          <w:bCs/>
+          <w:sz w:val="24"/>
+          <w:szCs w:val="24"/>
+          <w:lang w:val="pt-BR"/>
+        </w:rPr>
+        <w:lastRenderedPageBreak/>
+        <w:t>Expectativas</w:t>
+      </w:r>
+      <w:r>
+        <w:rPr>
+          <w:rFonts w:ascii="Times New Roman" w:hAnsi="Times New Roman" w:cs="Times New Roman"/>
+          <w:b/>
+          <w:bCs/>
+          <w:sz w:val="24"/>
+          <w:szCs w:val="24"/>
+          <w:lang w:val="pt-BR"/>
+        </w:rPr>
+        <w:t xml:space="preserve">: </w:t>
+      </w:r>
+      <w:r>
+        <w:rPr>
+          <w:rFonts w:ascii="Times New Roman" w:hAnsi="Times New Roman" w:cs="Times New Roman"/>
+          <w:sz w:val="24"/>
+          <w:szCs w:val="24"/>
+          <w:lang w:val="pt-BR"/>
+        </w:rPr>
+        <w:t>Espera que o sistema facilite sua organização sem exigir configurações complexas. Acredita que o aplicativo deve ajudá-lo a dividir tarefas extensas em etapas menores e priorizar atividades automaticamente.</w:t>
+      </w:r>
+    </w:p>
+    <w:p>
+      <w:pPr>
+        <w:rPr>
+          <w:rFonts w:ascii="Times New Roman" w:hAnsi="Times New Roman" w:cs="Times New Roman"/>
+          <w:b/>
+          <w:bCs/>
+          <w:sz w:val="24"/>
+          <w:szCs w:val="24"/>
+          <w:lang w:val="pt-BR"/>
+        </w:rPr>
+      </w:pPr>
+      <w:r>
+        <w:rPr>
+          <w:rFonts w:ascii="Times New Roman" w:hAnsi="Times New Roman" w:cs="Times New Roman"/>
+          <w:b/>
+          <w:bCs/>
+          <w:sz w:val="24"/>
+          <w:szCs w:val="24"/>
+          <w:lang w:val="pt-BR"/>
+        </w:rPr>
+        <w:t>Mapa de empatia:</w:t>
+      </w:r>
+    </w:p>
+    <w:p>
+      <w:pPr>
+        <w:rPr>
+          <w:rFonts w:ascii="Times New Roman" w:hAnsi="Times New Roman" w:cs="Times New Roman"/>
+          <w:b/>
+          <w:bCs/>
+          <w:sz w:val="24"/>
+          <w:szCs w:val="24"/>
+          <w:lang w:val="pt-BR"/>
+        </w:rPr>
+      </w:pPr>
+      <w:r>
+        <w:rPr>
+          <w:rFonts w:ascii="Times New Roman" w:hAnsi="Times New Roman" w:cs="Times New Roman"/>
+          <w:b/>
+          <w:bCs/>
+          <w:sz w:val="24"/>
+          <w:szCs w:val="24"/>
+          <w:lang w:val="pt-BR"/>
+        </w:rPr>
+        <w:drawing>
+          <wp:inline distT="0" distB="0" distL="0" distR="0" wp14:anchorId="57818B61" wp14:editId="0A24C0CD">
+            <wp:extent cx="5250180" cy="3606227"/>
+            <wp:effectExtent l="0" t="0" r="7620" b="0"/>
+            <wp:docPr id="1694949162" name="Imagem 2"/>
+            <wp:cNvGraphicFramePr>
+              <a:graphicFrameLocks xmlns:a="http://schemas.openxmlformats.org/drawingml/2006/main" noChangeAspect="1"/>
+            </wp:cNvGraphicFramePr>
+            <a:graphic xmlns:a="http://schemas.openxmlformats.org/drawingml/2006/main">
+              <a:graphicData uri="http://schemas.openxmlformats.org/drawingml/2006/picture">
+                <pic:pic xmlns:pic="http://schemas.openxmlformats.org/drawingml/2006/picture">
+                  <pic:nvPicPr>
+                    <pic:cNvPr id="0" name="Picture 6"/>
+                    <pic:cNvPicPr>
+                      <a:picLocks noChangeAspect="1" noChangeArrowheads="1"/>
+                    </pic:cNvPicPr>
+                  </pic:nvPicPr>
+                  <pic:blipFill rotWithShape="1">
+                    <a:blip r:embed="rId8">
+                      <a:extLst>
+                        <a:ext uri="{28A0092B-C50C-407E-A947-70E740481C1C}">
+                          <a14:useLocalDpi xmlns:a14="http://schemas.microsoft.com/office/drawing/2010/main" val="0"/>
+                        </a:ext>
+                      </a:extLst>
+                    </a:blip>
+                    <a:srcRect l="9279" r="11192"/>
+                    <a:stretch>
+                      <a:fillRect/>
+                    </a:stretch>
+                  </pic:blipFill>
+                  <pic:spPr bwMode="auto">
+                    <a:xfrm>
+                      <a:off x="0" y="0"/>
+                      <a:ext cx="5257358" cy="3611157"/>
+                    </a:xfrm>
+                    <a:prstGeom prst="rect">
+                      <a:avLst/>
+                    </a:prstGeom>
+                    <a:noFill/>
+                    <a:ln>
+                      <a:noFill/>
+                    </a:ln>
+                    <a:extLst>
+                      <a:ext uri="{53640926-AAD7-44D8-BBD7-CCE9431645EC}">
+                        <a14:shadowObscured xmlns:a14="http://schemas.microsoft.com/office/drawing/2010/main"/>
+                      </a:ext>
+                    </a:extLst>
+                  </pic:spPr>
+                </pic:pic>
+              </a:graphicData>
+            </a:graphic>
+          </wp:inline>
+        </w:drawing>
+      </w:r>
+    </w:p>
+    <w:p>
+      <w:pPr>
+        <w:rPr>
+          <w:rFonts w:ascii="Times New Roman" w:hAnsi="Times New Roman" w:cs="Times New Roman"/>
+          <w:sz w:val="24"/>
+          <w:szCs w:val="24"/>
+          <w:lang w:val="pt-BR"/>
+        </w:rPr>
+      </w:pPr>
+      <w:r>
+        <w:rPr>
+          <w:rFonts w:ascii="Times New Roman" w:hAnsi="Times New Roman" w:cs="Times New Roman"/>
+          <w:b/>
+          <w:bCs/>
+          <w:sz w:val="24"/>
+          <w:szCs w:val="24"/>
+          <w:lang w:val="pt-BR"/>
+        </w:rPr>
+        <w:t>Contexto de uso:</w:t>
+      </w:r>
+      <w:r>
+        <w:rPr>
+          <w:rFonts w:ascii="Times New Roman" w:eastAsia="Times New Roman" w:hAnsi="Times New Roman" w:cs="Times New Roman"/>
+          <w:sz w:val="36"/>
+          <w:szCs w:val="36"/>
+          <w:lang w:val="pt-BR" w:eastAsia="pt-BR"/>
+        </w:rPr>
+        <w:t xml:space="preserve"> </w:t>
+      </w:r>
+      <w:r>
+        <w:rPr>
+          <w:rFonts w:ascii="Times New Roman" w:hAnsi="Times New Roman" w:cs="Times New Roman"/>
+          <w:sz w:val="24"/>
+          <w:szCs w:val="24"/>
+          <w:lang w:val="pt-BR"/>
+        </w:rPr>
+        <w:t>Lucas utiliza o organizador de rotina principalmente em ambientes associados à sua rotina acadêmica e profissional. O uso ocorre em momentos de planejamento e acompanhamento das tarefas ao longo da semana.</w:t>
+      </w:r>
+    </w:p>
+    <w:p>
+      <w:pPr>
+        <w:rPr>
+          <w:rFonts w:ascii="Times New Roman" w:hAnsi="Times New Roman" w:cs="Times New Roman"/>
+          <w:sz w:val="24"/>
+          <w:szCs w:val="24"/>
+          <w:lang w:val="pt-BR"/>
+        </w:rPr>
+      </w:pPr>
+      <w:r>
+        <w:rPr>
+          <w:rFonts w:ascii="Times New Roman" w:hAnsi="Times New Roman" w:cs="Times New Roman"/>
+          <w:sz w:val="24"/>
+          <w:szCs w:val="24"/>
+          <w:lang w:val="pt-BR"/>
+        </w:rPr>
+        <w:t>Normalmente ele acessa o sistema pelo celular ou notebook enquanto está na universidade, no transporte público ou durante intervalos do estágio. O ambiente pode ser movimentado, com distrações como conversas de colegas, notificações do celular e demandas do trabalho.</w:t>
+      </w:r>
+    </w:p>
+    <w:p>
+      <w:pPr>
+        <w:rPr>
+          <w:rFonts w:ascii="Times New Roman" w:hAnsi="Times New Roman" w:cs="Times New Roman"/>
+          <w:sz w:val="24"/>
+          <w:szCs w:val="24"/>
+          <w:lang w:val="pt-BR"/>
+        </w:rPr>
+      </w:pPr>
+      <w:r>
+        <w:rPr>
+          <w:rFonts w:ascii="Times New Roman" w:hAnsi="Times New Roman" w:cs="Times New Roman"/>
+          <w:sz w:val="24"/>
+          <w:szCs w:val="24"/>
+          <w:lang w:val="pt-BR"/>
+        </w:rPr>
+        <w:t>O espaço físico pode variar entre sala de aula, biblioteca ou escritório do estágio. Nessas situações, o tempo disponível para interação costuma ser curto, exigindo que o sistema seja rápido, intuitivo e fácil de consultar.</w:t>
+      </w:r>
+    </w:p>
+    <w:p>
+      <w:pPr>
+        <w:rPr>
+          <w:rFonts w:ascii="Times New Roman" w:hAnsi="Times New Roman" w:cs="Times New Roman"/>
+          <w:sz w:val="24"/>
+          <w:szCs w:val="24"/>
+          <w:lang w:val="pt-BR"/>
+        </w:rPr>
+      </w:pPr>
+      <w:r>
+        <w:rPr>
+          <w:rFonts w:ascii="Times New Roman" w:hAnsi="Times New Roman" w:cs="Times New Roman"/>
+          <w:sz w:val="24"/>
+          <w:szCs w:val="24"/>
+          <w:lang w:val="pt-BR"/>
+        </w:rPr>
+        <w:t>Durante o uso, Lucas precisa registrar prazos de trabalhos, organizar tarefas semanais e verificar compromissos futuros. A interação deve permitir que ele visualize rapidamente suas prioridades e receba alertas que evitem atrasos.</w:t>
+      </w:r>
+    </w:p>
+    <w:p>
+      <w:pPr>
+        <w:rPr>
+          <w:rFonts w:ascii="Times New Roman" w:hAnsi="Times New Roman" w:cs="Times New Roman"/>
+          <w:sz w:val="24"/>
+          <w:szCs w:val="24"/>
+          <w:lang w:val="pt-BR"/>
+        </w:rPr>
+      </w:pPr>
+    </w:p>
+    <w:p>
+      <w:pPr>
+        <w:rPr>
+          <w:rFonts w:ascii="Times New Roman" w:hAnsi="Times New Roman" w:cs="Times New Roman"/>
+          <w:sz w:val="24"/>
+          <w:szCs w:val="24"/>
+          <w:lang w:val="pt-BR"/>
+        </w:rPr>
+      </w:pPr>
+    </w:p>
+    <w:p>
+      <w:pPr>
+        <w:rPr>
+          <w:rFonts w:ascii="Times New Roman" w:hAnsi="Times New Roman" w:cs="Times New Roman"/>
+          <w:b/>
+          <w:bCs/>
+          <w:sz w:val="24"/>
+          <w:szCs w:val="24"/>
+          <w:lang w:val="pt-BR"/>
+        </w:rPr>
+      </w:pPr>
+      <w:r>
+        <w:rPr>
+          <w:rFonts w:ascii="Times New Roman" w:hAnsi="Times New Roman" w:cs="Times New Roman"/>
+          <w:b/>
+          <w:bCs/>
+          <w:sz w:val="24"/>
+          <w:szCs w:val="24"/>
+          <w:lang w:val="pt-BR"/>
+        </w:rPr>
+        <w:t>Jornada do Usuário</w:t>
+      </w:r>
+      <w:r>
+        <w:rPr>
+          <w:rFonts w:ascii="Times New Roman" w:hAnsi="Times New Roman" w:cs="Times New Roman"/>
+          <w:b/>
+          <w:bCs/>
+          <w:sz w:val="24"/>
+          <w:szCs w:val="24"/>
+          <w:lang w:val="pt-BR"/>
+        </w:rPr>
+        <w:t>:</w:t>
+      </w:r>
+    </w:p>
+    <w:p>
+      <w:pPr>
+        <w:rPr>
+          <w:rFonts w:ascii="Times New Roman" w:hAnsi="Times New Roman" w:cs="Times New Roman"/>
+          <w:b/>
+          <w:bCs/>
+          <w:sz w:val="24"/>
+          <w:szCs w:val="24"/>
+          <w:lang w:val="pt-BR"/>
+        </w:rPr>
+      </w:pPr>
+      <w:r>
+        <w:rPr>
+          <w:rFonts w:ascii="Times New Roman" w:hAnsi="Times New Roman" w:cs="Times New Roman"/>
+          <w:b/>
+          <w:bCs/>
+          <w:sz w:val="24"/>
+          <w:szCs w:val="24"/>
+          <w:lang w:val="pt-BR"/>
+        </w:rPr>
+        <w:t>Objetivo</w:t>
+      </w:r>
+      <w:r>
+        <w:rPr>
+          <w:rFonts w:ascii="Times New Roman" w:hAnsi="Times New Roman" w:cs="Times New Roman"/>
+          <w:b/>
+          <w:bCs/>
+          <w:sz w:val="24"/>
+          <w:szCs w:val="24"/>
+          <w:lang w:val="pt-BR"/>
+        </w:rPr>
+        <w:t xml:space="preserve">: </w:t>
+      </w:r>
+      <w:r>
+        <w:rPr>
+          <w:rFonts w:ascii="Times New Roman" w:hAnsi="Times New Roman" w:cs="Times New Roman"/>
+          <w:sz w:val="24"/>
+          <w:szCs w:val="24"/>
+          <w:lang w:val="pt-BR"/>
+        </w:rPr>
+        <w:t>Organizar tarefas acadêmicas e profissionais para evitar atrasos e reduzir estresse.</w:t>
+      </w:r>
+    </w:p>
+    <w:p>
+      <w:pPr>
+        <w:rPr>
+          <w:rFonts w:ascii="Times New Roman" w:hAnsi="Times New Roman" w:cs="Times New Roman"/>
+          <w:b/>
+          <w:bCs/>
+          <w:sz w:val="24"/>
+          <w:szCs w:val="24"/>
+          <w:lang w:val="pt-BR"/>
+        </w:rPr>
+      </w:pPr>
+      <w:r>
+        <w:rPr>
+          <w:rFonts w:ascii="Times New Roman" w:hAnsi="Times New Roman" w:cs="Times New Roman"/>
+          <w:b/>
+          <w:bCs/>
+          <w:sz w:val="24"/>
+          <w:szCs w:val="24"/>
+          <w:lang w:val="pt-BR"/>
+        </w:rPr>
+        <w:t xml:space="preserve">Etapa 1 </w:t>
+      </w:r>
+      <w:r>
+        <w:rPr>
+          <w:rFonts w:ascii="Times New Roman" w:hAnsi="Times New Roman" w:cs="Times New Roman"/>
+          <w:b/>
+          <w:bCs/>
+          <w:sz w:val="24"/>
+          <w:szCs w:val="24"/>
+          <w:lang w:val="pt-BR"/>
+        </w:rPr>
+        <w:t>-</w:t>
+      </w:r>
+      <w:r>
+        <w:rPr>
+          <w:rFonts w:ascii="Times New Roman" w:hAnsi="Times New Roman" w:cs="Times New Roman"/>
+          <w:b/>
+          <w:bCs/>
+          <w:sz w:val="24"/>
+          <w:szCs w:val="24"/>
+          <w:lang w:val="pt-BR"/>
+        </w:rPr>
+        <w:t xml:space="preserve"> Percepção da necessidade</w:t>
+      </w:r>
+    </w:p>
+    <w:p>
+      <w:pPr>
+        <w:rPr>
+          <w:rFonts w:ascii="Times New Roman" w:hAnsi="Times New Roman" w:cs="Times New Roman"/>
+          <w:b/>
+          <w:bCs/>
+          <w:sz w:val="24"/>
+          <w:szCs w:val="24"/>
+          <w:lang w:val="pt-BR"/>
+        </w:rPr>
+      </w:pPr>
+      <w:r>
+        <w:rPr>
+          <w:rFonts w:ascii="Times New Roman" w:hAnsi="Times New Roman" w:cs="Times New Roman"/>
+          <w:b/>
+          <w:bCs/>
+          <w:sz w:val="24"/>
+          <w:szCs w:val="24"/>
+          <w:lang w:val="pt-BR"/>
+        </w:rPr>
+        <w:t xml:space="preserve">Situação: </w:t>
+      </w:r>
+      <w:r>
+        <w:rPr>
+          <w:rFonts w:ascii="Times New Roman" w:hAnsi="Times New Roman" w:cs="Times New Roman"/>
+          <w:sz w:val="24"/>
+          <w:szCs w:val="24"/>
+          <w:lang w:val="pt-BR"/>
+        </w:rPr>
+        <w:t>Lucas recebe várias tarefas da faculdade e demandas do estágio.</w:t>
+      </w:r>
+    </w:p>
+    <w:p>
+      <w:pPr>
+        <w:rPr>
+          <w:rFonts w:ascii="Times New Roman" w:hAnsi="Times New Roman" w:cs="Times New Roman"/>
+          <w:sz w:val="24"/>
+          <w:szCs w:val="24"/>
+          <w:lang w:val="pt-BR"/>
+        </w:rPr>
+      </w:pPr>
+      <w:r>
+        <w:rPr>
+          <w:rFonts w:ascii="Times New Roman" w:hAnsi="Times New Roman" w:cs="Times New Roman"/>
+          <w:b/>
+          <w:bCs/>
+          <w:sz w:val="24"/>
+          <w:szCs w:val="24"/>
+          <w:lang w:val="pt-BR"/>
+        </w:rPr>
+        <w:t>Ações</w:t>
+      </w:r>
+      <w:r>
+        <w:rPr>
+          <w:rFonts w:ascii="Times New Roman" w:hAnsi="Times New Roman" w:cs="Times New Roman"/>
+          <w:b/>
+          <w:bCs/>
+          <w:sz w:val="24"/>
+          <w:szCs w:val="24"/>
+          <w:lang w:val="pt-BR"/>
+        </w:rPr>
+        <w:t xml:space="preserve">: </w:t>
+      </w:r>
+      <w:r>
+        <w:rPr>
+          <w:rFonts w:ascii="Times New Roman" w:hAnsi="Times New Roman" w:cs="Times New Roman"/>
+          <w:sz w:val="24"/>
+          <w:szCs w:val="24"/>
+          <w:lang w:val="pt-BR"/>
+        </w:rPr>
+        <w:t>Anota mentalmente ou em aplicativos separados</w:t>
+      </w:r>
+      <w:r>
+        <w:rPr>
+          <w:rFonts w:ascii="Times New Roman" w:hAnsi="Times New Roman" w:cs="Times New Roman"/>
+          <w:sz w:val="24"/>
+          <w:szCs w:val="24"/>
+          <w:lang w:val="pt-BR"/>
+        </w:rPr>
+        <w:t xml:space="preserve"> e p</w:t>
+      </w:r>
+      <w:r>
+        <w:rPr>
+          <w:rFonts w:ascii="Times New Roman" w:hAnsi="Times New Roman" w:cs="Times New Roman"/>
+          <w:sz w:val="24"/>
+          <w:szCs w:val="24"/>
+          <w:lang w:val="pt-BR"/>
+        </w:rPr>
+        <w:t>ercebe dificuldade em acompanhar tudo.</w:t>
+      </w:r>
+    </w:p>
+    <w:p>
+      <w:pPr>
+        <w:rPr>
+          <w:rFonts w:ascii="Times New Roman" w:hAnsi="Times New Roman" w:cs="Times New Roman"/>
+          <w:b/>
+          <w:bCs/>
+          <w:sz w:val="24"/>
+          <w:szCs w:val="24"/>
+          <w:lang w:val="pt-BR"/>
+        </w:rPr>
+      </w:pPr>
+      <w:r>
+        <w:rPr>
+          <w:rFonts w:ascii="Times New Roman" w:hAnsi="Times New Roman" w:cs="Times New Roman"/>
+          <w:b/>
+          <w:bCs/>
+          <w:sz w:val="24"/>
+          <w:szCs w:val="24"/>
+          <w:lang w:val="pt-BR"/>
+        </w:rPr>
+        <w:t>Pensamentos</w:t>
+      </w:r>
+      <w:r>
+        <w:rPr>
+          <w:rFonts w:ascii="Times New Roman" w:hAnsi="Times New Roman" w:cs="Times New Roman"/>
+          <w:b/>
+          <w:bCs/>
+          <w:sz w:val="24"/>
+          <w:szCs w:val="24"/>
+          <w:lang w:val="pt-BR"/>
+        </w:rPr>
+        <w:t>: “</w:t>
+      </w:r>
+      <w:r>
+        <w:rPr>
+          <w:rFonts w:ascii="Times New Roman" w:hAnsi="Times New Roman" w:cs="Times New Roman"/>
+          <w:sz w:val="24"/>
+          <w:szCs w:val="24"/>
+          <w:lang w:val="pt-BR"/>
+        </w:rPr>
+        <w:t>Estou esquecendo algumas coisas.</w:t>
+      </w:r>
+      <w:r>
+        <w:rPr>
+          <w:rFonts w:ascii="Times New Roman" w:hAnsi="Times New Roman" w:cs="Times New Roman"/>
+          <w:sz w:val="24"/>
+          <w:szCs w:val="24"/>
+          <w:lang w:val="pt-BR"/>
+        </w:rPr>
+        <w:t>” “</w:t>
+      </w:r>
+      <w:r>
+        <w:rPr>
+          <w:rFonts w:ascii="Times New Roman" w:hAnsi="Times New Roman" w:cs="Times New Roman"/>
+          <w:sz w:val="24"/>
+          <w:szCs w:val="24"/>
+          <w:lang w:val="pt-BR"/>
+        </w:rPr>
+        <w:t>Preciso centralizar minhas tarefas.</w:t>
+      </w:r>
+      <w:r>
+        <w:rPr>
+          <w:rFonts w:ascii="Times New Roman" w:hAnsi="Times New Roman" w:cs="Times New Roman"/>
+          <w:sz w:val="24"/>
+          <w:szCs w:val="24"/>
+          <w:lang w:val="pt-BR"/>
+        </w:rPr>
+        <w:t>”</w:t>
+      </w:r>
+    </w:p>
+    <w:p>
+      <w:pPr>
+        <w:rPr>
+          <w:rFonts w:ascii="Times New Roman" w:hAnsi="Times New Roman" w:cs="Times New Roman"/>
+          <w:b/>
+          <w:bCs/>
+          <w:sz w:val="24"/>
+          <w:szCs w:val="24"/>
+          <w:lang w:val="pt-BR"/>
+        </w:rPr>
+      </w:pPr>
+      <w:r>
+        <w:rPr>
+          <w:rFonts w:ascii="Times New Roman" w:hAnsi="Times New Roman" w:cs="Times New Roman"/>
+          <w:b/>
+          <w:bCs/>
+          <w:sz w:val="24"/>
+          <w:szCs w:val="24"/>
+          <w:lang w:val="pt-BR"/>
+        </w:rPr>
+        <w:t>Emoções</w:t>
+      </w:r>
+      <w:r>
+        <w:rPr>
+          <w:rFonts w:ascii="Times New Roman" w:hAnsi="Times New Roman" w:cs="Times New Roman"/>
+          <w:b/>
+          <w:bCs/>
+          <w:sz w:val="24"/>
+          <w:szCs w:val="24"/>
+          <w:lang w:val="pt-BR"/>
+        </w:rPr>
+        <w:t xml:space="preserve">: </w:t>
+      </w:r>
+      <w:r>
+        <w:rPr>
+          <w:rFonts w:ascii="Times New Roman" w:hAnsi="Times New Roman" w:cs="Times New Roman"/>
+          <w:sz w:val="24"/>
+          <w:szCs w:val="24"/>
+          <w:lang w:val="pt-BR"/>
+        </w:rPr>
+        <w:t>Ansiedade</w:t>
+      </w:r>
+      <w:r>
+        <w:rPr>
+          <w:rFonts w:ascii="Times New Roman" w:hAnsi="Times New Roman" w:cs="Times New Roman"/>
+          <w:sz w:val="24"/>
+          <w:szCs w:val="24"/>
+          <w:lang w:val="pt-BR"/>
+        </w:rPr>
+        <w:t xml:space="preserve">, </w:t>
+      </w:r>
+      <w:r>
+        <w:rPr>
+          <w:rFonts w:ascii="Times New Roman" w:hAnsi="Times New Roman" w:cs="Times New Roman"/>
+          <w:sz w:val="24"/>
+          <w:szCs w:val="24"/>
+          <w:lang w:val="pt-BR"/>
+        </w:rPr>
+        <w:t>Preocupação</w:t>
+      </w:r>
+    </w:p>
+    <w:p>
+      <w:pPr>
+        <w:rPr>
+          <w:rFonts w:ascii="Times New Roman" w:hAnsi="Times New Roman" w:cs="Times New Roman"/>
+          <w:b/>
+          <w:bCs/>
+          <w:sz w:val="24"/>
+          <w:szCs w:val="24"/>
+          <w:lang w:val="pt-BR"/>
+        </w:rPr>
+      </w:pPr>
+      <w:r>
+        <w:rPr>
+          <w:rFonts w:ascii="Times New Roman" w:hAnsi="Times New Roman" w:cs="Times New Roman"/>
+          <w:b/>
+          <w:bCs/>
+          <w:sz w:val="24"/>
+          <w:szCs w:val="24"/>
+          <w:lang w:val="pt-BR"/>
+        </w:rPr>
+        <w:t xml:space="preserve">Etapa 2 </w:t>
+      </w:r>
+      <w:r>
+        <w:rPr>
+          <w:rFonts w:ascii="Times New Roman" w:hAnsi="Times New Roman" w:cs="Times New Roman"/>
+          <w:b/>
+          <w:bCs/>
+          <w:sz w:val="24"/>
+          <w:szCs w:val="24"/>
+          <w:lang w:val="pt-BR"/>
+        </w:rPr>
+        <w:t xml:space="preserve">- </w:t>
+      </w:r>
+      <w:r>
+        <w:rPr>
+          <w:rFonts w:ascii="Times New Roman" w:hAnsi="Times New Roman" w:cs="Times New Roman"/>
+          <w:b/>
+          <w:bCs/>
+          <w:sz w:val="24"/>
+          <w:szCs w:val="24"/>
+          <w:lang w:val="pt-BR"/>
+        </w:rPr>
+        <w:t>Acesso ao sistema</w:t>
+      </w:r>
+    </w:p>
+    <w:p>
+      <w:pPr>
+        <w:rPr>
+          <w:rFonts w:ascii="Times New Roman" w:hAnsi="Times New Roman" w:cs="Times New Roman"/>
+          <w:b/>
+          <w:bCs/>
+          <w:sz w:val="24"/>
+          <w:szCs w:val="24"/>
+          <w:lang w:val="pt-BR"/>
+        </w:rPr>
+      </w:pPr>
+      <w:r>
+        <w:rPr>
+          <w:rFonts w:ascii="Times New Roman" w:hAnsi="Times New Roman" w:cs="Times New Roman"/>
+          <w:b/>
+          <w:bCs/>
+          <w:sz w:val="24"/>
+          <w:szCs w:val="24"/>
+          <w:lang w:val="pt-BR"/>
+        </w:rPr>
+        <w:t>Ações</w:t>
+      </w:r>
+      <w:r>
+        <w:rPr>
+          <w:rFonts w:ascii="Times New Roman" w:hAnsi="Times New Roman" w:cs="Times New Roman"/>
+          <w:b/>
+          <w:bCs/>
+          <w:sz w:val="24"/>
+          <w:szCs w:val="24"/>
+          <w:lang w:val="pt-BR"/>
+        </w:rPr>
+        <w:t xml:space="preserve">: </w:t>
+      </w:r>
+      <w:r>
+        <w:rPr>
+          <w:rFonts w:ascii="Times New Roman" w:hAnsi="Times New Roman" w:cs="Times New Roman"/>
+          <w:sz w:val="24"/>
+          <w:szCs w:val="24"/>
+          <w:lang w:val="pt-BR"/>
+        </w:rPr>
+        <w:t>Abre o aplicativo organizador.</w:t>
+      </w:r>
+      <w:r>
+        <w:rPr>
+          <w:rFonts w:ascii="Times New Roman" w:hAnsi="Times New Roman" w:cs="Times New Roman"/>
+          <w:b/>
+          <w:bCs/>
+          <w:sz w:val="24"/>
+          <w:szCs w:val="24"/>
+          <w:lang w:val="pt-BR"/>
+        </w:rPr>
+        <w:t xml:space="preserve"> </w:t>
+      </w:r>
+      <w:r>
+        <w:rPr>
+          <w:rFonts w:ascii="Times New Roman" w:hAnsi="Times New Roman" w:cs="Times New Roman"/>
+          <w:sz w:val="24"/>
+          <w:szCs w:val="24"/>
+          <w:lang w:val="pt-BR"/>
+        </w:rPr>
+        <w:t>Visualiza o calendário e lista de tarefas.</w:t>
+      </w:r>
+    </w:p>
+    <w:p>
+      <w:pPr>
+        <w:rPr>
+          <w:rFonts w:ascii="Times New Roman" w:hAnsi="Times New Roman" w:cs="Times New Roman"/>
+          <w:b/>
+          <w:bCs/>
+          <w:sz w:val="24"/>
+          <w:szCs w:val="24"/>
+          <w:lang w:val="pt-BR"/>
+        </w:rPr>
+      </w:pPr>
+      <w:r>
+        <w:rPr>
+          <w:rFonts w:ascii="Times New Roman" w:hAnsi="Times New Roman" w:cs="Times New Roman"/>
+          <w:b/>
+          <w:bCs/>
+          <w:sz w:val="24"/>
+          <w:szCs w:val="24"/>
+          <w:lang w:val="pt-BR"/>
+        </w:rPr>
+        <w:t>Pensamentos</w:t>
+      </w:r>
+      <w:r>
+        <w:rPr>
+          <w:rFonts w:ascii="Times New Roman" w:hAnsi="Times New Roman" w:cs="Times New Roman"/>
+          <w:b/>
+          <w:bCs/>
+          <w:sz w:val="24"/>
+          <w:szCs w:val="24"/>
+          <w:lang w:val="pt-BR"/>
+        </w:rPr>
+        <w:t xml:space="preserve">: </w:t>
+      </w:r>
+      <w:r>
+        <w:rPr>
+          <w:rFonts w:ascii="Times New Roman" w:hAnsi="Times New Roman" w:cs="Times New Roman"/>
+          <w:sz w:val="24"/>
+          <w:szCs w:val="24"/>
+          <w:lang w:val="pt-BR"/>
+        </w:rPr>
+        <w:t>“Preciso registrar os prazos antes de esquecer.”</w:t>
+      </w:r>
+    </w:p>
+    <w:p>
+      <w:pPr>
+        <w:rPr>
+          <w:rFonts w:ascii="Times New Roman" w:hAnsi="Times New Roman" w:cs="Times New Roman"/>
+          <w:sz w:val="24"/>
+          <w:szCs w:val="24"/>
+          <w:lang w:val="pt-BR"/>
+        </w:rPr>
+      </w:pPr>
+      <w:r>
+        <w:rPr>
+          <w:rFonts w:ascii="Times New Roman" w:hAnsi="Times New Roman" w:cs="Times New Roman"/>
+          <w:b/>
+          <w:bCs/>
+          <w:sz w:val="24"/>
+          <w:szCs w:val="24"/>
+          <w:lang w:val="pt-BR"/>
+        </w:rPr>
+        <w:t>Emoções</w:t>
+      </w:r>
+      <w:r>
+        <w:rPr>
+          <w:rFonts w:ascii="Times New Roman" w:hAnsi="Times New Roman" w:cs="Times New Roman"/>
+          <w:b/>
+          <w:bCs/>
+          <w:sz w:val="24"/>
+          <w:szCs w:val="24"/>
+          <w:lang w:val="pt-BR"/>
+        </w:rPr>
+        <w:t xml:space="preserve">: </w:t>
+      </w:r>
+      <w:r>
+        <w:rPr>
+          <w:rFonts w:ascii="Times New Roman" w:hAnsi="Times New Roman" w:cs="Times New Roman"/>
+          <w:sz w:val="24"/>
+          <w:szCs w:val="24"/>
+          <w:lang w:val="pt-BR"/>
+        </w:rPr>
+        <w:t>Alívio inicial</w:t>
+      </w:r>
+      <w:r>
+        <w:rPr>
+          <w:rFonts w:ascii="Times New Roman" w:hAnsi="Times New Roman" w:cs="Times New Roman"/>
+          <w:sz w:val="24"/>
+          <w:szCs w:val="24"/>
+          <w:lang w:val="pt-BR"/>
+        </w:rPr>
+        <w:t xml:space="preserve"> e s</w:t>
+      </w:r>
+      <w:r>
+        <w:rPr>
+          <w:rFonts w:ascii="Times New Roman" w:hAnsi="Times New Roman" w:cs="Times New Roman"/>
+          <w:sz w:val="24"/>
+          <w:szCs w:val="24"/>
+          <w:lang w:val="pt-BR"/>
+        </w:rPr>
+        <w:t>ensação de controle</w:t>
+      </w:r>
+    </w:p>
+    <w:p>
+      <w:pPr>
+        <w:rPr>
+          <w:rFonts w:ascii="Times New Roman" w:hAnsi="Times New Roman" w:cs="Times New Roman"/>
+          <w:b/>
+          <w:bCs/>
+          <w:sz w:val="24"/>
+          <w:szCs w:val="24"/>
+          <w:lang w:val="pt-BR"/>
+        </w:rPr>
+      </w:pPr>
+      <w:r>
+        <w:rPr>
+          <w:rFonts w:ascii="Times New Roman" w:hAnsi="Times New Roman" w:cs="Times New Roman"/>
+          <w:b/>
+          <w:bCs/>
+          <w:sz w:val="24"/>
+          <w:szCs w:val="24"/>
+          <w:lang w:val="pt-BR"/>
+        </w:rPr>
+        <w:t xml:space="preserve">Etapa 3 </w:t>
+      </w:r>
+      <w:r>
+        <w:rPr>
+          <w:rFonts w:ascii="Times New Roman" w:hAnsi="Times New Roman" w:cs="Times New Roman"/>
+          <w:b/>
+          <w:bCs/>
+          <w:sz w:val="24"/>
+          <w:szCs w:val="24"/>
+          <w:lang w:val="pt-BR"/>
+        </w:rPr>
+        <w:t>-</w:t>
+      </w:r>
+      <w:r>
+        <w:rPr>
+          <w:rFonts w:ascii="Times New Roman" w:hAnsi="Times New Roman" w:cs="Times New Roman"/>
+          <w:b/>
+          <w:bCs/>
+          <w:sz w:val="24"/>
+          <w:szCs w:val="24"/>
+          <w:lang w:val="pt-BR"/>
+        </w:rPr>
+        <w:t xml:space="preserve"> Organização das tarefas</w:t>
+      </w:r>
+    </w:p>
+    <w:p>
+      <w:pPr>
+        <w:rPr>
+          <w:rFonts w:ascii="Times New Roman" w:hAnsi="Times New Roman" w:cs="Times New Roman"/>
+          <w:b/>
+          <w:bCs/>
+          <w:sz w:val="24"/>
+          <w:szCs w:val="24"/>
+          <w:lang w:val="pt-BR"/>
+        </w:rPr>
+      </w:pPr>
+      <w:r>
+        <w:rPr>
+          <w:rFonts w:ascii="Times New Roman" w:hAnsi="Times New Roman" w:cs="Times New Roman"/>
+          <w:b/>
+          <w:bCs/>
+          <w:sz w:val="24"/>
+          <w:szCs w:val="24"/>
+          <w:lang w:val="pt-BR"/>
+        </w:rPr>
+        <w:t>Ações</w:t>
+      </w:r>
+      <w:r>
+        <w:rPr>
+          <w:rFonts w:ascii="Times New Roman" w:hAnsi="Times New Roman" w:cs="Times New Roman"/>
+          <w:b/>
+          <w:bCs/>
+          <w:sz w:val="24"/>
+          <w:szCs w:val="24"/>
+          <w:lang w:val="pt-BR"/>
+        </w:rPr>
+        <w:t xml:space="preserve">: </w:t>
+      </w:r>
+      <w:r>
+        <w:rPr>
+          <w:rFonts w:ascii="Times New Roman" w:hAnsi="Times New Roman" w:cs="Times New Roman"/>
+          <w:sz w:val="24"/>
+          <w:szCs w:val="24"/>
+          <w:lang w:val="pt-BR"/>
+        </w:rPr>
+        <w:t>Registra trabalhos, provas e reuniões</w:t>
+      </w:r>
+      <w:r>
+        <w:rPr>
+          <w:rFonts w:ascii="Times New Roman" w:hAnsi="Times New Roman" w:cs="Times New Roman"/>
+          <w:sz w:val="24"/>
+          <w:szCs w:val="24"/>
+          <w:lang w:val="pt-BR"/>
+        </w:rPr>
+        <w:t>, d</w:t>
+      </w:r>
+      <w:r>
+        <w:rPr>
+          <w:rFonts w:ascii="Times New Roman" w:hAnsi="Times New Roman" w:cs="Times New Roman"/>
+          <w:sz w:val="24"/>
+          <w:szCs w:val="24"/>
+          <w:lang w:val="pt-BR"/>
+        </w:rPr>
+        <w:t>efine prioridades</w:t>
+      </w:r>
+      <w:r>
+        <w:rPr>
+          <w:rFonts w:ascii="Times New Roman" w:hAnsi="Times New Roman" w:cs="Times New Roman"/>
+          <w:sz w:val="24"/>
+          <w:szCs w:val="24"/>
+          <w:lang w:val="pt-BR"/>
+        </w:rPr>
+        <w:t xml:space="preserve"> e d</w:t>
+      </w:r>
+      <w:r>
+        <w:rPr>
+          <w:rFonts w:ascii="Times New Roman" w:hAnsi="Times New Roman" w:cs="Times New Roman"/>
+          <w:sz w:val="24"/>
+          <w:szCs w:val="24"/>
+          <w:lang w:val="pt-BR"/>
+        </w:rPr>
+        <w:t>ivide atividades em etapas menores.</w:t>
+      </w:r>
+    </w:p>
+    <w:p>
+      <w:pPr>
+        <w:rPr>
+          <w:rFonts w:ascii="Times New Roman" w:hAnsi="Times New Roman" w:cs="Times New Roman"/>
+          <w:b/>
+          <w:bCs/>
+          <w:sz w:val="24"/>
+          <w:szCs w:val="24"/>
+          <w:lang w:val="pt-BR"/>
+        </w:rPr>
+      </w:pPr>
+      <w:r>
+        <w:rPr>
+          <w:rFonts w:ascii="Times New Roman" w:hAnsi="Times New Roman" w:cs="Times New Roman"/>
+          <w:b/>
+          <w:bCs/>
+          <w:sz w:val="24"/>
+          <w:szCs w:val="24"/>
+          <w:lang w:val="pt-BR"/>
+        </w:rPr>
+        <w:t>Pensamentos</w:t>
+      </w:r>
+      <w:r>
+        <w:rPr>
+          <w:rFonts w:ascii="Times New Roman" w:hAnsi="Times New Roman" w:cs="Times New Roman"/>
+          <w:b/>
+          <w:bCs/>
+          <w:sz w:val="24"/>
+          <w:szCs w:val="24"/>
+          <w:lang w:val="pt-BR"/>
+        </w:rPr>
+        <w:t xml:space="preserve">: </w:t>
+      </w:r>
+      <w:r>
+        <w:rPr>
+          <w:rFonts w:ascii="Times New Roman" w:hAnsi="Times New Roman" w:cs="Times New Roman"/>
+          <w:sz w:val="24"/>
+          <w:szCs w:val="24"/>
+          <w:lang w:val="pt-BR"/>
+        </w:rPr>
+        <w:t>“Agora consigo ver o que preciso fazer primeiro.”</w:t>
+      </w:r>
+    </w:p>
+    <w:p>
+      <w:pPr>
+        <w:tabs>
+          <w:tab w:val="num" w:pos="720"/>
+        </w:tabs>
+        <w:rPr>
+          <w:rFonts w:ascii="Times New Roman" w:hAnsi="Times New Roman" w:cs="Times New Roman"/>
+          <w:b/>
+          <w:bCs/>
+          <w:sz w:val="24"/>
+          <w:szCs w:val="24"/>
+          <w:lang w:val="pt-BR"/>
+        </w:rPr>
+      </w:pPr>
+      <w:r>
+        <w:rPr>
+          <w:rFonts w:ascii="Times New Roman" w:hAnsi="Times New Roman" w:cs="Times New Roman"/>
+          <w:b/>
+          <w:bCs/>
+          <w:sz w:val="24"/>
+          <w:szCs w:val="24"/>
+          <w:lang w:val="pt-BR"/>
+        </w:rPr>
+        <w:t>Emoções</w:t>
+      </w:r>
+      <w:r>
+        <w:rPr>
+          <w:rFonts w:ascii="Times New Roman" w:hAnsi="Times New Roman" w:cs="Times New Roman"/>
+          <w:b/>
+          <w:bCs/>
+          <w:sz w:val="24"/>
+          <w:szCs w:val="24"/>
+          <w:lang w:val="pt-BR"/>
+        </w:rPr>
+        <w:t xml:space="preserve">: </w:t>
+      </w:r>
+      <w:r>
+        <w:rPr>
+          <w:rFonts w:ascii="Times New Roman" w:hAnsi="Times New Roman" w:cs="Times New Roman"/>
+          <w:sz w:val="24"/>
+          <w:szCs w:val="24"/>
+          <w:lang w:val="pt-BR"/>
+        </w:rPr>
+        <w:t>Segurança</w:t>
+      </w:r>
+      <w:r>
+        <w:rPr>
+          <w:rFonts w:ascii="Times New Roman" w:hAnsi="Times New Roman" w:cs="Times New Roman"/>
+          <w:sz w:val="24"/>
+          <w:szCs w:val="24"/>
+          <w:lang w:val="pt-BR"/>
+        </w:rPr>
+        <w:t xml:space="preserve"> e </w:t>
+      </w:r>
+      <w:r>
+        <w:rPr>
+          <w:rFonts w:ascii="Times New Roman" w:hAnsi="Times New Roman" w:cs="Times New Roman"/>
+          <w:sz w:val="24"/>
+          <w:szCs w:val="24"/>
+          <w:lang w:val="pt-BR"/>
+        </w:rPr>
+        <w:t>Clareza</w:t>
+      </w:r>
+    </w:p>
+    <w:p>
+      <w:pPr>
+        <w:rPr>
+          <w:rFonts w:ascii="Times New Roman" w:hAnsi="Times New Roman" w:cs="Times New Roman"/>
+          <w:b/>
+          <w:bCs/>
+          <w:sz w:val="24"/>
+          <w:szCs w:val="24"/>
+          <w:lang w:val="pt-BR"/>
+        </w:rPr>
+      </w:pPr>
+      <w:r>
+        <w:rPr>
+          <w:rFonts w:ascii="Times New Roman" w:hAnsi="Times New Roman" w:cs="Times New Roman"/>
+          <w:b/>
+          <w:bCs/>
+          <w:sz w:val="24"/>
+          <w:szCs w:val="24"/>
+          <w:lang w:val="pt-BR"/>
+        </w:rPr>
+        <w:t xml:space="preserve">Etapa 4 </w:t>
+      </w:r>
+      <w:r>
+        <w:rPr>
+          <w:rFonts w:ascii="Times New Roman" w:hAnsi="Times New Roman" w:cs="Times New Roman"/>
+          <w:b/>
+          <w:bCs/>
+          <w:sz w:val="24"/>
+          <w:szCs w:val="24"/>
+          <w:lang w:val="pt-BR"/>
+        </w:rPr>
+        <w:t xml:space="preserve">- </w:t>
+      </w:r>
+      <w:r>
+        <w:rPr>
+          <w:rFonts w:ascii="Times New Roman" w:hAnsi="Times New Roman" w:cs="Times New Roman"/>
+          <w:b/>
+          <w:bCs/>
+          <w:sz w:val="24"/>
+          <w:szCs w:val="24"/>
+          <w:lang w:val="pt-BR"/>
+        </w:rPr>
+        <w:t>Acompanhamento da rotina</w:t>
+      </w:r>
+    </w:p>
+    <w:p>
+      <w:pPr>
+        <w:rPr>
+          <w:rFonts w:ascii="Times New Roman" w:hAnsi="Times New Roman" w:cs="Times New Roman"/>
+          <w:b/>
+          <w:bCs/>
+          <w:sz w:val="24"/>
+          <w:szCs w:val="24"/>
+          <w:lang w:val="pt-BR"/>
+        </w:rPr>
+      </w:pPr>
+      <w:r>
+        <w:rPr>
+          <w:rFonts w:ascii="Times New Roman" w:hAnsi="Times New Roman" w:cs="Times New Roman"/>
+          <w:b/>
+          <w:bCs/>
+          <w:sz w:val="24"/>
+          <w:szCs w:val="24"/>
+          <w:lang w:val="pt-BR"/>
+        </w:rPr>
+        <w:t>Ações</w:t>
+      </w:r>
+      <w:r>
+        <w:rPr>
+          <w:rFonts w:ascii="Times New Roman" w:hAnsi="Times New Roman" w:cs="Times New Roman"/>
+          <w:b/>
+          <w:bCs/>
+          <w:sz w:val="24"/>
+          <w:szCs w:val="24"/>
+          <w:lang w:val="pt-BR"/>
+        </w:rPr>
+        <w:t xml:space="preserve">: </w:t>
+      </w:r>
+      <w:r>
+        <w:rPr>
+          <w:rFonts w:ascii="Times New Roman" w:hAnsi="Times New Roman" w:cs="Times New Roman"/>
+          <w:sz w:val="24"/>
+          <w:szCs w:val="24"/>
+          <w:lang w:val="pt-BR"/>
+        </w:rPr>
+        <w:t>Consulta o aplicativo diariamente</w:t>
+      </w:r>
+      <w:r>
+        <w:rPr>
+          <w:rFonts w:ascii="Times New Roman" w:hAnsi="Times New Roman" w:cs="Times New Roman"/>
+          <w:sz w:val="24"/>
+          <w:szCs w:val="24"/>
+          <w:lang w:val="pt-BR"/>
+        </w:rPr>
+        <w:t xml:space="preserve"> e r</w:t>
+      </w:r>
+      <w:r>
+        <w:rPr>
+          <w:rFonts w:ascii="Times New Roman" w:hAnsi="Times New Roman" w:cs="Times New Roman"/>
+          <w:sz w:val="24"/>
+          <w:szCs w:val="24"/>
+          <w:lang w:val="pt-BR"/>
+        </w:rPr>
+        <w:t>ecebe notificações de prazos.</w:t>
+      </w:r>
+    </w:p>
+    <w:p>
+      <w:pPr>
+        <w:rPr>
+          <w:rFonts w:ascii="Times New Roman" w:hAnsi="Times New Roman" w:cs="Times New Roman"/>
+          <w:b/>
+          <w:bCs/>
+          <w:sz w:val="24"/>
+          <w:szCs w:val="24"/>
+          <w:lang w:val="pt-BR"/>
+        </w:rPr>
+      </w:pPr>
+      <w:r>
+        <w:rPr>
+          <w:rFonts w:ascii="Times New Roman" w:hAnsi="Times New Roman" w:cs="Times New Roman"/>
+          <w:b/>
+          <w:bCs/>
+          <w:sz w:val="24"/>
+          <w:szCs w:val="24"/>
+          <w:lang w:val="pt-BR"/>
+        </w:rPr>
+        <w:t>Pensamentos</w:t>
+      </w:r>
+      <w:r>
+        <w:rPr>
+          <w:rFonts w:ascii="Times New Roman" w:hAnsi="Times New Roman" w:cs="Times New Roman"/>
+          <w:b/>
+          <w:bCs/>
+          <w:sz w:val="24"/>
+          <w:szCs w:val="24"/>
+          <w:lang w:val="pt-BR"/>
+        </w:rPr>
+        <w:t xml:space="preserve">: </w:t>
+      </w:r>
+      <w:r>
+        <w:rPr>
+          <w:rFonts w:ascii="Times New Roman" w:hAnsi="Times New Roman" w:cs="Times New Roman"/>
+          <w:b/>
+          <w:bCs/>
+          <w:sz w:val="24"/>
+          <w:szCs w:val="24"/>
+          <w:lang w:val="pt-BR"/>
+        </w:rPr>
+        <w:t>“</w:t>
+      </w:r>
+      <w:r>
+        <w:rPr>
+          <w:rFonts w:ascii="Times New Roman" w:hAnsi="Times New Roman" w:cs="Times New Roman"/>
+          <w:sz w:val="24"/>
+          <w:szCs w:val="24"/>
+          <w:lang w:val="pt-BR"/>
+        </w:rPr>
+        <w:t>Ainda tenho tempo para terminar isso.”</w:t>
+      </w:r>
+    </w:p>
+    <w:p>
+      <w:pPr>
+        <w:tabs>
+          <w:tab w:val="num" w:pos="720"/>
+        </w:tabs>
+        <w:rPr>
+          <w:rFonts w:ascii="Times New Roman" w:hAnsi="Times New Roman" w:cs="Times New Roman"/>
+          <w:b/>
+          <w:bCs/>
+          <w:sz w:val="24"/>
+          <w:szCs w:val="24"/>
+          <w:lang w:val="pt-BR"/>
+        </w:rPr>
+      </w:pPr>
+      <w:r>
+        <w:rPr>
+          <w:rFonts w:ascii="Times New Roman" w:hAnsi="Times New Roman" w:cs="Times New Roman"/>
+          <w:b/>
+          <w:bCs/>
+          <w:sz w:val="24"/>
+          <w:szCs w:val="24"/>
+          <w:lang w:val="pt-BR"/>
+        </w:rPr>
+        <w:t>Emoções</w:t>
+      </w:r>
+      <w:r>
+        <w:rPr>
+          <w:rFonts w:ascii="Times New Roman" w:hAnsi="Times New Roman" w:cs="Times New Roman"/>
+          <w:b/>
+          <w:bCs/>
+          <w:sz w:val="24"/>
+          <w:szCs w:val="24"/>
+          <w:lang w:val="pt-BR"/>
+        </w:rPr>
+        <w:t xml:space="preserve">: </w:t>
+      </w:r>
+      <w:r>
+        <w:rPr>
+          <w:rFonts w:ascii="Times New Roman" w:hAnsi="Times New Roman" w:cs="Times New Roman"/>
+          <w:sz w:val="24"/>
+          <w:szCs w:val="24"/>
+          <w:lang w:val="pt-BR"/>
+        </w:rPr>
+        <w:t>Confiança</w:t>
+      </w:r>
+      <w:r>
+        <w:rPr>
+          <w:rFonts w:ascii="Times New Roman" w:hAnsi="Times New Roman" w:cs="Times New Roman"/>
+          <w:sz w:val="24"/>
+          <w:szCs w:val="24"/>
+          <w:lang w:val="pt-BR"/>
+        </w:rPr>
+        <w:t xml:space="preserve"> e r</w:t>
+      </w:r>
+      <w:r>
+        <w:rPr>
+          <w:rFonts w:ascii="Times New Roman" w:hAnsi="Times New Roman" w:cs="Times New Roman"/>
+          <w:sz w:val="24"/>
+          <w:szCs w:val="24"/>
+          <w:lang w:val="pt-BR"/>
+        </w:rPr>
+        <w:t>edução do estresse</w:t>
+      </w:r>
+      <w:r>
+        <w:rPr>
+          <w:rFonts w:ascii="Times New Roman" w:hAnsi="Times New Roman" w:cs="Times New Roman"/>
+          <w:sz w:val="24"/>
+          <w:szCs w:val="24"/>
+          <w:lang w:val="pt-BR"/>
+        </w:rPr>
+        <w:t>.</w:t>
+      </w:r>
+    </w:p>
+    <w:p>
+      <w:pPr>
+        <w:rPr>
+          <w:rFonts w:ascii="Times New Roman" w:hAnsi="Times New Roman" w:cs="Times New Roman"/>
+          <w:b/>
+          <w:bCs/>
+          <w:sz w:val="24"/>
+          <w:szCs w:val="24"/>
+          <w:lang w:val="pt-BR"/>
+        </w:rPr>
+      </w:pPr>
+      <w:r>
+        <w:rPr>
+          <w:rFonts w:ascii="Times New Roman" w:hAnsi="Times New Roman" w:cs="Times New Roman"/>
+          <w:b/>
+          <w:bCs/>
           <w:sz w:val="32"/>
           <w:szCs w:val="32"/>
           <w:lang w:val="pt-BR"/>
         </w:rPr>
-      </w:pPr>
-      <w:r>
+        <w:t>2.2 Persona: Mariana Souza Ribeiro</w:t>
+      </w:r>
+    </w:p>
+    <w:p>
+      <w:pPr>
         <w:rPr>
           <w:rFonts w:ascii="Times New Roman" w:hAnsi="Times New Roman" w:cs="Times New Roman"/>
           <w:b/>
           <w:bCs/>
-          <w:color w:val="00B0F0"/>
+          <w:sz w:val="24"/>
+          <w:szCs w:val="24"/>
+          <w:lang w:val="pt-BR"/>
+        </w:rPr>
+      </w:pPr>
+      <w:r>
+        <w:rPr>
+          <w:rFonts w:ascii="Times New Roman" w:hAnsi="Times New Roman" w:cs="Times New Roman"/>
+          <w:b/>
+          <w:bCs/>
+          <w:sz w:val="24"/>
+          <w:szCs w:val="24"/>
+          <w:lang w:val="pt-BR"/>
+        </w:rPr>
+        <w:t>Identidade</w:t>
+      </w:r>
+      <w:r>
+        <w:rPr>
+          <w:rFonts w:ascii="Times New Roman" w:hAnsi="Times New Roman" w:cs="Times New Roman"/>
+          <w:b/>
+          <w:bCs/>
+          <w:sz w:val="24"/>
+          <w:szCs w:val="24"/>
+          <w:lang w:val="pt-BR"/>
+        </w:rPr>
+        <w:t xml:space="preserve">: </w:t>
+      </w:r>
+      <w:r>
+        <w:rPr>
+          <w:rFonts w:ascii="Times New Roman" w:hAnsi="Times New Roman" w:cs="Times New Roman"/>
+          <w:sz w:val="24"/>
+          <w:szCs w:val="24"/>
+          <w:lang w:val="pt-BR"/>
+        </w:rPr>
+        <w:t>Mariana Souza Ribeiro, 19 anos, estudante de Psicologia no 2º semestre. Está em fase inicial da graduação e ainda busca desenvolver métodos consistentes de organização.</w:t>
+      </w:r>
+    </w:p>
+    <w:p>
+      <w:pPr>
+        <w:rPr>
+          <w:rFonts w:ascii="Times New Roman" w:hAnsi="Times New Roman" w:cs="Times New Roman"/>
+          <w:b/>
+          <w:bCs/>
+          <w:sz w:val="24"/>
+          <w:szCs w:val="24"/>
+          <w:lang w:val="pt-BR"/>
+        </w:rPr>
+      </w:pPr>
+      <w:r>
+        <w:rPr>
+          <w:rFonts w:ascii="Times New Roman" w:hAnsi="Times New Roman" w:cs="Times New Roman"/>
+          <w:b/>
+          <w:bCs/>
+          <w:sz w:val="24"/>
+          <w:szCs w:val="24"/>
+          <w:lang w:val="pt-BR"/>
+        </w:rPr>
+        <w:lastRenderedPageBreak/>
+        <w:t>Status</w:t>
+      </w:r>
+      <w:r>
+        <w:rPr>
+          <w:rFonts w:ascii="Times New Roman" w:hAnsi="Times New Roman" w:cs="Times New Roman"/>
+          <w:b/>
+          <w:bCs/>
+          <w:sz w:val="24"/>
+          <w:szCs w:val="24"/>
+          <w:lang w:val="pt-BR"/>
+        </w:rPr>
+        <w:t xml:space="preserve">: </w:t>
+      </w:r>
+      <w:r>
+        <w:rPr>
+          <w:rFonts w:ascii="Times New Roman" w:hAnsi="Times New Roman" w:cs="Times New Roman"/>
+          <w:sz w:val="24"/>
+          <w:szCs w:val="24"/>
+          <w:lang w:val="pt-BR"/>
+        </w:rPr>
+        <w:t>Persona Primária</w:t>
+      </w:r>
+    </w:p>
+    <w:p>
+      <w:pPr>
+        <w:rPr>
+          <w:rFonts w:ascii="Times New Roman" w:hAnsi="Times New Roman" w:cs="Times New Roman"/>
+          <w:b/>
+          <w:bCs/>
+          <w:sz w:val="24"/>
+          <w:szCs w:val="24"/>
+          <w:lang w:val="pt-BR"/>
+        </w:rPr>
+      </w:pPr>
+      <w:r>
+        <w:rPr>
+          <w:rFonts w:ascii="Times New Roman" w:hAnsi="Times New Roman" w:cs="Times New Roman"/>
+          <w:b/>
+          <w:bCs/>
+          <w:sz w:val="24"/>
+          <w:szCs w:val="24"/>
+          <w:lang w:val="pt-BR"/>
+        </w:rPr>
+        <w:t>Objetivos</w:t>
+      </w:r>
+      <w:r>
+        <w:rPr>
+          <w:rFonts w:ascii="Times New Roman" w:hAnsi="Times New Roman" w:cs="Times New Roman"/>
+          <w:b/>
+          <w:bCs/>
+          <w:sz w:val="24"/>
+          <w:szCs w:val="24"/>
+          <w:lang w:val="pt-BR"/>
+        </w:rPr>
+        <w:t xml:space="preserve">: </w:t>
+      </w:r>
+      <w:r>
+        <w:rPr>
+          <w:rFonts w:ascii="Times New Roman" w:hAnsi="Times New Roman" w:cs="Times New Roman"/>
+          <w:sz w:val="24"/>
+          <w:szCs w:val="24"/>
+          <w:lang w:val="pt-BR"/>
+        </w:rPr>
+        <w:t>Criar uma rotina de estudos mais estruturada, reduzir procrastinação e equilibrar atividades acadêmicas com vida social.</w:t>
+      </w:r>
+    </w:p>
+    <w:p>
+      <w:pPr>
+        <w:rPr>
+          <w:rFonts w:ascii="Times New Roman" w:hAnsi="Times New Roman" w:cs="Times New Roman"/>
+          <w:b/>
+          <w:bCs/>
+          <w:sz w:val="24"/>
+          <w:szCs w:val="24"/>
+          <w:lang w:val="pt-BR"/>
+        </w:rPr>
+      </w:pPr>
+      <w:r>
+        <w:rPr>
+          <w:rFonts w:ascii="Times New Roman" w:hAnsi="Times New Roman" w:cs="Times New Roman"/>
+          <w:b/>
+          <w:bCs/>
+          <w:sz w:val="24"/>
+          <w:szCs w:val="24"/>
+          <w:lang w:val="pt-BR"/>
+        </w:rPr>
+        <w:t>Habilidades</w:t>
+      </w:r>
+      <w:r>
+        <w:rPr>
+          <w:rFonts w:ascii="Times New Roman" w:hAnsi="Times New Roman" w:cs="Times New Roman"/>
+          <w:b/>
+          <w:bCs/>
+          <w:sz w:val="24"/>
+          <w:szCs w:val="24"/>
+          <w:lang w:val="pt-BR"/>
+        </w:rPr>
+        <w:t xml:space="preserve">: </w:t>
+      </w:r>
+      <w:r>
+        <w:rPr>
+          <w:rFonts w:ascii="Times New Roman" w:hAnsi="Times New Roman" w:cs="Times New Roman"/>
+          <w:sz w:val="24"/>
+          <w:szCs w:val="24"/>
+          <w:lang w:val="pt-BR"/>
+        </w:rPr>
+        <w:t xml:space="preserve">Boa comunicação, criatividade e familiaridade com redes sociais. Já utilizou </w:t>
+      </w:r>
+      <w:proofErr w:type="spellStart"/>
+      <w:r>
+        <w:rPr>
+          <w:rFonts w:ascii="Times New Roman" w:hAnsi="Times New Roman" w:cs="Times New Roman"/>
+          <w:sz w:val="24"/>
+          <w:szCs w:val="24"/>
+          <w:lang w:val="pt-BR"/>
+        </w:rPr>
+        <w:t>planners</w:t>
+      </w:r>
+      <w:proofErr w:type="spellEnd"/>
+      <w:r>
+        <w:rPr>
+          <w:rFonts w:ascii="Times New Roman" w:hAnsi="Times New Roman" w:cs="Times New Roman"/>
+          <w:sz w:val="24"/>
+          <w:szCs w:val="24"/>
+          <w:lang w:val="pt-BR"/>
+        </w:rPr>
+        <w:t xml:space="preserve"> físicos e aplicativos simples de tarefas.</w:t>
+      </w:r>
+    </w:p>
+    <w:p>
+      <w:pPr>
+        <w:rPr>
+          <w:rFonts w:ascii="Times New Roman" w:hAnsi="Times New Roman" w:cs="Times New Roman"/>
+          <w:b/>
+          <w:bCs/>
+          <w:sz w:val="24"/>
+          <w:szCs w:val="24"/>
+          <w:lang w:val="pt-BR"/>
+        </w:rPr>
+      </w:pPr>
+      <w:r>
+        <w:rPr>
+          <w:rFonts w:ascii="Times New Roman" w:hAnsi="Times New Roman" w:cs="Times New Roman"/>
+          <w:b/>
+          <w:bCs/>
+          <w:sz w:val="24"/>
+          <w:szCs w:val="24"/>
+          <w:lang w:val="pt-BR"/>
+        </w:rPr>
+        <w:t>Tarefas</w:t>
+      </w:r>
+      <w:r>
+        <w:rPr>
+          <w:rFonts w:ascii="Times New Roman" w:hAnsi="Times New Roman" w:cs="Times New Roman"/>
+          <w:b/>
+          <w:bCs/>
+          <w:sz w:val="24"/>
+          <w:szCs w:val="24"/>
+          <w:lang w:val="pt-BR"/>
+        </w:rPr>
+        <w:t xml:space="preserve">: </w:t>
+      </w:r>
+      <w:r>
+        <w:rPr>
+          <w:rFonts w:ascii="Times New Roman" w:hAnsi="Times New Roman" w:cs="Times New Roman"/>
+          <w:sz w:val="24"/>
+          <w:szCs w:val="24"/>
+          <w:lang w:val="pt-BR"/>
+        </w:rPr>
+        <w:t>Estudar para provas, desenvolver trabalhos acadêmicos e participar de atividades em grupo. Essas tarefas ocorrem semanalmente e demandam períodos prolongados de dedicação.</w:t>
+      </w:r>
+    </w:p>
+    <w:p>
+      <w:pPr>
+        <w:rPr>
+          <w:rFonts w:ascii="Times New Roman" w:hAnsi="Times New Roman" w:cs="Times New Roman"/>
+          <w:b/>
+          <w:bCs/>
+          <w:sz w:val="24"/>
+          <w:szCs w:val="24"/>
+          <w:lang w:val="pt-BR"/>
+        </w:rPr>
+      </w:pPr>
+      <w:r>
+        <w:rPr>
+          <w:rFonts w:ascii="Times New Roman" w:hAnsi="Times New Roman" w:cs="Times New Roman"/>
+          <w:b/>
+          <w:bCs/>
+          <w:sz w:val="24"/>
+          <w:szCs w:val="24"/>
+          <w:lang w:val="pt-BR"/>
+        </w:rPr>
+        <w:t>Relacionamentos</w:t>
+      </w:r>
+      <w:r>
+        <w:rPr>
+          <w:rFonts w:ascii="Times New Roman" w:hAnsi="Times New Roman" w:cs="Times New Roman"/>
+          <w:b/>
+          <w:bCs/>
+          <w:sz w:val="24"/>
+          <w:szCs w:val="24"/>
+          <w:lang w:val="pt-BR"/>
+        </w:rPr>
+        <w:t xml:space="preserve">: </w:t>
+      </w:r>
+      <w:r>
+        <w:rPr>
+          <w:rFonts w:ascii="Times New Roman" w:hAnsi="Times New Roman" w:cs="Times New Roman"/>
+          <w:sz w:val="24"/>
+          <w:szCs w:val="24"/>
+          <w:lang w:val="pt-BR"/>
+        </w:rPr>
+        <w:t>Relaciona-se principalmente com colegas de turma, professores e amigos. Grande parte das atividades envolve colaboração em grupo.</w:t>
+      </w:r>
+    </w:p>
+    <w:p>
+      <w:pPr>
+        <w:rPr>
+          <w:rFonts w:ascii="Times New Roman" w:hAnsi="Times New Roman" w:cs="Times New Roman"/>
+          <w:b/>
+          <w:bCs/>
+          <w:sz w:val="24"/>
+          <w:szCs w:val="24"/>
+          <w:lang w:val="pt-BR"/>
+        </w:rPr>
+      </w:pPr>
+      <w:r>
+        <w:rPr>
+          <w:rFonts w:ascii="Times New Roman" w:hAnsi="Times New Roman" w:cs="Times New Roman"/>
+          <w:b/>
+          <w:bCs/>
+          <w:sz w:val="24"/>
+          <w:szCs w:val="24"/>
+          <w:lang w:val="pt-BR"/>
+        </w:rPr>
+        <w:t>Requisitos</w:t>
+      </w:r>
+      <w:r>
+        <w:rPr>
+          <w:rFonts w:ascii="Times New Roman" w:hAnsi="Times New Roman" w:cs="Times New Roman"/>
+          <w:b/>
+          <w:bCs/>
+          <w:sz w:val="24"/>
+          <w:szCs w:val="24"/>
+          <w:lang w:val="pt-BR"/>
+        </w:rPr>
+        <w:t xml:space="preserve">: </w:t>
+      </w:r>
+      <w:r>
+        <w:rPr>
+          <w:rFonts w:ascii="Times New Roman" w:hAnsi="Times New Roman" w:cs="Times New Roman"/>
+          <w:sz w:val="24"/>
+          <w:szCs w:val="24"/>
+          <w:lang w:val="pt-BR"/>
+        </w:rPr>
+        <w:t>Precisa de estímulos visuais, acompanhamento de progresso e lembretes que incentivem a continuidade das tarefas.</w:t>
+      </w:r>
+    </w:p>
+    <w:p>
+      <w:pPr>
+        <w:rPr>
+          <w:rFonts w:ascii="Times New Roman" w:hAnsi="Times New Roman" w:cs="Times New Roman"/>
+          <w:sz w:val="24"/>
+          <w:szCs w:val="24"/>
+          <w:lang w:val="pt-BR"/>
+        </w:rPr>
+      </w:pPr>
+      <w:r>
+        <w:rPr>
+          <w:rFonts w:ascii="Times New Roman" w:hAnsi="Times New Roman" w:cs="Times New Roman"/>
+          <w:b/>
+          <w:bCs/>
+          <w:sz w:val="24"/>
+          <w:szCs w:val="24"/>
+          <w:lang w:val="pt-BR"/>
+        </w:rPr>
+        <w:t>Expectativas</w:t>
+      </w:r>
+      <w:r>
+        <w:rPr>
+          <w:rFonts w:ascii="Times New Roman" w:hAnsi="Times New Roman" w:cs="Times New Roman"/>
+          <w:b/>
+          <w:bCs/>
+          <w:sz w:val="24"/>
+          <w:szCs w:val="24"/>
+          <w:lang w:val="pt-BR"/>
+        </w:rPr>
+        <w:t xml:space="preserve">: </w:t>
+      </w:r>
+      <w:r>
+        <w:rPr>
+          <w:rFonts w:ascii="Times New Roman" w:hAnsi="Times New Roman" w:cs="Times New Roman"/>
+          <w:sz w:val="24"/>
+          <w:szCs w:val="24"/>
+          <w:lang w:val="pt-BR"/>
+        </w:rPr>
+        <w:t>Espera que o sistema seja visualmente agradável, intuitivo e motivador. Acredita que o aplicativo deve ajudá-la a transformar grandes responsabilidades em pequenas metas alcançáveis.</w:t>
+      </w:r>
+    </w:p>
+    <w:p>
+      <w:pPr>
+        <w:rPr>
+          <w:rFonts w:ascii="Times New Roman" w:hAnsi="Times New Roman" w:cs="Times New Roman"/>
+          <w:b/>
+          <w:bCs/>
+          <w:sz w:val="24"/>
+          <w:szCs w:val="24"/>
+          <w:lang w:val="pt-BR"/>
+        </w:rPr>
+      </w:pPr>
+      <w:r>
+        <w:rPr>
+          <w:rFonts w:ascii="Times New Roman" w:hAnsi="Times New Roman" w:cs="Times New Roman"/>
+          <w:b/>
+          <w:bCs/>
+          <w:sz w:val="24"/>
+          <w:szCs w:val="24"/>
+          <w:lang w:val="pt-BR"/>
+        </w:rPr>
+        <w:t>Mapa de empatia:</w:t>
+      </w:r>
+    </w:p>
+    <w:p>
+      <w:pPr>
+        <w:rPr>
+          <w:rFonts w:ascii="Times New Roman" w:hAnsi="Times New Roman" w:cs="Times New Roman"/>
+          <w:b/>
+          <w:bCs/>
+          <w:sz w:val="24"/>
+          <w:szCs w:val="24"/>
+          <w:lang w:val="pt-BR"/>
+        </w:rPr>
+      </w:pPr>
+      <w:r>
+        <w:rPr>
+          <w:rFonts w:ascii="Times New Roman" w:hAnsi="Times New Roman" w:cs="Times New Roman"/>
+          <w:b/>
+          <w:bCs/>
+          <w:sz w:val="24"/>
+          <w:szCs w:val="24"/>
+          <w:lang w:val="pt-BR"/>
+        </w:rPr>
+        <w:drawing>
+          <wp:inline distT="0" distB="0" distL="0" distR="0" wp14:anchorId="384C3CDE" wp14:editId="01DA9035">
+            <wp:extent cx="4551681" cy="3200400"/>
+            <wp:effectExtent l="0" t="0" r="1270" b="0"/>
+            <wp:docPr id="433474744" name="Imagem 4"/>
+            <wp:cNvGraphicFramePr>
+              <a:graphicFrameLocks xmlns:a="http://schemas.openxmlformats.org/drawingml/2006/main" noChangeAspect="1"/>
+            </wp:cNvGraphicFramePr>
+            <a:graphic xmlns:a="http://schemas.openxmlformats.org/drawingml/2006/main">
+              <a:graphicData uri="http://schemas.openxmlformats.org/drawingml/2006/picture">
+                <pic:pic xmlns:pic="http://schemas.openxmlformats.org/drawingml/2006/picture">
+                  <pic:nvPicPr>
+                    <pic:cNvPr id="0" name="Picture 49"/>
+                    <pic:cNvPicPr>
+                      <a:picLocks noChangeAspect="1" noChangeArrowheads="1"/>
+                    </pic:cNvPicPr>
+                  </pic:nvPicPr>
+                  <pic:blipFill rotWithShape="1">
+                    <a:blip r:embed="rId9">
+                      <a:extLst>
+                        <a:ext uri="{28A0092B-C50C-407E-A947-70E740481C1C}">
+                          <a14:useLocalDpi xmlns:a14="http://schemas.microsoft.com/office/drawing/2010/main" val="0"/>
+                        </a:ext>
+                      </a:extLst>
+                    </a:blip>
+                    <a:srcRect l="9305" r="10696"/>
+                    <a:stretch>
+                      <a:fillRect/>
+                    </a:stretch>
+                  </pic:blipFill>
+                  <pic:spPr bwMode="auto">
+                    <a:xfrm>
+                      <a:off x="0" y="0"/>
+                      <a:ext cx="4577659" cy="3218666"/>
+                    </a:xfrm>
+                    <a:prstGeom prst="rect">
+                      <a:avLst/>
+                    </a:prstGeom>
+                    <a:noFill/>
+                    <a:ln>
+                      <a:noFill/>
+                    </a:ln>
+                    <a:extLst>
+                      <a:ext uri="{53640926-AAD7-44D8-BBD7-CCE9431645EC}">
+                        <a14:shadowObscured xmlns:a14="http://schemas.microsoft.com/office/drawing/2010/main"/>
+                      </a:ext>
+                    </a:extLst>
+                  </pic:spPr>
+                </pic:pic>
+              </a:graphicData>
+            </a:graphic>
+          </wp:inline>
+        </w:drawing>
+      </w:r>
+    </w:p>
+    <w:p>
+      <w:pPr>
+        <w:rPr>
+          <w:rFonts w:ascii="Times New Roman" w:hAnsi="Times New Roman" w:cs="Times New Roman"/>
+          <w:sz w:val="24"/>
+          <w:szCs w:val="24"/>
+          <w:lang w:val="pt-BR"/>
+        </w:rPr>
+      </w:pPr>
+      <w:r>
+        <w:rPr>
+          <w:rFonts w:ascii="Times New Roman" w:hAnsi="Times New Roman" w:cs="Times New Roman"/>
+          <w:b/>
+          <w:bCs/>
+          <w:sz w:val="24"/>
+          <w:szCs w:val="24"/>
+          <w:lang w:val="pt-BR"/>
+        </w:rPr>
+        <w:t>Contexto de uso:</w:t>
+      </w:r>
+      <w:r>
+        <w:rPr>
+          <w:rFonts w:ascii="Times New Roman" w:eastAsia="Times New Roman" w:hAnsi="Times New Roman" w:cs="Times New Roman"/>
+          <w:sz w:val="24"/>
+          <w:szCs w:val="24"/>
+          <w:lang w:val="pt-BR" w:eastAsia="pt-BR"/>
+        </w:rPr>
+        <w:t xml:space="preserve"> </w:t>
+      </w:r>
+      <w:r>
+        <w:rPr>
+          <w:rFonts w:ascii="Times New Roman" w:hAnsi="Times New Roman" w:cs="Times New Roman"/>
+          <w:sz w:val="24"/>
+          <w:szCs w:val="24"/>
+          <w:lang w:val="pt-BR"/>
+        </w:rPr>
+        <w:t>Mariana utiliza o organizador de rotina principalmente em casa ou na universidade, especialmente durante momentos de planejamento de estudos.</w:t>
+      </w:r>
+    </w:p>
+    <w:p>
+      <w:pPr>
+        <w:rPr>
+          <w:rFonts w:ascii="Times New Roman" w:hAnsi="Times New Roman" w:cs="Times New Roman"/>
+          <w:sz w:val="24"/>
+          <w:szCs w:val="24"/>
+          <w:lang w:val="pt-BR"/>
+        </w:rPr>
+      </w:pPr>
+      <w:r>
+        <w:rPr>
+          <w:rFonts w:ascii="Times New Roman" w:hAnsi="Times New Roman" w:cs="Times New Roman"/>
+          <w:sz w:val="24"/>
+          <w:szCs w:val="24"/>
+          <w:lang w:val="pt-BR"/>
+        </w:rPr>
+        <w:lastRenderedPageBreak/>
+        <w:t>O acesso ao sistema ocorre geralmente pelo celular, em ambientes como seu quarto, biblioteca ou espaços de estudo da universidade. Esses ambientes podem variar entre momentos de concentração e momentos com distrações, como redes sociais, conversas com colegas ou notificações do celular.</w:t>
+      </w:r>
+    </w:p>
+    <w:p>
+      <w:pPr>
+        <w:rPr>
+          <w:rFonts w:ascii="Times New Roman" w:hAnsi="Times New Roman" w:cs="Times New Roman"/>
+          <w:sz w:val="24"/>
+          <w:szCs w:val="24"/>
+          <w:lang w:val="pt-BR"/>
+        </w:rPr>
+      </w:pPr>
+      <w:r>
+        <w:rPr>
+          <w:rFonts w:ascii="Times New Roman" w:hAnsi="Times New Roman" w:cs="Times New Roman"/>
+          <w:sz w:val="24"/>
+          <w:szCs w:val="24"/>
+          <w:lang w:val="pt-BR"/>
+        </w:rPr>
+        <w:t>O sistema é utilizado quando Mariana precisa organizar atividades acadêmicas, planejar períodos de estudo ou acompanhar tarefas em andamento. Diferente de usuários mais experientes, ela tende a precisar de mais estímulos visuais e feedbacks que indiquem progresso.</w:t>
+      </w:r>
+    </w:p>
+    <w:p>
+      <w:pPr>
+        <w:rPr>
+          <w:rFonts w:ascii="Times New Roman" w:hAnsi="Times New Roman" w:cs="Times New Roman"/>
+          <w:sz w:val="24"/>
+          <w:szCs w:val="24"/>
+          <w:lang w:val="pt-BR"/>
+        </w:rPr>
+      </w:pPr>
+      <w:r>
+        <w:rPr>
+          <w:rFonts w:ascii="Times New Roman" w:hAnsi="Times New Roman" w:cs="Times New Roman"/>
+          <w:sz w:val="24"/>
+          <w:szCs w:val="24"/>
+          <w:lang w:val="pt-BR"/>
+        </w:rPr>
+        <w:t>Socialmente, Mariana interage frequentemente com colegas da faculdade, participando de trabalhos em grupo e discussões acadêmicas. Essas interações geram novas tarefas e prazos que precisam ser organizados.</w:t>
+      </w:r>
+    </w:p>
+    <w:p>
+      <w:pPr>
+        <w:rPr>
+          <w:rFonts w:ascii="Times New Roman" w:hAnsi="Times New Roman" w:cs="Times New Roman"/>
+          <w:sz w:val="24"/>
+          <w:szCs w:val="24"/>
+          <w:lang w:val="pt-BR"/>
+        </w:rPr>
+      </w:pPr>
+      <w:r>
+        <w:rPr>
+          <w:rFonts w:ascii="Times New Roman" w:hAnsi="Times New Roman" w:cs="Times New Roman"/>
+          <w:sz w:val="24"/>
+          <w:szCs w:val="24"/>
+          <w:lang w:val="pt-BR"/>
+        </w:rPr>
+        <w:t>Nesse contexto, o aplicativo deve facilitar o planejamento das atividades, incentivar a continuidade das tarefas e tornar o processo de organização simples e motivador.</w:t>
+      </w:r>
+    </w:p>
+    <w:p>
+      <w:pPr>
+        <w:rPr>
+          <w:rFonts w:ascii="Times New Roman" w:hAnsi="Times New Roman" w:cs="Times New Roman"/>
+          <w:b/>
+          <w:bCs/>
+          <w:sz w:val="24"/>
+          <w:szCs w:val="24"/>
+          <w:lang w:val="pt-BR"/>
+        </w:rPr>
+      </w:pPr>
+      <w:r>
+        <w:rPr>
+          <w:rFonts w:ascii="Times New Roman" w:hAnsi="Times New Roman" w:cs="Times New Roman"/>
+          <w:b/>
+          <w:bCs/>
+          <w:sz w:val="24"/>
+          <w:szCs w:val="24"/>
+          <w:lang w:val="pt-BR"/>
+        </w:rPr>
+        <w:t>Jornada do Usuário</w:t>
+      </w:r>
+    </w:p>
+    <w:p>
+      <w:pPr>
+        <w:rPr>
+          <w:rFonts w:ascii="Times New Roman" w:hAnsi="Times New Roman" w:cs="Times New Roman"/>
+          <w:b/>
+          <w:bCs/>
+          <w:sz w:val="24"/>
+          <w:szCs w:val="24"/>
+          <w:lang w:val="pt-BR"/>
+        </w:rPr>
+      </w:pPr>
+      <w:r>
+        <w:rPr>
+          <w:rFonts w:ascii="Times New Roman" w:hAnsi="Times New Roman" w:cs="Times New Roman"/>
+          <w:b/>
+          <w:bCs/>
+          <w:sz w:val="24"/>
+          <w:szCs w:val="24"/>
+          <w:lang w:val="pt-BR"/>
+        </w:rPr>
+        <w:t>Objetivo</w:t>
+      </w:r>
+      <w:r>
+        <w:rPr>
+          <w:rFonts w:ascii="Times New Roman" w:hAnsi="Times New Roman" w:cs="Times New Roman"/>
+          <w:b/>
+          <w:bCs/>
+          <w:sz w:val="24"/>
+          <w:szCs w:val="24"/>
+          <w:lang w:val="pt-BR"/>
+        </w:rPr>
+        <w:t xml:space="preserve">: </w:t>
+      </w:r>
+      <w:r>
+        <w:rPr>
+          <w:rFonts w:ascii="Times New Roman" w:hAnsi="Times New Roman" w:cs="Times New Roman"/>
+          <w:sz w:val="24"/>
+          <w:szCs w:val="24"/>
+          <w:lang w:val="pt-BR"/>
+        </w:rPr>
+        <w:t>Criar uma rotina de estudos mais organizada e reduzir procrastinação.</w:t>
+      </w:r>
+    </w:p>
+    <w:p>
+      <w:pPr>
+        <w:rPr>
+          <w:rFonts w:ascii="Times New Roman" w:hAnsi="Times New Roman" w:cs="Times New Roman"/>
+          <w:b/>
+          <w:bCs/>
+          <w:sz w:val="24"/>
+          <w:szCs w:val="24"/>
+          <w:lang w:val="pt-BR"/>
+        </w:rPr>
+      </w:pPr>
+      <w:r>
+        <w:rPr>
+          <w:rFonts w:ascii="Times New Roman" w:hAnsi="Times New Roman" w:cs="Times New Roman"/>
+          <w:b/>
+          <w:bCs/>
+          <w:sz w:val="24"/>
+          <w:szCs w:val="24"/>
+          <w:lang w:val="pt-BR"/>
+        </w:rPr>
+        <w:t xml:space="preserve">Etapa 1 </w:t>
+      </w:r>
+      <w:r>
+        <w:rPr>
+          <w:rFonts w:ascii="Times New Roman" w:hAnsi="Times New Roman" w:cs="Times New Roman"/>
+          <w:b/>
+          <w:bCs/>
+          <w:sz w:val="24"/>
+          <w:szCs w:val="24"/>
+          <w:lang w:val="pt-BR"/>
+        </w:rPr>
+        <w:t>-</w:t>
+      </w:r>
+      <w:r>
+        <w:rPr>
+          <w:rFonts w:ascii="Times New Roman" w:hAnsi="Times New Roman" w:cs="Times New Roman"/>
+          <w:b/>
+          <w:bCs/>
+          <w:sz w:val="24"/>
+          <w:szCs w:val="24"/>
+          <w:lang w:val="pt-BR"/>
+        </w:rPr>
+        <w:t xml:space="preserve"> Identificação do problema</w:t>
+      </w:r>
+    </w:p>
+    <w:p>
+      <w:pPr>
+        <w:rPr>
+          <w:rFonts w:ascii="Times New Roman" w:hAnsi="Times New Roman" w:cs="Times New Roman"/>
+          <w:sz w:val="24"/>
+          <w:szCs w:val="24"/>
+          <w:lang w:val="pt-BR"/>
+        </w:rPr>
+      </w:pPr>
+      <w:r>
+        <w:rPr>
+          <w:rFonts w:ascii="Times New Roman" w:hAnsi="Times New Roman" w:cs="Times New Roman"/>
+          <w:b/>
+          <w:bCs/>
+          <w:sz w:val="24"/>
+          <w:szCs w:val="24"/>
+          <w:lang w:val="pt-BR"/>
+        </w:rPr>
+        <w:t>Situação:</w:t>
+      </w:r>
+      <w:r>
+        <w:rPr>
+          <w:rFonts w:ascii="Times New Roman" w:hAnsi="Times New Roman" w:cs="Times New Roman"/>
+          <w:sz w:val="24"/>
+          <w:szCs w:val="24"/>
+          <w:lang w:val="pt-BR"/>
+        </w:rPr>
+        <w:t xml:space="preserve"> Mariana percebe que deixou tarefas acumularem.</w:t>
+      </w:r>
+    </w:p>
+    <w:p>
+      <w:pPr>
+        <w:tabs>
+          <w:tab w:val="num" w:pos="720"/>
+        </w:tabs>
+        <w:rPr>
+          <w:rFonts w:ascii="Times New Roman" w:hAnsi="Times New Roman" w:cs="Times New Roman"/>
+          <w:sz w:val="24"/>
+          <w:szCs w:val="24"/>
+          <w:lang w:val="pt-BR"/>
+        </w:rPr>
+      </w:pPr>
+      <w:r>
+        <w:rPr>
+          <w:rFonts w:ascii="Times New Roman" w:hAnsi="Times New Roman" w:cs="Times New Roman"/>
+          <w:b/>
+          <w:bCs/>
+          <w:sz w:val="24"/>
+          <w:szCs w:val="24"/>
+          <w:lang w:val="pt-BR"/>
+        </w:rPr>
+        <w:t>Ações</w:t>
+      </w:r>
+      <w:r>
+        <w:rPr>
+          <w:rFonts w:ascii="Times New Roman" w:hAnsi="Times New Roman" w:cs="Times New Roman"/>
+          <w:b/>
+          <w:bCs/>
+          <w:sz w:val="24"/>
+          <w:szCs w:val="24"/>
+          <w:lang w:val="pt-BR"/>
+        </w:rPr>
+        <w:t xml:space="preserve">: </w:t>
+      </w:r>
+      <w:r>
+        <w:rPr>
+          <w:rFonts w:ascii="Times New Roman" w:hAnsi="Times New Roman" w:cs="Times New Roman"/>
+          <w:sz w:val="24"/>
+          <w:szCs w:val="24"/>
+          <w:lang w:val="pt-BR"/>
+        </w:rPr>
+        <w:t>Tenta lembrar o que precisa fazer</w:t>
+      </w:r>
+      <w:r>
+        <w:rPr>
+          <w:rFonts w:ascii="Times New Roman" w:hAnsi="Times New Roman" w:cs="Times New Roman"/>
+          <w:sz w:val="24"/>
+          <w:szCs w:val="24"/>
+          <w:lang w:val="pt-BR"/>
+        </w:rPr>
+        <w:t xml:space="preserve"> e f</w:t>
+      </w:r>
+      <w:r>
+        <w:rPr>
+          <w:rFonts w:ascii="Times New Roman" w:hAnsi="Times New Roman" w:cs="Times New Roman"/>
+          <w:sz w:val="24"/>
+          <w:szCs w:val="24"/>
+          <w:lang w:val="pt-BR"/>
+        </w:rPr>
+        <w:t>ica confusa com a quantidade de atividades.</w:t>
+      </w:r>
+    </w:p>
+    <w:p>
+      <w:pPr>
+        <w:rPr>
+          <w:rFonts w:ascii="Times New Roman" w:hAnsi="Times New Roman" w:cs="Times New Roman"/>
+          <w:sz w:val="24"/>
+          <w:szCs w:val="24"/>
+          <w:lang w:val="pt-BR"/>
+        </w:rPr>
+      </w:pPr>
+      <w:r>
+        <w:rPr>
+          <w:rFonts w:ascii="Times New Roman" w:hAnsi="Times New Roman" w:cs="Times New Roman"/>
+          <w:b/>
+          <w:bCs/>
+          <w:sz w:val="24"/>
+          <w:szCs w:val="24"/>
+          <w:lang w:val="pt-BR"/>
+        </w:rPr>
+        <w:t>Pensamentos</w:t>
+      </w:r>
+      <w:r>
+        <w:rPr>
+          <w:rFonts w:ascii="Times New Roman" w:hAnsi="Times New Roman" w:cs="Times New Roman"/>
+          <w:b/>
+          <w:bCs/>
+          <w:sz w:val="24"/>
+          <w:szCs w:val="24"/>
+          <w:lang w:val="pt-BR"/>
+        </w:rPr>
+        <w:t xml:space="preserve">: </w:t>
+      </w:r>
+      <w:r>
+        <w:rPr>
+          <w:rFonts w:ascii="Times New Roman" w:hAnsi="Times New Roman" w:cs="Times New Roman"/>
+          <w:sz w:val="24"/>
+          <w:szCs w:val="24"/>
+          <w:lang w:val="pt-BR"/>
+        </w:rPr>
+        <w:t>“Não sei por onde começar.”</w:t>
+      </w:r>
+    </w:p>
+    <w:p>
+      <w:pPr>
+        <w:tabs>
+          <w:tab w:val="num" w:pos="720"/>
+        </w:tabs>
+        <w:rPr>
+          <w:rFonts w:ascii="Times New Roman" w:hAnsi="Times New Roman" w:cs="Times New Roman"/>
+          <w:sz w:val="24"/>
+          <w:szCs w:val="24"/>
+          <w:lang w:val="pt-BR"/>
+        </w:rPr>
+      </w:pPr>
+      <w:r>
+        <w:rPr>
+          <w:rFonts w:ascii="Times New Roman" w:hAnsi="Times New Roman" w:cs="Times New Roman"/>
+          <w:b/>
+          <w:bCs/>
+          <w:sz w:val="24"/>
+          <w:szCs w:val="24"/>
+          <w:lang w:val="pt-BR"/>
+        </w:rPr>
+        <w:t>Emoções</w:t>
+      </w:r>
+      <w:r>
+        <w:rPr>
+          <w:rFonts w:ascii="Times New Roman" w:hAnsi="Times New Roman" w:cs="Times New Roman"/>
+          <w:b/>
+          <w:bCs/>
+          <w:sz w:val="24"/>
+          <w:szCs w:val="24"/>
+          <w:lang w:val="pt-BR"/>
+        </w:rPr>
+        <w:t xml:space="preserve">: </w:t>
+      </w:r>
+      <w:r>
+        <w:rPr>
+          <w:rFonts w:ascii="Times New Roman" w:hAnsi="Times New Roman" w:cs="Times New Roman"/>
+          <w:sz w:val="24"/>
+          <w:szCs w:val="24"/>
+          <w:lang w:val="pt-BR"/>
+        </w:rPr>
+        <w:t>Frustração</w:t>
+      </w:r>
+      <w:r>
+        <w:rPr>
+          <w:rFonts w:ascii="Times New Roman" w:hAnsi="Times New Roman" w:cs="Times New Roman"/>
+          <w:sz w:val="24"/>
+          <w:szCs w:val="24"/>
+          <w:lang w:val="pt-BR"/>
+        </w:rPr>
+        <w:t xml:space="preserve"> e a</w:t>
+      </w:r>
+      <w:r>
+        <w:rPr>
+          <w:rFonts w:ascii="Times New Roman" w:hAnsi="Times New Roman" w:cs="Times New Roman"/>
+          <w:sz w:val="24"/>
+          <w:szCs w:val="24"/>
+          <w:lang w:val="pt-BR"/>
+        </w:rPr>
+        <w:t>nsiedade</w:t>
+      </w:r>
+      <w:r>
+        <w:rPr>
+          <w:rFonts w:ascii="Times New Roman" w:hAnsi="Times New Roman" w:cs="Times New Roman"/>
+          <w:sz w:val="24"/>
+          <w:szCs w:val="24"/>
+          <w:lang w:val="pt-BR"/>
+        </w:rPr>
+        <w:t>.</w:t>
+      </w:r>
+    </w:p>
+    <w:p>
+      <w:pPr>
+        <w:rPr>
+          <w:rFonts w:ascii="Times New Roman" w:hAnsi="Times New Roman" w:cs="Times New Roman"/>
+          <w:b/>
+          <w:bCs/>
+          <w:sz w:val="24"/>
+          <w:szCs w:val="24"/>
+          <w:lang w:val="pt-BR"/>
+        </w:rPr>
+      </w:pPr>
+      <w:r>
+        <w:rPr>
+          <w:rFonts w:ascii="Times New Roman" w:hAnsi="Times New Roman" w:cs="Times New Roman"/>
+          <w:b/>
+          <w:bCs/>
+          <w:sz w:val="24"/>
+          <w:szCs w:val="24"/>
+          <w:lang w:val="pt-BR"/>
+        </w:rPr>
+        <w:t xml:space="preserve">Etapa 2 </w:t>
+      </w:r>
+      <w:r>
+        <w:rPr>
+          <w:rFonts w:ascii="Times New Roman" w:hAnsi="Times New Roman" w:cs="Times New Roman"/>
+          <w:b/>
+          <w:bCs/>
+          <w:sz w:val="24"/>
+          <w:szCs w:val="24"/>
+          <w:lang w:val="pt-BR"/>
+        </w:rPr>
+        <w:t>-</w:t>
+      </w:r>
+      <w:r>
+        <w:rPr>
+          <w:rFonts w:ascii="Times New Roman" w:hAnsi="Times New Roman" w:cs="Times New Roman"/>
+          <w:b/>
+          <w:bCs/>
+          <w:sz w:val="24"/>
+          <w:szCs w:val="24"/>
+          <w:lang w:val="pt-BR"/>
+        </w:rPr>
+        <w:t xml:space="preserve"> Planejamento</w:t>
+      </w:r>
+    </w:p>
+    <w:p>
+      <w:pPr>
+        <w:tabs>
+          <w:tab w:val="num" w:pos="720"/>
+        </w:tabs>
+        <w:rPr>
+          <w:rFonts w:ascii="Times New Roman" w:hAnsi="Times New Roman" w:cs="Times New Roman"/>
+          <w:sz w:val="24"/>
+          <w:szCs w:val="24"/>
+          <w:lang w:val="pt-BR"/>
+        </w:rPr>
+      </w:pPr>
+      <w:r>
+        <w:rPr>
+          <w:rFonts w:ascii="Times New Roman" w:hAnsi="Times New Roman" w:cs="Times New Roman"/>
+          <w:b/>
+          <w:bCs/>
+          <w:sz w:val="24"/>
+          <w:szCs w:val="24"/>
+          <w:lang w:val="pt-BR"/>
+        </w:rPr>
+        <w:t>Ações</w:t>
+      </w:r>
+      <w:r>
+        <w:rPr>
+          <w:rFonts w:ascii="Times New Roman" w:hAnsi="Times New Roman" w:cs="Times New Roman"/>
+          <w:b/>
+          <w:bCs/>
+          <w:sz w:val="24"/>
+          <w:szCs w:val="24"/>
+          <w:lang w:val="pt-BR"/>
+        </w:rPr>
+        <w:t xml:space="preserve">: </w:t>
+      </w:r>
+      <w:r>
+        <w:rPr>
+          <w:rFonts w:ascii="Times New Roman" w:hAnsi="Times New Roman" w:cs="Times New Roman"/>
+          <w:sz w:val="24"/>
+          <w:szCs w:val="24"/>
+          <w:lang w:val="pt-BR"/>
+        </w:rPr>
+        <w:t>Abre o aplicativo organizador</w:t>
+      </w:r>
+      <w:r>
+        <w:rPr>
+          <w:rFonts w:ascii="Times New Roman" w:hAnsi="Times New Roman" w:cs="Times New Roman"/>
+          <w:sz w:val="24"/>
+          <w:szCs w:val="24"/>
+          <w:lang w:val="pt-BR"/>
+        </w:rPr>
+        <w:t>, c</w:t>
+      </w:r>
+      <w:r>
+        <w:rPr>
+          <w:rFonts w:ascii="Times New Roman" w:hAnsi="Times New Roman" w:cs="Times New Roman"/>
+          <w:sz w:val="24"/>
+          <w:szCs w:val="24"/>
+          <w:lang w:val="pt-BR"/>
+        </w:rPr>
+        <w:t>ria lista de tarefas da semana</w:t>
+      </w:r>
+      <w:r>
+        <w:rPr>
+          <w:rFonts w:ascii="Times New Roman" w:hAnsi="Times New Roman" w:cs="Times New Roman"/>
+          <w:sz w:val="24"/>
+          <w:szCs w:val="24"/>
+          <w:lang w:val="pt-BR"/>
+        </w:rPr>
+        <w:t xml:space="preserve"> e d</w:t>
+      </w:r>
+      <w:r>
+        <w:rPr>
+          <w:rFonts w:ascii="Times New Roman" w:hAnsi="Times New Roman" w:cs="Times New Roman"/>
+          <w:sz w:val="24"/>
+          <w:szCs w:val="24"/>
+          <w:lang w:val="pt-BR"/>
+        </w:rPr>
+        <w:t>efine metas menores.</w:t>
+      </w:r>
+    </w:p>
+    <w:p>
+      <w:pPr>
+        <w:rPr>
+          <w:rFonts w:ascii="Times New Roman" w:hAnsi="Times New Roman" w:cs="Times New Roman"/>
+          <w:sz w:val="24"/>
+          <w:szCs w:val="24"/>
+          <w:lang w:val="pt-BR"/>
+        </w:rPr>
+      </w:pPr>
+      <w:r>
+        <w:rPr>
+          <w:rFonts w:ascii="Times New Roman" w:hAnsi="Times New Roman" w:cs="Times New Roman"/>
+          <w:b/>
+          <w:bCs/>
+          <w:sz w:val="24"/>
+          <w:szCs w:val="24"/>
+          <w:lang w:val="pt-BR"/>
+        </w:rPr>
+        <w:t>Pensamentos</w:t>
+      </w:r>
+      <w:r>
+        <w:rPr>
+          <w:rFonts w:ascii="Times New Roman" w:hAnsi="Times New Roman" w:cs="Times New Roman"/>
+          <w:b/>
+          <w:bCs/>
+          <w:sz w:val="24"/>
+          <w:szCs w:val="24"/>
+          <w:lang w:val="pt-BR"/>
+        </w:rPr>
+        <w:t>:</w:t>
+      </w:r>
+      <w:r>
+        <w:rPr>
+          <w:rFonts w:ascii="Times New Roman" w:hAnsi="Times New Roman" w:cs="Times New Roman"/>
+          <w:sz w:val="24"/>
+          <w:szCs w:val="24"/>
+          <w:lang w:val="pt-BR"/>
+        </w:rPr>
+        <w:t xml:space="preserve"> </w:t>
+      </w:r>
+      <w:r>
+        <w:rPr>
+          <w:rFonts w:ascii="Times New Roman" w:hAnsi="Times New Roman" w:cs="Times New Roman"/>
+          <w:sz w:val="24"/>
+          <w:szCs w:val="24"/>
+          <w:lang w:val="pt-BR"/>
+        </w:rPr>
+        <w:t>“Se eu fizer um pouco por dia, consigo terminar.”</w:t>
+      </w:r>
+    </w:p>
+    <w:p>
+      <w:pPr>
+        <w:rPr>
+          <w:rFonts w:ascii="Times New Roman" w:hAnsi="Times New Roman" w:cs="Times New Roman"/>
+          <w:sz w:val="24"/>
+          <w:szCs w:val="24"/>
+          <w:lang w:val="pt-BR"/>
+        </w:rPr>
+      </w:pPr>
+      <w:r>
+        <w:rPr>
+          <w:rFonts w:ascii="Times New Roman" w:hAnsi="Times New Roman" w:cs="Times New Roman"/>
+          <w:b/>
+          <w:bCs/>
+          <w:sz w:val="24"/>
+          <w:szCs w:val="24"/>
+          <w:lang w:val="pt-BR"/>
+        </w:rPr>
+        <w:t>Emoções</w:t>
+      </w:r>
+      <w:r>
+        <w:rPr>
+          <w:rFonts w:ascii="Times New Roman" w:hAnsi="Times New Roman" w:cs="Times New Roman"/>
+          <w:b/>
+          <w:bCs/>
+          <w:sz w:val="24"/>
+          <w:szCs w:val="24"/>
+          <w:lang w:val="pt-BR"/>
+        </w:rPr>
+        <w:t>:</w:t>
+      </w:r>
+      <w:r>
+        <w:rPr>
+          <w:rFonts w:ascii="Times New Roman" w:hAnsi="Times New Roman" w:cs="Times New Roman"/>
+          <w:sz w:val="24"/>
+          <w:szCs w:val="24"/>
+          <w:lang w:val="pt-BR"/>
+        </w:rPr>
+        <w:t xml:space="preserve"> </w:t>
+      </w:r>
+      <w:r>
+        <w:rPr>
+          <w:rFonts w:ascii="Times New Roman" w:hAnsi="Times New Roman" w:cs="Times New Roman"/>
+          <w:sz w:val="24"/>
+          <w:szCs w:val="24"/>
+          <w:lang w:val="pt-BR"/>
+        </w:rPr>
+        <w:t>Esperança</w:t>
+      </w:r>
+      <w:r>
+        <w:rPr>
+          <w:rFonts w:ascii="Times New Roman" w:hAnsi="Times New Roman" w:cs="Times New Roman"/>
+          <w:sz w:val="24"/>
+          <w:szCs w:val="24"/>
+          <w:lang w:val="pt-BR"/>
+        </w:rPr>
+        <w:t xml:space="preserve"> e m</w:t>
+      </w:r>
+      <w:r>
+        <w:rPr>
+          <w:rFonts w:ascii="Times New Roman" w:hAnsi="Times New Roman" w:cs="Times New Roman"/>
+          <w:sz w:val="24"/>
+          <w:szCs w:val="24"/>
+          <w:lang w:val="pt-BR"/>
+        </w:rPr>
+        <w:t>otivação</w:t>
+      </w:r>
+      <w:r>
+        <w:rPr>
+          <w:rFonts w:ascii="Times New Roman" w:hAnsi="Times New Roman" w:cs="Times New Roman"/>
+          <w:sz w:val="24"/>
+          <w:szCs w:val="24"/>
+          <w:lang w:val="pt-BR"/>
+        </w:rPr>
+        <w:t>.</w:t>
+      </w:r>
+    </w:p>
+    <w:p>
+      <w:pPr>
+        <w:rPr>
+          <w:rFonts w:ascii="Times New Roman" w:hAnsi="Times New Roman" w:cs="Times New Roman"/>
+          <w:b/>
+          <w:bCs/>
+          <w:sz w:val="24"/>
+          <w:szCs w:val="24"/>
+          <w:lang w:val="pt-BR"/>
+        </w:rPr>
+      </w:pPr>
+      <w:r>
+        <w:rPr>
+          <w:rFonts w:ascii="Times New Roman" w:hAnsi="Times New Roman" w:cs="Times New Roman"/>
+          <w:b/>
+          <w:bCs/>
+          <w:sz w:val="24"/>
+          <w:szCs w:val="24"/>
+          <w:lang w:val="pt-BR"/>
+        </w:rPr>
+        <w:t xml:space="preserve">Etapa 3 </w:t>
+      </w:r>
+      <w:r>
+        <w:rPr>
+          <w:rFonts w:ascii="Times New Roman" w:hAnsi="Times New Roman" w:cs="Times New Roman"/>
+          <w:b/>
+          <w:bCs/>
+          <w:sz w:val="24"/>
+          <w:szCs w:val="24"/>
+          <w:lang w:val="pt-BR"/>
+        </w:rPr>
+        <w:t>-</w:t>
+      </w:r>
+      <w:r>
+        <w:rPr>
+          <w:rFonts w:ascii="Times New Roman" w:hAnsi="Times New Roman" w:cs="Times New Roman"/>
+          <w:b/>
+          <w:bCs/>
+          <w:sz w:val="24"/>
+          <w:szCs w:val="24"/>
+          <w:lang w:val="pt-BR"/>
+        </w:rPr>
+        <w:t xml:space="preserve"> Execução das tarefas</w:t>
+      </w:r>
+    </w:p>
+    <w:p>
+      <w:pPr>
+        <w:tabs>
+          <w:tab w:val="num" w:pos="720"/>
+        </w:tabs>
+        <w:rPr>
+          <w:rFonts w:ascii="Times New Roman" w:hAnsi="Times New Roman" w:cs="Times New Roman"/>
+          <w:sz w:val="24"/>
+          <w:szCs w:val="24"/>
+          <w:lang w:val="pt-BR"/>
+        </w:rPr>
+      </w:pPr>
+      <w:r>
+        <w:rPr>
+          <w:rFonts w:ascii="Times New Roman" w:hAnsi="Times New Roman" w:cs="Times New Roman"/>
+          <w:b/>
+          <w:bCs/>
+          <w:sz w:val="24"/>
+          <w:szCs w:val="24"/>
+          <w:lang w:val="pt-BR"/>
+        </w:rPr>
+        <w:t>Ações</w:t>
+      </w:r>
+      <w:r>
+        <w:rPr>
+          <w:rFonts w:ascii="Times New Roman" w:hAnsi="Times New Roman" w:cs="Times New Roman"/>
+          <w:b/>
+          <w:bCs/>
+          <w:sz w:val="24"/>
+          <w:szCs w:val="24"/>
+          <w:lang w:val="pt-BR"/>
+        </w:rPr>
+        <w:t xml:space="preserve">: </w:t>
+      </w:r>
+      <w:r>
+        <w:rPr>
+          <w:rFonts w:ascii="Times New Roman" w:hAnsi="Times New Roman" w:cs="Times New Roman"/>
+          <w:sz w:val="24"/>
+          <w:szCs w:val="24"/>
+          <w:lang w:val="pt-BR"/>
+        </w:rPr>
+        <w:t>Segue o plano de estudos</w:t>
+      </w:r>
+      <w:r>
+        <w:rPr>
+          <w:rFonts w:ascii="Times New Roman" w:hAnsi="Times New Roman" w:cs="Times New Roman"/>
+          <w:sz w:val="24"/>
+          <w:szCs w:val="24"/>
+          <w:lang w:val="pt-BR"/>
+        </w:rPr>
+        <w:t xml:space="preserve"> e m</w:t>
+      </w:r>
+      <w:r>
+        <w:rPr>
+          <w:rFonts w:ascii="Times New Roman" w:hAnsi="Times New Roman" w:cs="Times New Roman"/>
+          <w:sz w:val="24"/>
+          <w:szCs w:val="24"/>
+          <w:lang w:val="pt-BR"/>
+        </w:rPr>
+        <w:t>arca tarefas como concluídas.</w:t>
+      </w:r>
+    </w:p>
+    <w:p>
+      <w:pPr>
+        <w:tabs>
+          <w:tab w:val="num" w:pos="720"/>
+        </w:tabs>
+        <w:rPr>
+          <w:rFonts w:ascii="Times New Roman" w:hAnsi="Times New Roman" w:cs="Times New Roman"/>
+          <w:sz w:val="24"/>
+          <w:szCs w:val="24"/>
+          <w:lang w:val="pt-BR"/>
+        </w:rPr>
+      </w:pPr>
+      <w:r>
+        <w:rPr>
+          <w:rFonts w:ascii="Times New Roman" w:hAnsi="Times New Roman" w:cs="Times New Roman"/>
+          <w:b/>
+          <w:bCs/>
+          <w:sz w:val="24"/>
+          <w:szCs w:val="24"/>
+          <w:lang w:val="pt-BR"/>
+        </w:rPr>
+        <w:t>Pensamentos</w:t>
+      </w:r>
+      <w:r>
+        <w:rPr>
+          <w:rFonts w:ascii="Times New Roman" w:hAnsi="Times New Roman" w:cs="Times New Roman"/>
+          <w:b/>
+          <w:bCs/>
+          <w:sz w:val="24"/>
+          <w:szCs w:val="24"/>
+          <w:lang w:val="pt-BR"/>
+        </w:rPr>
+        <w:t xml:space="preserve">: </w:t>
+      </w:r>
+      <w:r>
+        <w:rPr>
+          <w:rFonts w:ascii="Times New Roman" w:hAnsi="Times New Roman" w:cs="Times New Roman"/>
+          <w:sz w:val="24"/>
+          <w:szCs w:val="24"/>
+          <w:lang w:val="pt-BR"/>
+        </w:rPr>
+        <w:t>“Estou avançando.”</w:t>
+      </w:r>
+    </w:p>
+    <w:p>
+      <w:pPr>
+        <w:tabs>
+          <w:tab w:val="num" w:pos="720"/>
+        </w:tabs>
+        <w:rPr>
+          <w:rFonts w:ascii="Times New Roman" w:hAnsi="Times New Roman" w:cs="Times New Roman"/>
+          <w:sz w:val="24"/>
+          <w:szCs w:val="24"/>
+          <w:lang w:val="pt-BR"/>
+        </w:rPr>
+      </w:pPr>
+      <w:r>
+        <w:rPr>
+          <w:rFonts w:ascii="Times New Roman" w:hAnsi="Times New Roman" w:cs="Times New Roman"/>
+          <w:b/>
+          <w:bCs/>
+          <w:sz w:val="24"/>
+          <w:szCs w:val="24"/>
+          <w:lang w:val="pt-BR"/>
+        </w:rPr>
+        <w:t>Emoções</w:t>
+      </w:r>
+      <w:r>
+        <w:rPr>
+          <w:rFonts w:ascii="Times New Roman" w:hAnsi="Times New Roman" w:cs="Times New Roman"/>
+          <w:b/>
+          <w:bCs/>
+          <w:sz w:val="24"/>
+          <w:szCs w:val="24"/>
+          <w:lang w:val="pt-BR"/>
+        </w:rPr>
+        <w:t xml:space="preserve">: </w:t>
+      </w:r>
+      <w:r>
+        <w:rPr>
+          <w:rFonts w:ascii="Times New Roman" w:hAnsi="Times New Roman" w:cs="Times New Roman"/>
+          <w:sz w:val="24"/>
+          <w:szCs w:val="24"/>
+          <w:lang w:val="pt-BR"/>
+        </w:rPr>
+        <w:t>Satisfação</w:t>
+      </w:r>
+      <w:r>
+        <w:rPr>
+          <w:rFonts w:ascii="Times New Roman" w:hAnsi="Times New Roman" w:cs="Times New Roman"/>
+          <w:sz w:val="24"/>
+          <w:szCs w:val="24"/>
+          <w:lang w:val="pt-BR"/>
+        </w:rPr>
+        <w:t xml:space="preserve"> e m</w:t>
+      </w:r>
+      <w:r>
+        <w:rPr>
+          <w:rFonts w:ascii="Times New Roman" w:hAnsi="Times New Roman" w:cs="Times New Roman"/>
+          <w:sz w:val="24"/>
+          <w:szCs w:val="24"/>
+          <w:lang w:val="pt-BR"/>
+        </w:rPr>
+        <w:t>otivação</w:t>
+      </w:r>
+      <w:r>
+        <w:rPr>
+          <w:rFonts w:ascii="Times New Roman" w:hAnsi="Times New Roman" w:cs="Times New Roman"/>
+          <w:sz w:val="24"/>
+          <w:szCs w:val="24"/>
+          <w:lang w:val="pt-BR"/>
+        </w:rPr>
+        <w:t>.</w:t>
+      </w:r>
+    </w:p>
+    <w:p>
+      <w:pPr>
+        <w:rPr>
+          <w:rFonts w:ascii="Times New Roman" w:hAnsi="Times New Roman" w:cs="Times New Roman"/>
+          <w:b/>
+          <w:bCs/>
+          <w:sz w:val="24"/>
+          <w:szCs w:val="24"/>
+          <w:lang w:val="pt-BR"/>
+        </w:rPr>
+      </w:pPr>
+      <w:r>
+        <w:rPr>
+          <w:rFonts w:ascii="Times New Roman" w:hAnsi="Times New Roman" w:cs="Times New Roman"/>
+          <w:b/>
+          <w:bCs/>
+          <w:sz w:val="24"/>
+          <w:szCs w:val="24"/>
+          <w:lang w:val="pt-BR"/>
+        </w:rPr>
+        <w:lastRenderedPageBreak/>
+        <w:t xml:space="preserve">Etapa 4 </w:t>
+      </w:r>
+      <w:r>
+        <w:rPr>
+          <w:rFonts w:ascii="Times New Roman" w:hAnsi="Times New Roman" w:cs="Times New Roman"/>
+          <w:b/>
+          <w:bCs/>
+          <w:sz w:val="24"/>
+          <w:szCs w:val="24"/>
+          <w:lang w:val="pt-BR"/>
+        </w:rPr>
+        <w:t>-</w:t>
+      </w:r>
+      <w:r>
+        <w:rPr>
+          <w:rFonts w:ascii="Times New Roman" w:hAnsi="Times New Roman" w:cs="Times New Roman"/>
+          <w:b/>
+          <w:bCs/>
+          <w:sz w:val="24"/>
+          <w:szCs w:val="24"/>
+          <w:lang w:val="pt-BR"/>
+        </w:rPr>
+        <w:t xml:space="preserve"> Acompanhamento do progresso</w:t>
+      </w:r>
+    </w:p>
+    <w:p>
+      <w:pPr>
+        <w:rPr>
+          <w:rFonts w:ascii="Times New Roman" w:hAnsi="Times New Roman" w:cs="Times New Roman"/>
+          <w:sz w:val="24"/>
+          <w:szCs w:val="24"/>
+          <w:lang w:val="pt-BR"/>
+        </w:rPr>
+      </w:pPr>
+      <w:r>
+        <w:rPr>
+          <w:rFonts w:ascii="Times New Roman" w:hAnsi="Times New Roman" w:cs="Times New Roman"/>
+          <w:b/>
+          <w:bCs/>
+          <w:sz w:val="24"/>
+          <w:szCs w:val="24"/>
+          <w:lang w:val="pt-BR"/>
+        </w:rPr>
+        <w:t>Ações</w:t>
+      </w:r>
+      <w:r>
+        <w:rPr>
+          <w:rFonts w:ascii="Times New Roman" w:hAnsi="Times New Roman" w:cs="Times New Roman"/>
+          <w:b/>
+          <w:bCs/>
+          <w:sz w:val="24"/>
+          <w:szCs w:val="24"/>
+          <w:lang w:val="pt-BR"/>
+        </w:rPr>
+        <w:t xml:space="preserve">: </w:t>
+      </w:r>
+      <w:r>
+        <w:rPr>
+          <w:rFonts w:ascii="Times New Roman" w:hAnsi="Times New Roman" w:cs="Times New Roman"/>
+          <w:sz w:val="24"/>
+          <w:szCs w:val="24"/>
+          <w:lang w:val="pt-BR"/>
+        </w:rPr>
+        <w:t>Visualiza progresso no aplicativo</w:t>
+      </w:r>
+      <w:r>
+        <w:rPr>
+          <w:rFonts w:ascii="Times New Roman" w:hAnsi="Times New Roman" w:cs="Times New Roman"/>
+          <w:sz w:val="24"/>
+          <w:szCs w:val="24"/>
+          <w:lang w:val="pt-BR"/>
+        </w:rPr>
+        <w:t xml:space="preserve"> e a</w:t>
+      </w:r>
+      <w:r>
+        <w:rPr>
+          <w:rFonts w:ascii="Times New Roman" w:hAnsi="Times New Roman" w:cs="Times New Roman"/>
+          <w:sz w:val="24"/>
+          <w:szCs w:val="24"/>
+          <w:lang w:val="pt-BR"/>
+        </w:rPr>
+        <w:t>justa planejamento conforme necessário.</w:t>
+      </w:r>
+    </w:p>
+    <w:p>
+      <w:pPr>
+        <w:rPr>
+          <w:rFonts w:ascii="Times New Roman" w:hAnsi="Times New Roman" w:cs="Times New Roman"/>
+          <w:sz w:val="24"/>
+          <w:szCs w:val="24"/>
+          <w:lang w:val="pt-BR"/>
+        </w:rPr>
+      </w:pPr>
+      <w:r>
+        <w:rPr>
+          <w:rFonts w:ascii="Times New Roman" w:hAnsi="Times New Roman" w:cs="Times New Roman"/>
+          <w:b/>
+          <w:bCs/>
+          <w:sz w:val="24"/>
+          <w:szCs w:val="24"/>
+          <w:lang w:val="pt-BR"/>
+        </w:rPr>
+        <w:t>Pensamentos</w:t>
+      </w:r>
+      <w:r>
+        <w:rPr>
+          <w:rFonts w:ascii="Times New Roman" w:hAnsi="Times New Roman" w:cs="Times New Roman"/>
+          <w:b/>
+          <w:bCs/>
+          <w:sz w:val="24"/>
+          <w:szCs w:val="24"/>
+          <w:lang w:val="pt-BR"/>
+        </w:rPr>
+        <w:t xml:space="preserve">: </w:t>
+      </w:r>
+      <w:r>
+        <w:rPr>
+          <w:rFonts w:ascii="Times New Roman" w:hAnsi="Times New Roman" w:cs="Times New Roman"/>
+          <w:sz w:val="24"/>
+          <w:szCs w:val="24"/>
+          <w:lang w:val="pt-BR"/>
+        </w:rPr>
+        <w:t>“Estou conseguindo manter a rotina.”</w:t>
+      </w:r>
+    </w:p>
+    <w:p>
+      <w:pPr>
+        <w:rPr>
+          <w:rFonts w:ascii="Times New Roman" w:hAnsi="Times New Roman" w:cs="Times New Roman"/>
+          <w:b/>
+          <w:bCs/>
+          <w:sz w:val="24"/>
+          <w:szCs w:val="24"/>
+          <w:lang w:val="pt-BR"/>
+        </w:rPr>
+      </w:pPr>
+      <w:r>
+        <w:rPr>
+          <w:rFonts w:ascii="Times New Roman" w:hAnsi="Times New Roman" w:cs="Times New Roman"/>
+          <w:b/>
+          <w:bCs/>
+          <w:sz w:val="24"/>
+          <w:szCs w:val="24"/>
+          <w:lang w:val="pt-BR"/>
+        </w:rPr>
+        <w:t>Emoções</w:t>
+      </w:r>
+      <w:r>
+        <w:rPr>
+          <w:rFonts w:ascii="Times New Roman" w:hAnsi="Times New Roman" w:cs="Times New Roman"/>
+          <w:b/>
+          <w:bCs/>
+          <w:sz w:val="24"/>
+          <w:szCs w:val="24"/>
+          <w:lang w:val="pt-BR"/>
+        </w:rPr>
+        <w:t xml:space="preserve">: </w:t>
+      </w:r>
+      <w:r>
+        <w:rPr>
+          <w:rFonts w:ascii="Times New Roman" w:hAnsi="Times New Roman" w:cs="Times New Roman"/>
+          <w:sz w:val="24"/>
+          <w:szCs w:val="24"/>
+          <w:lang w:val="pt-BR"/>
+        </w:rPr>
+        <w:t>Confiança</w:t>
+      </w:r>
+      <w:r>
+        <w:rPr>
+          <w:rFonts w:ascii="Times New Roman" w:hAnsi="Times New Roman" w:cs="Times New Roman"/>
+          <w:sz w:val="24"/>
+          <w:szCs w:val="24"/>
+          <w:lang w:val="pt-BR"/>
+        </w:rPr>
+        <w:t xml:space="preserve"> e t</w:t>
+      </w:r>
+      <w:r>
+        <w:rPr>
+          <w:rFonts w:ascii="Times New Roman" w:hAnsi="Times New Roman" w:cs="Times New Roman"/>
+          <w:sz w:val="24"/>
+          <w:szCs w:val="24"/>
+          <w:lang w:val="pt-BR"/>
+        </w:rPr>
+        <w:t>ranquilidade</w:t>
+      </w:r>
+      <w:r>
+        <w:rPr>
+          <w:rFonts w:ascii="Times New Roman" w:hAnsi="Times New Roman" w:cs="Times New Roman"/>
+          <w:sz w:val="24"/>
+          <w:szCs w:val="24"/>
+          <w:lang w:val="pt-BR"/>
+        </w:rPr>
+        <w:t>.</w:t>
+      </w:r>
+    </w:p>
+    <w:p>
+      <w:pPr>
+        <w:rPr>
+          <w:rFonts w:ascii="Times New Roman" w:hAnsi="Times New Roman" w:cs="Times New Roman"/>
+          <w:b/>
+          <w:bCs/>
+          <w:sz w:val="24"/>
+          <w:szCs w:val="24"/>
+          <w:lang w:val="pt-BR"/>
+        </w:rPr>
+      </w:pPr>
+      <w:r>
+        <w:rPr>
+          <w:rFonts w:ascii="Times New Roman" w:hAnsi="Times New Roman" w:cs="Times New Roman"/>
+          <w:b/>
+          <w:bCs/>
           <w:sz w:val="32"/>
           <w:szCs w:val="32"/>
           <w:lang w:val="pt-BR"/>
         </w:rPr>
-        <w:t>2.1 Persona: Lucas Almeida Ferreira</w:t>
+        <w:t>2.3 Persona: Rafael Martins Costa</w:t>
       </w:r>
     </w:p>
     <w:p>
       <w:pPr>
-        <w:jc w:val="center"/>
         <w:rPr>
           <w:rFonts w:ascii="Times New Roman" w:hAnsi="Times New Roman" w:cs="Times New Roman"/>
           <w:b/>
           <w:bCs/>
-          <w:sz w:val="28"/>
-          <w:szCs w:val="28"/>
+          <w:sz w:val="24"/>
+          <w:szCs w:val="24"/>
           <w:lang w:val="pt-BR"/>
         </w:rPr>
       </w:pPr>
@@ -187,47 +3385,82 @@
           <w:rFonts w:ascii="Times New Roman" w:hAnsi="Times New Roman" w:cs="Times New Roman"/>
           <w:b/>
           <w:bCs/>
-          <w:sz w:val="28"/>
-          <w:szCs w:val="28"/>
+          <w:sz w:val="24"/>
+          <w:szCs w:val="24"/>
           <w:lang w:val="pt-BR"/>
         </w:rPr>
         <w:t>Identidade</w:t>
+      </w:r>
+      <w:r>
+        <w:rPr>
+          <w:rFonts w:ascii="Times New Roman" w:hAnsi="Times New Roman" w:cs="Times New Roman"/>
+          <w:b/>
+          <w:bCs/>
+          <w:sz w:val="24"/>
+          <w:szCs w:val="24"/>
+          <w:lang w:val="pt-BR"/>
+        </w:rPr>
+        <w:t xml:space="preserve">: </w:t>
+      </w:r>
+      <w:r>
+        <w:rPr>
+          <w:rFonts w:ascii="Times New Roman" w:hAnsi="Times New Roman" w:cs="Times New Roman"/>
+          <w:sz w:val="24"/>
+          <w:szCs w:val="24"/>
+          <w:lang w:val="pt-BR"/>
+        </w:rPr>
+        <w:t>Rafael Martins Costa, 24 anos, estudante de Administração no 7º semestre. Possui experiência profissional e já desenvolveu métodos próprios de organização.</w:t>
       </w:r>
     </w:p>
     <w:p>
       <w:pPr>
-        <w:jc w:val="both"/>
-        <w:rPr>
-          <w:rFonts w:ascii="Times New Roman" w:hAnsi="Times New Roman" w:cs="Times New Roman"/>
-          <w:lang w:val="pt-BR"/>
-        </w:rPr>
-      </w:pPr>
-      <w:r>
-        <w:rPr>
-          <w:rFonts w:ascii="Times New Roman" w:hAnsi="Times New Roman" w:cs="Times New Roman"/>
-          <w:lang w:val="pt-BR"/>
-        </w:rPr>
-        <w:tab/>
-      </w:r>
-      <w:r>
-        <w:rPr>
-          <w:rFonts w:ascii="Times New Roman" w:hAnsi="Times New Roman" w:cs="Times New Roman"/>
-          <w:sz w:val="24"/>
-          <w:szCs w:val="24"/>
-          <w:lang w:val="pt-BR"/>
-        </w:rPr>
-        <w:t>Lucas Almeida Ferreira, 21 anos, estudante de Engenharia de Computação no 4º semestre. Realiza estágio na área de tecnologia e concilia a jornada acadêmica com atividades profissionais. Possui rotina intensa e pouco tempo disponível para organização detalhada.</w:t>
+        <w:rPr>
+          <w:rFonts w:ascii="Times New Roman" w:hAnsi="Times New Roman" w:cs="Times New Roman"/>
+          <w:sz w:val="24"/>
+          <w:szCs w:val="24"/>
+          <w:lang w:val="pt-BR"/>
+        </w:rPr>
+      </w:pPr>
+      <w:r>
+        <w:rPr>
+          <w:rFonts w:ascii="Times New Roman" w:hAnsi="Times New Roman" w:cs="Times New Roman"/>
+          <w:b/>
+          <w:bCs/>
+          <w:sz w:val="24"/>
+          <w:szCs w:val="24"/>
+          <w:lang w:val="pt-BR"/>
+        </w:rPr>
+        <w:t>Status</w:t>
+      </w:r>
+      <w:r>
+        <w:rPr>
+          <w:rFonts w:ascii="Times New Roman" w:hAnsi="Times New Roman" w:cs="Times New Roman"/>
+          <w:b/>
+          <w:bCs/>
+          <w:sz w:val="24"/>
+          <w:szCs w:val="24"/>
+          <w:lang w:val="pt-BR"/>
+        </w:rPr>
+        <w:t xml:space="preserve">: </w:t>
+      </w:r>
+      <w:r>
+        <w:rPr>
+          <w:rFonts w:ascii="Times New Roman" w:hAnsi="Times New Roman" w:cs="Times New Roman"/>
+          <w:sz w:val="24"/>
+          <w:szCs w:val="24"/>
+          <w:lang w:val="pt-BR"/>
+        </w:rPr>
+        <w:t>Persona Secundária</w:t>
       </w:r>
     </w:p>
     <w:p>
       <w:pPr>
-        <w:jc w:val="center"/>
         <w:rPr>
           <w:rFonts w:ascii="Times New Roman" w:hAnsi="Times New Roman" w:cs="Times New Roman"/>
           <w:b/>
           <w:bCs/>
-          <w:sz w:val="28"/>
-          <w:szCs w:val="28"/>
+          <w:sz w:val="24"/>
+          <w:szCs w:val="24"/>
           <w:lang w:val="pt-BR"/>
         </w:rPr>
       </w:pPr>
@@ -236,157 +3469,236 @@
           <w:rFonts w:ascii="Times New Roman" w:hAnsi="Times New Roman" w:cs="Times New Roman"/>
           <w:b/>
           <w:bCs/>
-          <w:sz w:val="28"/>
-          <w:szCs w:val="28"/>
-          <w:lang w:val="pt-BR"/>
-        </w:rPr>
-        <w:t>Status</w:t>
+          <w:sz w:val="24"/>
+          <w:szCs w:val="24"/>
+          <w:lang w:val="pt-BR"/>
+        </w:rPr>
+        <w:t>Objetivos</w:t>
+      </w:r>
+      <w:r>
+        <w:rPr>
+          <w:rFonts w:ascii="Times New Roman" w:hAnsi="Times New Roman" w:cs="Times New Roman"/>
+          <w:b/>
+          <w:bCs/>
+          <w:sz w:val="24"/>
+          <w:szCs w:val="24"/>
+          <w:lang w:val="pt-BR"/>
+        </w:rPr>
+        <w:t xml:space="preserve">: </w:t>
+      </w:r>
+      <w:r>
+        <w:rPr>
+          <w:rFonts w:ascii="Times New Roman" w:hAnsi="Times New Roman" w:cs="Times New Roman"/>
+          <w:sz w:val="24"/>
+          <w:szCs w:val="24"/>
+          <w:lang w:val="pt-BR"/>
+        </w:rPr>
+        <w:t>Centralizar compromissos acadêmicos e profissionais em uma única ferramenta prática.</w:t>
       </w:r>
     </w:p>
     <w:p>
       <w:pPr>
-        <w:jc w:val="center"/>
-        <w:rPr>
-          <w:rFonts w:ascii="Times New Roman" w:hAnsi="Times New Roman" w:cs="Times New Roman"/>
-          <w:lang w:val="pt-BR"/>
-        </w:rPr>
-      </w:pPr>
-      <w:r>
-        <w:rPr>
-          <w:rFonts w:ascii="Times New Roman" w:hAnsi="Times New Roman" w:cs="Times New Roman"/>
-          <w:sz w:val="24"/>
-          <w:szCs w:val="24"/>
-          <w:lang w:val="pt-BR"/>
-        </w:rPr>
-        <w:t>Persona Primária</w:t>
+        <w:rPr>
+          <w:rFonts w:ascii="Times New Roman" w:hAnsi="Times New Roman" w:cs="Times New Roman"/>
+          <w:sz w:val="24"/>
+          <w:szCs w:val="24"/>
+          <w:lang w:val="pt-BR"/>
+        </w:rPr>
+      </w:pPr>
+      <w:r>
+        <w:rPr>
+          <w:rFonts w:ascii="Times New Roman" w:hAnsi="Times New Roman" w:cs="Times New Roman"/>
+          <w:b/>
+          <w:bCs/>
+          <w:sz w:val="24"/>
+          <w:szCs w:val="24"/>
+          <w:lang w:val="pt-BR"/>
+        </w:rPr>
+        <w:t>Habilidades</w:t>
+      </w:r>
+      <w:r>
+        <w:rPr>
+          <w:rFonts w:ascii="Times New Roman" w:hAnsi="Times New Roman" w:cs="Times New Roman"/>
+          <w:b/>
+          <w:bCs/>
+          <w:sz w:val="24"/>
+          <w:szCs w:val="24"/>
+          <w:lang w:val="pt-BR"/>
+        </w:rPr>
+        <w:t xml:space="preserve">: </w:t>
+      </w:r>
+      <w:r>
+        <w:rPr>
+          <w:rFonts w:ascii="Times New Roman" w:hAnsi="Times New Roman" w:cs="Times New Roman"/>
+          <w:sz w:val="24"/>
+          <w:szCs w:val="24"/>
+          <w:lang w:val="pt-BR"/>
+        </w:rPr>
+        <w:t>Conhecimento em gestão, uso frequente de planilhas e experiência prévia com sistemas organizacionais.</w:t>
       </w:r>
     </w:p>
     <w:p>
       <w:pPr>
-        <w:jc w:val="center"/>
+        <w:rPr>
+          <w:rFonts w:ascii="Times New Roman" w:hAnsi="Times New Roman" w:cs="Times New Roman"/>
+          <w:sz w:val="24"/>
+          <w:szCs w:val="24"/>
+          <w:lang w:val="pt-BR"/>
+        </w:rPr>
+      </w:pPr>
+      <w:r>
         <w:rPr>
           <w:rFonts w:ascii="Times New Roman" w:hAnsi="Times New Roman" w:cs="Times New Roman"/>
           <w:b/>
           <w:bCs/>
-          <w:sz w:val="28"/>
-          <w:szCs w:val="28"/>
-          <w:lang w:val="pt-BR"/>
-        </w:rPr>
-      </w:pPr>
+          <w:sz w:val="24"/>
+          <w:szCs w:val="24"/>
+          <w:lang w:val="pt-BR"/>
+        </w:rPr>
+        <w:t>Tarefas</w:t>
+      </w:r>
       <w:r>
         <w:rPr>
           <w:rFonts w:ascii="Times New Roman" w:hAnsi="Times New Roman" w:cs="Times New Roman"/>
           <w:b/>
           <w:bCs/>
-          <w:sz w:val="28"/>
-          <w:szCs w:val="28"/>
-          <w:lang w:val="pt-BR"/>
-        </w:rPr>
-        <w:t>Objetivos</w:t>
+          <w:sz w:val="24"/>
+          <w:szCs w:val="24"/>
+          <w:lang w:val="pt-BR"/>
+        </w:rPr>
+        <w:t xml:space="preserve">: </w:t>
+      </w:r>
+      <w:r>
+        <w:rPr>
+          <w:rFonts w:ascii="Times New Roman" w:hAnsi="Times New Roman" w:cs="Times New Roman"/>
+          <w:sz w:val="24"/>
+          <w:szCs w:val="24"/>
+          <w:lang w:val="pt-BR"/>
+        </w:rPr>
+        <w:t>Registrar datas importantes e consultar calendário semanal. Realiza essas tarefas algumas vezes por semana, com menor dependência de suporte automatizado.</w:t>
       </w:r>
     </w:p>
     <w:p>
       <w:pPr>
-        <w:jc w:val="both"/>
-        <w:rPr>
-          <w:rFonts w:ascii="Times New Roman" w:hAnsi="Times New Roman" w:cs="Times New Roman"/>
-          <w:lang w:val="pt-BR"/>
-        </w:rPr>
-      </w:pPr>
-      <w:r>
-        <w:rPr>
-          <w:rFonts w:ascii="Times New Roman" w:hAnsi="Times New Roman" w:cs="Times New Roman"/>
-          <w:lang w:val="pt-BR"/>
-        </w:rPr>
-        <w:tab/>
-      </w:r>
-      <w:r>
-        <w:rPr>
-          <w:rFonts w:ascii="Times New Roman" w:hAnsi="Times New Roman" w:cs="Times New Roman"/>
-          <w:sz w:val="24"/>
-          <w:szCs w:val="24"/>
-          <w:lang w:val="pt-BR"/>
-        </w:rPr>
-        <w:t>Manter controle sobre prazos acadêmicos, evitar atrasos em entregas, reduzir estresse e melhorar a gestão do tempo entre estudo e trabalho.</w:t>
+        <w:rPr>
+          <w:rFonts w:ascii="Times New Roman" w:hAnsi="Times New Roman" w:cs="Times New Roman"/>
+          <w:sz w:val="24"/>
+          <w:szCs w:val="24"/>
+          <w:lang w:val="pt-BR"/>
+        </w:rPr>
+      </w:pPr>
+      <w:r>
+        <w:rPr>
+          <w:rFonts w:ascii="Times New Roman" w:hAnsi="Times New Roman" w:cs="Times New Roman"/>
+          <w:b/>
+          <w:bCs/>
+          <w:sz w:val="24"/>
+          <w:szCs w:val="24"/>
+          <w:lang w:val="pt-BR"/>
+        </w:rPr>
+        <w:t>Relacionamentos</w:t>
+      </w:r>
+      <w:r>
+        <w:rPr>
+          <w:rFonts w:ascii="Times New Roman" w:hAnsi="Times New Roman" w:cs="Times New Roman"/>
+          <w:b/>
+          <w:bCs/>
+          <w:sz w:val="24"/>
+          <w:szCs w:val="24"/>
+          <w:lang w:val="pt-BR"/>
+        </w:rPr>
+        <w:t xml:space="preserve">: </w:t>
+      </w:r>
+      <w:r>
+        <w:rPr>
+          <w:rFonts w:ascii="Times New Roman" w:hAnsi="Times New Roman" w:cs="Times New Roman"/>
+          <w:sz w:val="24"/>
+          <w:szCs w:val="24"/>
+          <w:lang w:val="pt-BR"/>
+        </w:rPr>
+        <w:t>Mantém contato com professores, equipe de trabalho e clientes do estágio.</w:t>
       </w:r>
     </w:p>
     <w:p>
       <w:pPr>
-        <w:jc w:val="center"/>
+        <w:rPr>
+          <w:rFonts w:ascii="Times New Roman" w:hAnsi="Times New Roman" w:cs="Times New Roman"/>
+          <w:sz w:val="24"/>
+          <w:szCs w:val="24"/>
+          <w:lang w:val="pt-BR"/>
+        </w:rPr>
+      </w:pPr>
+      <w:r>
         <w:rPr>
           <w:rFonts w:ascii="Times New Roman" w:hAnsi="Times New Roman" w:cs="Times New Roman"/>
           <w:b/>
           <w:bCs/>
-          <w:sz w:val="28"/>
-          <w:szCs w:val="28"/>
-          <w:lang w:val="pt-BR"/>
-        </w:rPr>
-      </w:pPr>
+          <w:sz w:val="24"/>
+          <w:szCs w:val="24"/>
+          <w:lang w:val="pt-BR"/>
+        </w:rPr>
+        <w:t>Requisitos</w:t>
+      </w:r>
       <w:r>
         <w:rPr>
           <w:rFonts w:ascii="Times New Roman" w:hAnsi="Times New Roman" w:cs="Times New Roman"/>
           <w:b/>
           <w:bCs/>
-          <w:sz w:val="28"/>
-          <w:szCs w:val="28"/>
-          <w:lang w:val="pt-BR"/>
-        </w:rPr>
-        <w:t>Habilidades</w:t>
+          <w:sz w:val="24"/>
+          <w:szCs w:val="24"/>
+          <w:lang w:val="pt-BR"/>
+        </w:rPr>
+        <w:t xml:space="preserve">: </w:t>
+      </w:r>
+      <w:r>
+        <w:rPr>
+          <w:rFonts w:ascii="Times New Roman" w:hAnsi="Times New Roman" w:cs="Times New Roman"/>
+          <w:sz w:val="24"/>
+          <w:szCs w:val="24"/>
+          <w:lang w:val="pt-BR"/>
+        </w:rPr>
+        <w:t>Necessita de uma ferramenta objetiva, com visão clara de calendário e baixa complexidade operacional.</w:t>
       </w:r>
     </w:p>
     <w:p>
       <w:pPr>
-        <w:jc w:val="both"/>
-        <w:rPr>
-          <w:rFonts w:ascii="Times New Roman" w:hAnsi="Times New Roman" w:cs="Times New Roman"/>
-          <w:lang w:val="pt-BR"/>
-        </w:rPr>
-      </w:pPr>
-      <w:r>
-        <w:rPr>
-          <w:rFonts w:ascii="Times New Roman" w:hAnsi="Times New Roman" w:cs="Times New Roman"/>
-          <w:lang w:val="pt-BR"/>
-        </w:rPr>
-        <w:tab/>
-      </w:r>
-      <w:r>
-        <w:rPr>
-          <w:rFonts w:ascii="Times New Roman" w:hAnsi="Times New Roman" w:cs="Times New Roman"/>
-          <w:lang w:val="pt-BR"/>
-        </w:rPr>
-        <w:t xml:space="preserve">Boa familiaridade com tecnologia, experiência com ferramentas digitais como Google </w:t>
-      </w:r>
-      <w:proofErr w:type="spellStart"/>
-      <w:r>
-        <w:rPr>
-          <w:rFonts w:ascii="Times New Roman" w:hAnsi="Times New Roman" w:cs="Times New Roman"/>
-          <w:lang w:val="pt-BR"/>
-        </w:rPr>
-        <w:t>Calendar</w:t>
-      </w:r>
-      <w:proofErr w:type="spellEnd"/>
-      <w:r>
-        <w:rPr>
-          <w:rFonts w:ascii="Times New Roman" w:hAnsi="Times New Roman" w:cs="Times New Roman"/>
-          <w:lang w:val="pt-BR"/>
-        </w:rPr>
-        <w:t xml:space="preserve"> e </w:t>
-      </w:r>
-      <w:proofErr w:type="spellStart"/>
-      <w:r>
-        <w:rPr>
-          <w:rFonts w:ascii="Times New Roman" w:hAnsi="Times New Roman" w:cs="Times New Roman"/>
-          <w:lang w:val="pt-BR"/>
-        </w:rPr>
-        <w:t>Notion</w:t>
-      </w:r>
-      <w:proofErr w:type="spellEnd"/>
-      <w:r>
-        <w:rPr>
-          <w:rFonts w:ascii="Times New Roman" w:hAnsi="Times New Roman" w:cs="Times New Roman"/>
-          <w:lang w:val="pt-BR"/>
-        </w:rPr>
-        <w:t>, capacidade analítica desenvolvida e autonomia na resolução de problemas.</w:t>
+        <w:rPr>
+          <w:rFonts w:ascii="Times New Roman" w:hAnsi="Times New Roman" w:cs="Times New Roman"/>
+          <w:sz w:val="24"/>
+          <w:szCs w:val="24"/>
+          <w:lang w:val="pt-BR"/>
+        </w:rPr>
+      </w:pPr>
+      <w:r>
+        <w:rPr>
+          <w:rFonts w:ascii="Times New Roman" w:hAnsi="Times New Roman" w:cs="Times New Roman"/>
+          <w:b/>
+          <w:bCs/>
+          <w:sz w:val="24"/>
+          <w:szCs w:val="24"/>
+          <w:lang w:val="pt-BR"/>
+        </w:rPr>
+        <w:t>Expectativas</w:t>
+      </w:r>
+      <w:r>
+        <w:rPr>
+          <w:rFonts w:ascii="Times New Roman" w:hAnsi="Times New Roman" w:cs="Times New Roman"/>
+          <w:b/>
+          <w:bCs/>
+          <w:sz w:val="24"/>
+          <w:szCs w:val="24"/>
+          <w:lang w:val="pt-BR"/>
+        </w:rPr>
+        <w:t xml:space="preserve">: </w:t>
+      </w:r>
+      <w:r>
+        <w:rPr>
+          <w:rFonts w:ascii="Times New Roman" w:hAnsi="Times New Roman" w:cs="Times New Roman"/>
+          <w:sz w:val="24"/>
+          <w:szCs w:val="24"/>
+          <w:lang w:val="pt-BR"/>
+        </w:rPr>
+        <w:t>Espera um sistema leve e funcional, que complemente sua organização atual sem alterar drasticamente seus hábitos.</w:t>
       </w:r>
     </w:p>
     <w:p>
@@ -394,1262 +3706,11 @@
         <w:jc w:val="both"/>
         <w:rPr>
           <w:rFonts w:ascii="Times New Roman" w:hAnsi="Times New Roman" w:cs="Times New Roman"/>
-          <w:lang w:val="pt-BR"/>
-        </w:rPr>
-      </w:pPr>
-    </w:p>
-    <w:p>
-      <w:pPr>
-        <w:jc w:val="both"/>
-        <w:rPr>
-          <w:rFonts w:ascii="Times New Roman" w:hAnsi="Times New Roman" w:cs="Times New Roman"/>
-          <w:lang w:val="pt-BR"/>
-        </w:rPr>
-      </w:pPr>
-    </w:p>
-    <w:p>
-      <w:pPr>
-        <w:jc w:val="both"/>
-        <w:rPr>
-          <w:rFonts w:ascii="Times New Roman" w:hAnsi="Times New Roman" w:cs="Times New Roman"/>
-          <w:lang w:val="pt-BR"/>
-        </w:rPr>
-      </w:pPr>
-    </w:p>
-    <w:p>
-      <w:pPr>
-        <w:jc w:val="center"/>
-        <w:rPr>
-          <w:rFonts w:ascii="Times New Roman" w:hAnsi="Times New Roman" w:cs="Times New Roman"/>
-          <w:b/>
-          <w:bCs/>
-          <w:sz w:val="28"/>
-          <w:szCs w:val="28"/>
-          <w:lang w:val="pt-BR"/>
-        </w:rPr>
-      </w:pPr>
-      <w:r>
-        <w:rPr>
-          <w:rFonts w:ascii="Times New Roman" w:hAnsi="Times New Roman" w:cs="Times New Roman"/>
-          <w:b/>
-          <w:bCs/>
-          <w:sz w:val="28"/>
-          <w:szCs w:val="28"/>
-          <w:lang w:val="pt-BR"/>
-        </w:rPr>
-        <w:t>Tarefas</w:t>
-      </w:r>
-    </w:p>
-    <w:p>
-      <w:pPr>
-        <w:jc w:val="both"/>
-        <w:rPr>
-          <w:rFonts w:ascii="Times New Roman" w:hAnsi="Times New Roman" w:cs="Times New Roman"/>
-          <w:lang w:val="pt-BR"/>
-        </w:rPr>
-      </w:pPr>
-      <w:r>
-        <w:rPr>
-          <w:rFonts w:ascii="Times New Roman" w:hAnsi="Times New Roman" w:cs="Times New Roman"/>
-          <w:lang w:val="pt-BR"/>
-        </w:rPr>
-        <w:tab/>
-      </w:r>
-      <w:r>
-        <w:rPr>
-          <w:rFonts w:ascii="Times New Roman" w:hAnsi="Times New Roman" w:cs="Times New Roman"/>
-          <w:sz w:val="24"/>
-          <w:szCs w:val="24"/>
-          <w:lang w:val="pt-BR"/>
-        </w:rPr>
-        <w:t>Registrar prazos de trabalhos e provas, organizar atividades semanais e planejar períodos de estudo. Essas tarefas são realizadas diariamente e possuem alta importância para seu desempenho acadêmico e profissional.</w:t>
-      </w:r>
-    </w:p>
-    <w:p>
-      <w:pPr>
-        <w:jc w:val="center"/>
-        <w:rPr>
-          <w:rFonts w:ascii="Times New Roman" w:hAnsi="Times New Roman" w:cs="Times New Roman"/>
-          <w:b/>
-          <w:bCs/>
-          <w:sz w:val="28"/>
-          <w:szCs w:val="28"/>
-          <w:lang w:val="pt-BR"/>
-        </w:rPr>
-      </w:pPr>
-      <w:r>
-        <w:rPr>
-          <w:rFonts w:ascii="Times New Roman" w:hAnsi="Times New Roman" w:cs="Times New Roman"/>
-          <w:b/>
-          <w:bCs/>
-          <w:sz w:val="28"/>
-          <w:szCs w:val="28"/>
-          <w:lang w:val="pt-BR"/>
-        </w:rPr>
-        <w:t>Relacionamentos</w:t>
-      </w:r>
-    </w:p>
-    <w:p>
-      <w:pPr>
-        <w:jc w:val="both"/>
-        <w:rPr>
-          <w:rFonts w:ascii="Times New Roman" w:hAnsi="Times New Roman" w:cs="Times New Roman"/>
-          <w:lang w:val="pt-BR"/>
-        </w:rPr>
-      </w:pPr>
-      <w:r>
-        <w:rPr>
-          <w:rFonts w:ascii="Times New Roman" w:hAnsi="Times New Roman" w:cs="Times New Roman"/>
-          <w:lang w:val="pt-BR"/>
-        </w:rPr>
-        <w:tab/>
-      </w:r>
-      <w:r>
-        <w:rPr>
-          <w:rFonts w:ascii="Times New Roman" w:hAnsi="Times New Roman" w:cs="Times New Roman"/>
-          <w:sz w:val="24"/>
-          <w:szCs w:val="24"/>
-          <w:lang w:val="pt-BR"/>
-        </w:rPr>
-        <w:t>Interage com professores, colegas de grupo, supervisor de estágio e familiares. Grande parte das demandas surge de atividades em grupo e obrigações profissionais.</w:t>
-      </w:r>
-    </w:p>
-    <w:p>
-      <w:pPr>
-        <w:jc w:val="center"/>
-        <w:rPr>
-          <w:rFonts w:ascii="Times New Roman" w:hAnsi="Times New Roman" w:cs="Times New Roman"/>
-          <w:b/>
-          <w:bCs/>
-          <w:sz w:val="28"/>
-          <w:szCs w:val="28"/>
-          <w:lang w:val="pt-BR"/>
-        </w:rPr>
-      </w:pPr>
-      <w:r>
-        <w:rPr>
-          <w:rFonts w:ascii="Times New Roman" w:hAnsi="Times New Roman" w:cs="Times New Roman"/>
-          <w:b/>
-          <w:bCs/>
-          <w:sz w:val="28"/>
-          <w:szCs w:val="28"/>
-          <w:lang w:val="pt-BR"/>
-        </w:rPr>
-        <w:t>Requisitos</w:t>
-      </w:r>
-    </w:p>
-    <w:p>
-      <w:pPr>
-        <w:jc w:val="both"/>
-        <w:rPr>
-          <w:rFonts w:ascii="Times New Roman" w:hAnsi="Times New Roman" w:cs="Times New Roman"/>
-          <w:sz w:val="24"/>
-          <w:szCs w:val="24"/>
-          <w:lang w:val="pt-BR"/>
-        </w:rPr>
-      </w:pPr>
-      <w:r>
-        <w:rPr>
-          <w:rFonts w:ascii="Times New Roman" w:hAnsi="Times New Roman" w:cs="Times New Roman"/>
-          <w:lang w:val="pt-BR"/>
-        </w:rPr>
-        <w:tab/>
-      </w:r>
-      <w:r>
-        <w:rPr>
-          <w:rFonts w:ascii="Times New Roman" w:hAnsi="Times New Roman" w:cs="Times New Roman"/>
-          <w:sz w:val="24"/>
-          <w:szCs w:val="24"/>
-          <w:lang w:val="pt-BR"/>
-        </w:rPr>
-        <w:t>Necessita de uma interface simples, planejamento automatizado e alertas eficientes. Precisa visualizar compromissos e tarefas de forma clara e centralizada.</w:t>
-      </w:r>
-    </w:p>
-    <w:p>
-      <w:pPr>
-        <w:jc w:val="center"/>
-        <w:rPr>
-          <w:rFonts w:ascii="Times New Roman" w:hAnsi="Times New Roman" w:cs="Times New Roman"/>
-          <w:b/>
-          <w:bCs/>
-          <w:sz w:val="28"/>
-          <w:szCs w:val="28"/>
-          <w:lang w:val="pt-BR"/>
-        </w:rPr>
-      </w:pPr>
-      <w:r>
-        <w:rPr>
-          <w:rFonts w:ascii="Times New Roman" w:hAnsi="Times New Roman" w:cs="Times New Roman"/>
-          <w:b/>
-          <w:bCs/>
-          <w:sz w:val="28"/>
-          <w:szCs w:val="28"/>
-          <w:lang w:val="pt-BR"/>
-        </w:rPr>
-        <w:t>Expectativas</w:t>
-      </w:r>
-    </w:p>
-    <w:p>
-      <w:pPr>
-        <w:jc w:val="both"/>
-        <w:rPr>
-          <w:rFonts w:ascii="Times New Roman" w:hAnsi="Times New Roman" w:cs="Times New Roman"/>
-          <w:sz w:val="24"/>
-          <w:szCs w:val="24"/>
-          <w:lang w:val="pt-BR"/>
-        </w:rPr>
-      </w:pPr>
-      <w:r>
-        <w:rPr>
-          <w:rFonts w:ascii="Times New Roman" w:hAnsi="Times New Roman" w:cs="Times New Roman"/>
-          <w:sz w:val="24"/>
-          <w:szCs w:val="24"/>
-          <w:lang w:val="pt-BR"/>
-        </w:rPr>
-        <w:tab/>
-      </w:r>
-      <w:r>
-        <w:rPr>
-          <w:rFonts w:ascii="Times New Roman" w:hAnsi="Times New Roman" w:cs="Times New Roman"/>
-          <w:sz w:val="24"/>
-          <w:szCs w:val="24"/>
-          <w:lang w:val="pt-BR"/>
-        </w:rPr>
-        <w:t>Espera que o sistema facilite sua organização sem exigir configurações complexas. Acredita que o aplicativo deve ajudá-lo a dividir tarefas extensas em etapas menores e priorizar atividades automaticamente.</w:t>
-      </w:r>
-    </w:p>
-    <w:p>
-      <w:pPr>
-        <w:jc w:val="center"/>
-        <w:rPr>
-          <w:rFonts w:ascii="Times New Roman" w:hAnsi="Times New Roman" w:cs="Times New Roman"/>
-          <w:b/>
-          <w:bCs/>
-          <w:color w:val="00B0F0"/>
-          <w:sz w:val="32"/>
-          <w:szCs w:val="32"/>
-          <w:lang w:val="pt-BR"/>
-        </w:rPr>
-      </w:pPr>
-      <w:r>
-        <w:rPr>
-          <w:rFonts w:ascii="Times New Roman" w:hAnsi="Times New Roman" w:cs="Times New Roman"/>
-          <w:b/>
-          <w:bCs/>
-          <w:color w:val="00B0F0"/>
-          <w:sz w:val="32"/>
-          <w:szCs w:val="32"/>
-          <w:lang w:val="pt-BR"/>
-        </w:rPr>
-        <w:t>2.2 Persona: Mariana Souza Ribeiro</w:t>
-      </w:r>
-    </w:p>
-    <w:p>
-      <w:pPr>
-        <w:jc w:val="center"/>
-        <w:rPr>
-          <w:rFonts w:ascii="Times New Roman" w:hAnsi="Times New Roman" w:cs="Times New Roman"/>
-          <w:b/>
-          <w:bCs/>
-          <w:sz w:val="28"/>
-          <w:szCs w:val="28"/>
-          <w:lang w:val="pt-BR"/>
-        </w:rPr>
-      </w:pPr>
-      <w:r>
-        <w:rPr>
-          <w:rFonts w:ascii="Times New Roman" w:hAnsi="Times New Roman" w:cs="Times New Roman"/>
-          <w:b/>
-          <w:bCs/>
-          <w:sz w:val="28"/>
-          <w:szCs w:val="28"/>
-          <w:lang w:val="pt-BR"/>
-        </w:rPr>
-        <w:t>Identidade</w:t>
-      </w:r>
-    </w:p>
-    <w:p>
-      <w:pPr>
-        <w:jc w:val="both"/>
-        <w:rPr>
-          <w:rFonts w:ascii="Times New Roman" w:hAnsi="Times New Roman" w:cs="Times New Roman"/>
-          <w:sz w:val="24"/>
-          <w:szCs w:val="24"/>
-          <w:lang w:val="pt-BR"/>
-        </w:rPr>
-      </w:pPr>
-      <w:r>
-        <w:rPr>
-          <w:rFonts w:ascii="Times New Roman" w:hAnsi="Times New Roman" w:cs="Times New Roman"/>
-          <w:sz w:val="24"/>
-          <w:szCs w:val="24"/>
-          <w:lang w:val="pt-BR"/>
-        </w:rPr>
-        <w:tab/>
-      </w:r>
-      <w:r>
-        <w:rPr>
-          <w:rFonts w:ascii="Times New Roman" w:hAnsi="Times New Roman" w:cs="Times New Roman"/>
-          <w:sz w:val="24"/>
-          <w:szCs w:val="24"/>
-          <w:lang w:val="pt-BR"/>
-        </w:rPr>
-        <w:t>Mariana Souza Ribeiro, 19 anos, estudante de Psicologia no 2º semestre. Está em fase inicial da graduação e ainda busca desenvolver métodos consistentes de organização.</w:t>
-      </w:r>
-    </w:p>
-    <w:p>
-      <w:pPr>
-        <w:jc w:val="center"/>
-        <w:rPr>
-          <w:rFonts w:ascii="Times New Roman" w:hAnsi="Times New Roman" w:cs="Times New Roman"/>
-          <w:b/>
-          <w:bCs/>
-          <w:sz w:val="28"/>
-          <w:szCs w:val="28"/>
-          <w:lang w:val="pt-BR"/>
-        </w:rPr>
-      </w:pPr>
-      <w:r>
-        <w:rPr>
-          <w:rFonts w:ascii="Times New Roman" w:hAnsi="Times New Roman" w:cs="Times New Roman"/>
-          <w:b/>
-          <w:bCs/>
-          <w:sz w:val="28"/>
-          <w:szCs w:val="28"/>
-          <w:lang w:val="pt-BR"/>
-        </w:rPr>
-        <w:t>Status</w:t>
-      </w:r>
-    </w:p>
-    <w:p>
-      <w:pPr>
-        <w:jc w:val="center"/>
-        <w:rPr>
-          <w:rFonts w:ascii="Times New Roman" w:hAnsi="Times New Roman" w:cs="Times New Roman"/>
-          <w:sz w:val="24"/>
-          <w:szCs w:val="24"/>
-          <w:lang w:val="pt-BR"/>
-        </w:rPr>
-      </w:pPr>
-      <w:r>
-        <w:rPr>
-          <w:rFonts w:ascii="Times New Roman" w:hAnsi="Times New Roman" w:cs="Times New Roman"/>
-          <w:sz w:val="24"/>
-          <w:szCs w:val="24"/>
-          <w:lang w:val="pt-BR"/>
-        </w:rPr>
-        <w:t>Persona Primária</w:t>
-      </w:r>
-    </w:p>
-    <w:p>
-      <w:pPr>
-        <w:jc w:val="center"/>
-        <w:rPr>
-          <w:rFonts w:ascii="Times New Roman" w:hAnsi="Times New Roman" w:cs="Times New Roman"/>
-          <w:b/>
-          <w:bCs/>
-          <w:sz w:val="28"/>
-          <w:szCs w:val="28"/>
-          <w:lang w:val="pt-BR"/>
-        </w:rPr>
-      </w:pPr>
-      <w:r>
-        <w:rPr>
-          <w:rFonts w:ascii="Times New Roman" w:hAnsi="Times New Roman" w:cs="Times New Roman"/>
-          <w:b/>
-          <w:bCs/>
-          <w:sz w:val="28"/>
-          <w:szCs w:val="28"/>
-          <w:lang w:val="pt-BR"/>
-        </w:rPr>
-        <w:t>Objetivos</w:t>
-      </w:r>
-    </w:p>
-    <w:p>
-      <w:pPr>
-        <w:jc w:val="both"/>
-        <w:rPr>
-          <w:rFonts w:ascii="Times New Roman" w:hAnsi="Times New Roman" w:cs="Times New Roman"/>
-          <w:sz w:val="24"/>
-          <w:szCs w:val="24"/>
-          <w:lang w:val="pt-BR"/>
-        </w:rPr>
-      </w:pPr>
-      <w:r>
-        <w:rPr>
-          <w:rFonts w:ascii="Times New Roman" w:hAnsi="Times New Roman" w:cs="Times New Roman"/>
-          <w:lang w:val="pt-BR"/>
-        </w:rPr>
-        <w:tab/>
-      </w:r>
-      <w:r>
-        <w:rPr>
-          <w:rFonts w:ascii="Times New Roman" w:hAnsi="Times New Roman" w:cs="Times New Roman"/>
-          <w:sz w:val="24"/>
-          <w:szCs w:val="24"/>
-          <w:lang w:val="pt-BR"/>
-        </w:rPr>
-        <w:t>Criar uma rotina de estudos mais estruturada, reduzir procrastinação e equilibrar atividades acadêmicas com vida social.</w:t>
-      </w:r>
-    </w:p>
-    <w:p>
-      <w:pPr>
-        <w:jc w:val="center"/>
-        <w:rPr>
-          <w:rFonts w:ascii="Times New Roman" w:hAnsi="Times New Roman" w:cs="Times New Roman"/>
-          <w:b/>
-          <w:bCs/>
-          <w:sz w:val="28"/>
-          <w:szCs w:val="28"/>
-          <w:lang w:val="pt-BR"/>
-        </w:rPr>
-      </w:pPr>
-      <w:r>
-        <w:rPr>
-          <w:rFonts w:ascii="Times New Roman" w:hAnsi="Times New Roman" w:cs="Times New Roman"/>
-          <w:b/>
-          <w:bCs/>
-          <w:sz w:val="28"/>
-          <w:szCs w:val="28"/>
-          <w:lang w:val="pt-BR"/>
-        </w:rPr>
-        <w:t>Habilidades</w:t>
-      </w:r>
-    </w:p>
-    <w:p>
-      <w:pPr>
-        <w:jc w:val="both"/>
-        <w:rPr>
-          <w:rFonts w:ascii="Times New Roman" w:hAnsi="Times New Roman" w:cs="Times New Roman"/>
-          <w:lang w:val="pt-BR"/>
-        </w:rPr>
-      </w:pPr>
-      <w:r>
-        <w:rPr>
-          <w:rFonts w:ascii="Times New Roman" w:hAnsi="Times New Roman" w:cs="Times New Roman"/>
-          <w:lang w:val="pt-BR"/>
-        </w:rPr>
-        <w:tab/>
-      </w:r>
-      <w:r>
-        <w:rPr>
-          <w:rFonts w:ascii="Times New Roman" w:hAnsi="Times New Roman" w:cs="Times New Roman"/>
-          <w:sz w:val="24"/>
-          <w:szCs w:val="24"/>
-          <w:lang w:val="pt-BR"/>
-        </w:rPr>
-        <w:t xml:space="preserve">Boa comunicação, criatividade e familiaridade com redes sociais. Já utilizou </w:t>
-      </w:r>
-      <w:proofErr w:type="spellStart"/>
-      <w:r>
-        <w:rPr>
-          <w:rFonts w:ascii="Times New Roman" w:hAnsi="Times New Roman" w:cs="Times New Roman"/>
-          <w:sz w:val="24"/>
-          <w:szCs w:val="24"/>
-          <w:lang w:val="pt-BR"/>
-        </w:rPr>
-        <w:t>planners</w:t>
-      </w:r>
-      <w:proofErr w:type="spellEnd"/>
-      <w:r>
-        <w:rPr>
-          <w:rFonts w:ascii="Times New Roman" w:hAnsi="Times New Roman" w:cs="Times New Roman"/>
-          <w:sz w:val="24"/>
-          <w:szCs w:val="24"/>
-          <w:lang w:val="pt-BR"/>
-        </w:rPr>
-        <w:t xml:space="preserve"> físicos e aplicativos simples de tarefas.</w:t>
-      </w:r>
-    </w:p>
-    <w:p>
-      <w:pPr>
-        <w:rPr>
-          <w:rFonts w:ascii="Times New Roman" w:hAnsi="Times New Roman" w:cs="Times New Roman"/>
-          <w:lang w:val="pt-BR"/>
-        </w:rPr>
-      </w:pPr>
-    </w:p>
-    <w:p>
-      <w:pPr>
-        <w:jc w:val="center"/>
-        <w:rPr>
-          <w:rFonts w:ascii="Times New Roman" w:hAnsi="Times New Roman" w:cs="Times New Roman"/>
-          <w:b/>
-          <w:bCs/>
-          <w:sz w:val="28"/>
-          <w:szCs w:val="28"/>
-          <w:lang w:val="pt-BR"/>
-        </w:rPr>
-      </w:pPr>
-      <w:r>
-        <w:rPr>
-          <w:rFonts w:ascii="Times New Roman" w:hAnsi="Times New Roman" w:cs="Times New Roman"/>
-          <w:b/>
-          <w:bCs/>
-          <w:sz w:val="28"/>
-          <w:szCs w:val="28"/>
-          <w:lang w:val="pt-BR"/>
-        </w:rPr>
-        <w:lastRenderedPageBreak/>
-        <w:t>Tarefas</w:t>
-      </w:r>
-    </w:p>
-    <w:p>
-      <w:pPr>
-        <w:jc w:val="both"/>
-        <w:rPr>
-          <w:rFonts w:ascii="Times New Roman" w:hAnsi="Times New Roman" w:cs="Times New Roman"/>
-          <w:sz w:val="24"/>
-          <w:szCs w:val="24"/>
-          <w:lang w:val="pt-BR"/>
-        </w:rPr>
-      </w:pPr>
-      <w:r>
-        <w:rPr>
-          <w:rFonts w:ascii="Times New Roman" w:hAnsi="Times New Roman" w:cs="Times New Roman"/>
-          <w:sz w:val="24"/>
-          <w:szCs w:val="24"/>
-          <w:lang w:val="pt-BR"/>
-        </w:rPr>
-        <w:tab/>
-      </w:r>
-      <w:r>
-        <w:rPr>
-          <w:rFonts w:ascii="Times New Roman" w:hAnsi="Times New Roman" w:cs="Times New Roman"/>
-          <w:sz w:val="24"/>
-          <w:szCs w:val="24"/>
-          <w:lang w:val="pt-BR"/>
-        </w:rPr>
-        <w:t>Estudar para provas, desenvolver trabalhos acadêmicos e participar de atividades em grupo. Essas tarefas ocorrem semanalmente e demandam períodos prolongados de dedicação.</w:t>
-      </w:r>
-    </w:p>
-    <w:p>
-      <w:pPr>
-        <w:jc w:val="center"/>
-        <w:rPr>
-          <w:rFonts w:ascii="Times New Roman" w:hAnsi="Times New Roman" w:cs="Times New Roman"/>
-          <w:b/>
-          <w:bCs/>
-          <w:sz w:val="28"/>
-          <w:szCs w:val="28"/>
-          <w:lang w:val="pt-BR"/>
-        </w:rPr>
-      </w:pPr>
-      <w:r>
-        <w:rPr>
-          <w:rFonts w:ascii="Times New Roman" w:hAnsi="Times New Roman" w:cs="Times New Roman"/>
-          <w:b/>
-          <w:bCs/>
-          <w:sz w:val="28"/>
-          <w:szCs w:val="28"/>
-          <w:lang w:val="pt-BR"/>
-        </w:rPr>
-        <w:t>Relacionamentos</w:t>
-      </w:r>
-    </w:p>
-    <w:p>
-      <w:pPr>
-        <w:jc w:val="both"/>
-        <w:rPr>
-          <w:rFonts w:ascii="Times New Roman" w:hAnsi="Times New Roman" w:cs="Times New Roman"/>
-          <w:lang w:val="pt-BR"/>
-        </w:rPr>
-      </w:pPr>
-      <w:r>
-        <w:rPr>
-          <w:rFonts w:ascii="Times New Roman" w:hAnsi="Times New Roman" w:cs="Times New Roman"/>
-          <w:lang w:val="pt-BR"/>
-        </w:rPr>
-        <w:tab/>
-      </w:r>
-      <w:r>
-        <w:rPr>
-          <w:rFonts w:ascii="Times New Roman" w:hAnsi="Times New Roman" w:cs="Times New Roman"/>
-          <w:sz w:val="24"/>
-          <w:szCs w:val="24"/>
-          <w:lang w:val="pt-BR"/>
-        </w:rPr>
-        <w:t>Relaciona-se principalmente com colegas de turma, professores e amigos. Grande parte das atividades envolve colaboração em grupo.</w:t>
-      </w:r>
-    </w:p>
-    <w:p>
-      <w:pPr>
-        <w:jc w:val="center"/>
-        <w:rPr>
-          <w:rFonts w:ascii="Times New Roman" w:hAnsi="Times New Roman" w:cs="Times New Roman"/>
-          <w:b/>
-          <w:bCs/>
-          <w:sz w:val="28"/>
-          <w:szCs w:val="28"/>
-          <w:lang w:val="pt-BR"/>
-        </w:rPr>
-      </w:pPr>
-      <w:r>
-        <w:rPr>
-          <w:rFonts w:ascii="Times New Roman" w:hAnsi="Times New Roman" w:cs="Times New Roman"/>
-          <w:b/>
-          <w:bCs/>
-          <w:sz w:val="28"/>
-          <w:szCs w:val="28"/>
-          <w:lang w:val="pt-BR"/>
-        </w:rPr>
-        <w:t>Requisitos</w:t>
-      </w:r>
-    </w:p>
-    <w:p>
-      <w:pPr>
-        <w:jc w:val="both"/>
-        <w:rPr>
-          <w:rFonts w:ascii="Times New Roman" w:hAnsi="Times New Roman" w:cs="Times New Roman"/>
-          <w:sz w:val="24"/>
-          <w:szCs w:val="24"/>
-          <w:lang w:val="pt-BR"/>
-        </w:rPr>
-      </w:pPr>
-      <w:r>
-        <w:rPr>
-          <w:rFonts w:ascii="Times New Roman" w:hAnsi="Times New Roman" w:cs="Times New Roman"/>
-          <w:sz w:val="24"/>
-          <w:szCs w:val="24"/>
-          <w:lang w:val="pt-BR"/>
-        </w:rPr>
-        <w:tab/>
-      </w:r>
-      <w:r>
-        <w:rPr>
-          <w:rFonts w:ascii="Times New Roman" w:hAnsi="Times New Roman" w:cs="Times New Roman"/>
-          <w:sz w:val="24"/>
-          <w:szCs w:val="24"/>
-          <w:lang w:val="pt-BR"/>
-        </w:rPr>
-        <w:t>Precisa de estímulos visuais, acompanhamento de progresso e lembretes que incentivem a continuidade das tarefas.</w:t>
-      </w:r>
-    </w:p>
-    <w:p>
-      <w:pPr>
-        <w:jc w:val="center"/>
-        <w:rPr>
-          <w:rFonts w:ascii="Times New Roman" w:hAnsi="Times New Roman" w:cs="Times New Roman"/>
-          <w:b/>
-          <w:bCs/>
-          <w:sz w:val="28"/>
-          <w:szCs w:val="28"/>
-          <w:lang w:val="pt-BR"/>
-        </w:rPr>
-      </w:pPr>
-      <w:r>
-        <w:rPr>
-          <w:rFonts w:ascii="Times New Roman" w:hAnsi="Times New Roman" w:cs="Times New Roman"/>
-          <w:b/>
-          <w:bCs/>
-          <w:sz w:val="28"/>
-          <w:szCs w:val="28"/>
-          <w:lang w:val="pt-BR"/>
-        </w:rPr>
-        <w:t>Expectativas</w:t>
-      </w:r>
-    </w:p>
-    <w:p>
-      <w:pPr>
-        <w:jc w:val="both"/>
-        <w:rPr>
-          <w:rFonts w:ascii="Times New Roman" w:hAnsi="Times New Roman" w:cs="Times New Roman"/>
-          <w:sz w:val="24"/>
-          <w:szCs w:val="24"/>
-          <w:lang w:val="pt-BR"/>
-        </w:rPr>
-      </w:pPr>
-      <w:r>
-        <w:rPr>
-          <w:rFonts w:ascii="Times New Roman" w:hAnsi="Times New Roman" w:cs="Times New Roman"/>
-          <w:sz w:val="24"/>
-          <w:szCs w:val="24"/>
-          <w:lang w:val="pt-BR"/>
-        </w:rPr>
-        <w:tab/>
-      </w:r>
-      <w:r>
-        <w:rPr>
-          <w:rFonts w:ascii="Times New Roman" w:hAnsi="Times New Roman" w:cs="Times New Roman"/>
-          <w:sz w:val="24"/>
-          <w:szCs w:val="24"/>
-          <w:lang w:val="pt-BR"/>
-        </w:rPr>
-        <w:t>Espera que o sistema seja visualmente agradável, intuitivo e motivador. Acredita que o aplicativo deve ajudá-la a transformar grandes responsabilidades em pequenas metas alcançáveis.</w:t>
-      </w:r>
-    </w:p>
-    <w:p>
-      <w:pPr>
-        <w:jc w:val="center"/>
-        <w:rPr>
-          <w:rFonts w:ascii="Times New Roman" w:hAnsi="Times New Roman" w:cs="Times New Roman"/>
-          <w:b/>
-          <w:bCs/>
-          <w:color w:val="00B0F0"/>
-          <w:sz w:val="32"/>
-          <w:szCs w:val="32"/>
-          <w:lang w:val="pt-BR"/>
-        </w:rPr>
-      </w:pPr>
-      <w:r>
-        <w:rPr>
-          <w:rFonts w:ascii="Times New Roman" w:hAnsi="Times New Roman" w:cs="Times New Roman"/>
-          <w:b/>
-          <w:bCs/>
-          <w:color w:val="00B0F0"/>
-          <w:sz w:val="32"/>
-          <w:szCs w:val="32"/>
-          <w:lang w:val="pt-BR"/>
-        </w:rPr>
-        <w:t>2.3 Persona: Rafael Martins Costa</w:t>
-      </w:r>
-    </w:p>
-    <w:p>
-      <w:pPr>
-        <w:jc w:val="center"/>
-        <w:rPr>
-          <w:rFonts w:ascii="Times New Roman" w:hAnsi="Times New Roman" w:cs="Times New Roman"/>
-          <w:b/>
-          <w:bCs/>
-          <w:sz w:val="28"/>
-          <w:szCs w:val="28"/>
-          <w:lang w:val="pt-BR"/>
-        </w:rPr>
-      </w:pPr>
-      <w:r>
-        <w:rPr>
-          <w:rFonts w:ascii="Times New Roman" w:hAnsi="Times New Roman" w:cs="Times New Roman"/>
-          <w:b/>
-          <w:bCs/>
-          <w:sz w:val="28"/>
-          <w:szCs w:val="28"/>
-          <w:lang w:val="pt-BR"/>
-        </w:rPr>
-        <w:t>Identidade</w:t>
-      </w:r>
-    </w:p>
-    <w:p>
-      <w:pPr>
-        <w:jc w:val="both"/>
-        <w:rPr>
-          <w:rFonts w:ascii="Times New Roman" w:hAnsi="Times New Roman" w:cs="Times New Roman"/>
-          <w:sz w:val="24"/>
-          <w:szCs w:val="24"/>
-          <w:lang w:val="pt-BR"/>
-        </w:rPr>
-      </w:pPr>
-      <w:r>
-        <w:rPr>
-          <w:rFonts w:ascii="Times New Roman" w:hAnsi="Times New Roman" w:cs="Times New Roman"/>
-          <w:sz w:val="24"/>
-          <w:szCs w:val="24"/>
-          <w:lang w:val="pt-BR"/>
-        </w:rPr>
-        <w:tab/>
-      </w:r>
-      <w:r>
-        <w:rPr>
-          <w:rFonts w:ascii="Times New Roman" w:hAnsi="Times New Roman" w:cs="Times New Roman"/>
-          <w:sz w:val="24"/>
-          <w:szCs w:val="24"/>
-          <w:lang w:val="pt-BR"/>
-        </w:rPr>
-        <w:t>Rafael Martins Costa, 24 anos, estudante de Administração no 7º semestre. Possui experiência profissional e já desenvolveu métodos próprios de organização.</w:t>
-      </w:r>
-    </w:p>
-    <w:p>
-      <w:pPr>
-        <w:jc w:val="center"/>
-        <w:rPr>
-          <w:rFonts w:ascii="Times New Roman" w:hAnsi="Times New Roman" w:cs="Times New Roman"/>
-          <w:b/>
-          <w:bCs/>
-          <w:sz w:val="28"/>
-          <w:szCs w:val="28"/>
-          <w:lang w:val="pt-BR"/>
-        </w:rPr>
-      </w:pPr>
-      <w:r>
-        <w:rPr>
-          <w:rFonts w:ascii="Times New Roman" w:hAnsi="Times New Roman" w:cs="Times New Roman"/>
-          <w:b/>
-          <w:bCs/>
-          <w:sz w:val="28"/>
-          <w:szCs w:val="28"/>
-          <w:lang w:val="pt-BR"/>
-        </w:rPr>
-        <w:t>Status</w:t>
-      </w:r>
-    </w:p>
-    <w:p>
-      <w:pPr>
-        <w:rPr>
-          <w:rFonts w:ascii="Times New Roman" w:hAnsi="Times New Roman" w:cs="Times New Roman"/>
-          <w:sz w:val="24"/>
-          <w:szCs w:val="24"/>
-          <w:lang w:val="pt-BR"/>
-        </w:rPr>
-      </w:pPr>
-      <w:r>
-        <w:rPr>
-          <w:rFonts w:ascii="Times New Roman" w:hAnsi="Times New Roman" w:cs="Times New Roman"/>
-          <w:sz w:val="24"/>
-          <w:szCs w:val="24"/>
-          <w:lang w:val="pt-BR"/>
-        </w:rPr>
-        <w:t>Persona Secundária</w:t>
-      </w:r>
-    </w:p>
-    <w:p>
-      <w:pPr>
-        <w:jc w:val="center"/>
-        <w:rPr>
-          <w:rFonts w:ascii="Times New Roman" w:hAnsi="Times New Roman" w:cs="Times New Roman"/>
-          <w:b/>
-          <w:bCs/>
-          <w:sz w:val="28"/>
-          <w:szCs w:val="28"/>
-          <w:lang w:val="pt-BR"/>
-        </w:rPr>
-      </w:pPr>
-      <w:r>
-        <w:rPr>
-          <w:rFonts w:ascii="Times New Roman" w:hAnsi="Times New Roman" w:cs="Times New Roman"/>
-          <w:b/>
-          <w:bCs/>
-          <w:sz w:val="28"/>
-          <w:szCs w:val="28"/>
-          <w:lang w:val="pt-BR"/>
-        </w:rPr>
-        <w:t>Objetivos</w:t>
-      </w:r>
-    </w:p>
-    <w:p>
-      <w:pPr>
-        <w:jc w:val="both"/>
-        <w:rPr>
-          <w:rFonts w:ascii="Times New Roman" w:hAnsi="Times New Roman" w:cs="Times New Roman"/>
-          <w:sz w:val="24"/>
-          <w:szCs w:val="24"/>
-          <w:lang w:val="pt-BR"/>
-        </w:rPr>
-      </w:pPr>
-      <w:r>
-        <w:rPr>
-          <w:rFonts w:ascii="Times New Roman" w:hAnsi="Times New Roman" w:cs="Times New Roman"/>
-          <w:sz w:val="24"/>
-          <w:szCs w:val="24"/>
-          <w:lang w:val="pt-BR"/>
-        </w:rPr>
-        <w:tab/>
-      </w:r>
-      <w:r>
-        <w:rPr>
-          <w:rFonts w:ascii="Times New Roman" w:hAnsi="Times New Roman" w:cs="Times New Roman"/>
-          <w:sz w:val="24"/>
-          <w:szCs w:val="24"/>
-          <w:lang w:val="pt-BR"/>
-        </w:rPr>
-        <w:t>Centralizar compromissos acadêmicos e profissionais em uma única ferramenta prática.</w:t>
-      </w:r>
-    </w:p>
-    <w:p>
-      <w:pPr>
-        <w:jc w:val="center"/>
-        <w:rPr>
-          <w:rFonts w:ascii="Times New Roman" w:hAnsi="Times New Roman" w:cs="Times New Roman"/>
-          <w:b/>
-          <w:bCs/>
-          <w:sz w:val="28"/>
-          <w:szCs w:val="28"/>
-          <w:lang w:val="pt-BR"/>
-        </w:rPr>
-      </w:pPr>
-      <w:r>
-        <w:rPr>
-          <w:rFonts w:ascii="Times New Roman" w:hAnsi="Times New Roman" w:cs="Times New Roman"/>
-          <w:b/>
-          <w:bCs/>
-          <w:sz w:val="28"/>
-          <w:szCs w:val="28"/>
-          <w:lang w:val="pt-BR"/>
-        </w:rPr>
-        <w:t>Habilidades</w:t>
-      </w:r>
-    </w:p>
-    <w:p>
-      <w:pPr>
-        <w:jc w:val="both"/>
-        <w:rPr>
-          <w:rFonts w:ascii="Times New Roman" w:hAnsi="Times New Roman" w:cs="Times New Roman"/>
-          <w:sz w:val="24"/>
-          <w:szCs w:val="24"/>
-          <w:lang w:val="pt-BR"/>
-        </w:rPr>
-      </w:pPr>
-      <w:r>
-        <w:rPr>
-          <w:rFonts w:ascii="Times New Roman" w:hAnsi="Times New Roman" w:cs="Times New Roman"/>
-          <w:sz w:val="24"/>
-          <w:szCs w:val="24"/>
-          <w:lang w:val="pt-BR"/>
-        </w:rPr>
-        <w:tab/>
-      </w:r>
-      <w:r>
-        <w:rPr>
-          <w:rFonts w:ascii="Times New Roman" w:hAnsi="Times New Roman" w:cs="Times New Roman"/>
-          <w:sz w:val="24"/>
-          <w:szCs w:val="24"/>
-          <w:lang w:val="pt-BR"/>
-        </w:rPr>
-        <w:t>Conhecimento em gestão, uso frequente de planilhas e experiência prévia com sistemas organizacionais.</w:t>
-      </w:r>
-    </w:p>
-    <w:p>
-      <w:pPr>
-        <w:rPr>
-          <w:rFonts w:ascii="Times New Roman" w:hAnsi="Times New Roman" w:cs="Times New Roman"/>
-          <w:sz w:val="24"/>
-          <w:szCs w:val="24"/>
-          <w:lang w:val="pt-BR"/>
-        </w:rPr>
-      </w:pPr>
-      <w:r>
-        <w:rPr>
-          <w:rFonts w:ascii="Times New Roman" w:hAnsi="Times New Roman" w:cs="Times New Roman"/>
-          <w:sz w:val="24"/>
-          <w:szCs w:val="24"/>
-          <w:lang w:val="pt-BR"/>
-        </w:rPr>
-        <w:tab/>
-      </w:r>
-    </w:p>
-    <w:p>
-      <w:pPr>
-        <w:rPr>
-          <w:rFonts w:ascii="Times New Roman" w:hAnsi="Times New Roman" w:cs="Times New Roman"/>
-          <w:sz w:val="24"/>
-          <w:szCs w:val="24"/>
-          <w:lang w:val="pt-BR"/>
-        </w:rPr>
-      </w:pPr>
-    </w:p>
-    <w:p>
-      <w:pPr>
-        <w:jc w:val="center"/>
-        <w:rPr>
-          <w:rFonts w:ascii="Times New Roman" w:hAnsi="Times New Roman" w:cs="Times New Roman"/>
-          <w:b/>
-          <w:bCs/>
-          <w:sz w:val="28"/>
-          <w:szCs w:val="28"/>
-          <w:lang w:val="pt-BR"/>
-        </w:rPr>
-      </w:pPr>
-      <w:r>
-        <w:rPr>
-          <w:rFonts w:ascii="Times New Roman" w:hAnsi="Times New Roman" w:cs="Times New Roman"/>
-          <w:b/>
-          <w:bCs/>
-          <w:sz w:val="28"/>
-          <w:szCs w:val="28"/>
-          <w:lang w:val="pt-BR"/>
-        </w:rPr>
-        <w:t>Tarefas</w:t>
-      </w:r>
-    </w:p>
-    <w:p>
-      <w:pPr>
-        <w:jc w:val="both"/>
-        <w:rPr>
-          <w:rFonts w:ascii="Times New Roman" w:hAnsi="Times New Roman" w:cs="Times New Roman"/>
-          <w:sz w:val="24"/>
-          <w:szCs w:val="24"/>
-          <w:lang w:val="pt-BR"/>
-        </w:rPr>
-      </w:pPr>
-      <w:r>
-        <w:rPr>
-          <w:rFonts w:ascii="Times New Roman" w:hAnsi="Times New Roman" w:cs="Times New Roman"/>
-          <w:sz w:val="24"/>
-          <w:szCs w:val="24"/>
-          <w:lang w:val="pt-BR"/>
-        </w:rPr>
-        <w:tab/>
-      </w:r>
-      <w:r>
-        <w:rPr>
-          <w:rFonts w:ascii="Times New Roman" w:hAnsi="Times New Roman" w:cs="Times New Roman"/>
-          <w:sz w:val="24"/>
-          <w:szCs w:val="24"/>
-          <w:lang w:val="pt-BR"/>
-        </w:rPr>
-        <w:t>Registrar datas importantes e consultar calendário semanal. Realiza essas tarefas algumas vezes por semana, com menor dependência de suporte automatizado.</w:t>
-      </w:r>
-    </w:p>
-    <w:p>
-      <w:pPr>
-        <w:jc w:val="center"/>
-        <w:rPr>
-          <w:rFonts w:ascii="Times New Roman" w:hAnsi="Times New Roman" w:cs="Times New Roman"/>
-          <w:b/>
-          <w:bCs/>
-          <w:sz w:val="28"/>
-          <w:szCs w:val="28"/>
-          <w:lang w:val="pt-BR"/>
-        </w:rPr>
-      </w:pPr>
-      <w:r>
-        <w:rPr>
-          <w:rFonts w:ascii="Times New Roman" w:hAnsi="Times New Roman" w:cs="Times New Roman"/>
-          <w:b/>
-          <w:bCs/>
-          <w:sz w:val="28"/>
-          <w:szCs w:val="28"/>
-          <w:lang w:val="pt-BR"/>
-        </w:rPr>
-        <w:t>Relacionamentos</w:t>
-      </w:r>
-    </w:p>
-    <w:p>
-      <w:pPr>
-        <w:jc w:val="both"/>
-        <w:rPr>
-          <w:rFonts w:ascii="Times New Roman" w:hAnsi="Times New Roman" w:cs="Times New Roman"/>
-          <w:sz w:val="24"/>
-          <w:szCs w:val="24"/>
-          <w:lang w:val="pt-BR"/>
-        </w:rPr>
-      </w:pPr>
-      <w:r>
-        <w:rPr>
-          <w:rFonts w:ascii="Times New Roman" w:hAnsi="Times New Roman" w:cs="Times New Roman"/>
-          <w:sz w:val="24"/>
-          <w:szCs w:val="24"/>
-          <w:lang w:val="pt-BR"/>
-        </w:rPr>
-        <w:tab/>
-      </w:r>
-      <w:r>
-        <w:rPr>
-          <w:rFonts w:ascii="Times New Roman" w:hAnsi="Times New Roman" w:cs="Times New Roman"/>
-          <w:sz w:val="24"/>
-          <w:szCs w:val="24"/>
-          <w:lang w:val="pt-BR"/>
-        </w:rPr>
-        <w:t>Mantém contato com professores, equipe de trabalho e clientes do estágio.</w:t>
-      </w:r>
-    </w:p>
-    <w:p>
-      <w:pPr>
-        <w:jc w:val="center"/>
-        <w:rPr>
-          <w:rFonts w:ascii="Times New Roman" w:hAnsi="Times New Roman" w:cs="Times New Roman"/>
-          <w:b/>
-          <w:bCs/>
-          <w:sz w:val="28"/>
-          <w:szCs w:val="28"/>
-          <w:lang w:val="pt-BR"/>
-        </w:rPr>
-      </w:pPr>
-      <w:r>
-        <w:rPr>
-          <w:rFonts w:ascii="Times New Roman" w:hAnsi="Times New Roman" w:cs="Times New Roman"/>
-          <w:b/>
-          <w:bCs/>
-          <w:sz w:val="28"/>
-          <w:szCs w:val="28"/>
-          <w:lang w:val="pt-BR"/>
-        </w:rPr>
-        <w:t>Requisitos</w:t>
-      </w:r>
-    </w:p>
-    <w:p>
-      <w:pPr>
-        <w:jc w:val="both"/>
-        <w:rPr>
-          <w:rFonts w:ascii="Times New Roman" w:hAnsi="Times New Roman" w:cs="Times New Roman"/>
-          <w:sz w:val="24"/>
-          <w:szCs w:val="24"/>
-          <w:lang w:val="pt-BR"/>
-        </w:rPr>
-      </w:pPr>
-      <w:r>
-        <w:rPr>
-          <w:rFonts w:ascii="Times New Roman" w:hAnsi="Times New Roman" w:cs="Times New Roman"/>
-          <w:sz w:val="24"/>
-          <w:szCs w:val="24"/>
-          <w:lang w:val="pt-BR"/>
-        </w:rPr>
-        <w:tab/>
-      </w:r>
-      <w:r>
-        <w:rPr>
-          <w:rFonts w:ascii="Times New Roman" w:hAnsi="Times New Roman" w:cs="Times New Roman"/>
-          <w:sz w:val="24"/>
-          <w:szCs w:val="24"/>
-          <w:lang w:val="pt-BR"/>
-        </w:rPr>
-        <w:t>Necessita de uma ferramenta objetiva, com visão clara de calendário e baixa complexidade operacional.</w:t>
-      </w:r>
-    </w:p>
-    <w:p>
-      <w:pPr>
-        <w:jc w:val="center"/>
-        <w:rPr>
-          <w:rFonts w:ascii="Times New Roman" w:hAnsi="Times New Roman" w:cs="Times New Roman"/>
-          <w:b/>
-          <w:bCs/>
-          <w:sz w:val="28"/>
-          <w:szCs w:val="28"/>
-          <w:lang w:val="pt-BR"/>
-        </w:rPr>
-      </w:pPr>
-      <w:r>
-        <w:rPr>
-          <w:rFonts w:ascii="Times New Roman" w:hAnsi="Times New Roman" w:cs="Times New Roman"/>
-          <w:b/>
-          <w:bCs/>
-          <w:sz w:val="28"/>
-          <w:szCs w:val="28"/>
-          <w:lang w:val="pt-BR"/>
-        </w:rPr>
-        <w:t>Expectativas</w:t>
-      </w:r>
-    </w:p>
-    <w:p>
-      <w:pPr>
-        <w:jc w:val="both"/>
-        <w:rPr>
-          <w:rFonts w:ascii="Times New Roman" w:hAnsi="Times New Roman" w:cs="Times New Roman"/>
-          <w:sz w:val="24"/>
-          <w:szCs w:val="24"/>
-          <w:lang w:val="pt-BR"/>
-        </w:rPr>
-      </w:pPr>
-      <w:r>
-        <w:rPr>
-          <w:rFonts w:ascii="Times New Roman" w:hAnsi="Times New Roman" w:cs="Times New Roman"/>
-          <w:sz w:val="24"/>
-          <w:szCs w:val="24"/>
-          <w:lang w:val="pt-BR"/>
-        </w:rPr>
-        <w:tab/>
-      </w:r>
-      <w:r>
-        <w:rPr>
-          <w:rFonts w:ascii="Times New Roman" w:hAnsi="Times New Roman" w:cs="Times New Roman"/>
-          <w:sz w:val="24"/>
-          <w:szCs w:val="24"/>
-          <w:lang w:val="pt-BR"/>
-        </w:rPr>
-        <w:t>Espera um sistema leve e funcional, que complemente sua organização atual sem alterar drasticamente seus hábitos.</w:t>
-      </w:r>
-    </w:p>
-    <w:p>
-      <w:pPr>
-        <w:jc w:val="center"/>
-        <w:rPr>
-          <w:rFonts w:ascii="Times New Roman" w:hAnsi="Times New Roman" w:cs="Times New Roman"/>
-          <w:b/>
-          <w:bCs/>
-          <w:color w:val="00B0F0"/>
-          <w:sz w:val="32"/>
-          <w:szCs w:val="32"/>
-          <w:lang w:val="pt-BR"/>
-        </w:rPr>
-      </w:pPr>
-      <w:r>
-        <w:rPr>
-          <w:rFonts w:ascii="Times New Roman" w:hAnsi="Times New Roman" w:cs="Times New Roman"/>
-          <w:b/>
-          <w:bCs/>
-          <w:color w:val="00B0F0"/>
-          <w:sz w:val="32"/>
-          <w:szCs w:val="32"/>
-          <w:lang w:val="pt-BR"/>
-        </w:rPr>
-        <w:t>3. Considerações Finais</w:t>
-      </w:r>
-    </w:p>
-    <w:p>
-      <w:pPr>
-        <w:jc w:val="both"/>
-        <w:rPr>
-          <w:rFonts w:ascii="Times New Roman" w:hAnsi="Times New Roman" w:cs="Times New Roman"/>
-          <w:sz w:val="24"/>
-          <w:szCs w:val="24"/>
-          <w:lang w:val="pt-BR"/>
-        </w:rPr>
-      </w:pPr>
-      <w:r>
-        <w:rPr>
-          <w:rFonts w:ascii="Times New Roman" w:hAnsi="Times New Roman" w:cs="Times New Roman"/>
-          <w:sz w:val="24"/>
-          <w:szCs w:val="24"/>
-          <w:lang w:val="pt-BR"/>
-        </w:rPr>
-        <w:tab/>
-      </w:r>
-      <w:r>
-        <w:rPr>
-          <w:rFonts w:ascii="Times New Roman" w:hAnsi="Times New Roman" w:cs="Times New Roman"/>
-          <w:sz w:val="24"/>
-          <w:szCs w:val="24"/>
-          <w:lang w:val="pt-BR"/>
-        </w:rPr>
-        <w:t>As três personas apresentadas representam perfis distintos de usuários potenciais do sistema. As personas primárias concentram as principais necessidades relacionadas à organização acadêmica, enquanto a persona secundária representa usuários que interagem com menor frequência, mas ainda se beneficiam da solução.</w:t>
-      </w:r>
-    </w:p>
-    <w:p>
-      <w:pPr>
-        <w:jc w:val="both"/>
-        <w:rPr>
-          <w:rFonts w:ascii="Times New Roman" w:hAnsi="Times New Roman" w:cs="Times New Roman"/>
-          <w:sz w:val="24"/>
-          <w:szCs w:val="24"/>
-          <w:lang w:val="pt-BR"/>
-        </w:rPr>
-      </w:pPr>
-      <w:r>
-        <w:rPr>
-          <w:rFonts w:ascii="Times New Roman" w:hAnsi="Times New Roman" w:cs="Times New Roman"/>
-          <w:sz w:val="24"/>
-          <w:szCs w:val="24"/>
-          <w:lang w:val="pt-BR"/>
-        </w:rPr>
-        <w:tab/>
-      </w:r>
-      <w:r>
-        <w:rPr>
-          <w:rFonts w:ascii="Times New Roman" w:hAnsi="Times New Roman" w:cs="Times New Roman"/>
-          <w:sz w:val="24"/>
-          <w:szCs w:val="24"/>
-          <w:lang w:val="pt-BR"/>
-        </w:rPr>
-        <w:t xml:space="preserve">A definição dessas personas orientará as próximas etapas do projeto, incluindo definição de requisitos funcionais, criação de </w:t>
-      </w:r>
-      <w:proofErr w:type="spellStart"/>
-      <w:r>
-        <w:rPr>
-          <w:rFonts w:ascii="Times New Roman" w:hAnsi="Times New Roman" w:cs="Times New Roman"/>
-          <w:sz w:val="24"/>
-          <w:szCs w:val="24"/>
-          <w:lang w:val="pt-BR"/>
-        </w:rPr>
-        <w:t>wireframes</w:t>
-      </w:r>
-      <w:proofErr w:type="spellEnd"/>
-      <w:r>
-        <w:rPr>
-          <w:rFonts w:ascii="Times New Roman" w:hAnsi="Times New Roman" w:cs="Times New Roman"/>
-          <w:sz w:val="24"/>
-          <w:szCs w:val="24"/>
-          <w:lang w:val="pt-BR"/>
-        </w:rPr>
-        <w:t xml:space="preserve"> e testes de usabilidade.</w:t>
-      </w:r>
+          <w:sz w:val="24"/>
+          <w:szCs w:val="24"/>
+          <w:lang w:val="pt-BR"/>
+        </w:rPr>
+      </w:pPr>
     </w:p>
     <w:sectPr>
       <w:pgSz w:w="12240" w:h="15840"/>
@@ -1881,6 +3942,3582 @@
       </w:pPr>
       <w:rPr>
         <w:rFonts w:ascii="Symbol" w:hAnsi="Symbol" w:hint="default"/>
+      </w:rPr>
+    </w:lvl>
+  </w:abstractNum>
+  <w:abstractNum w:abstractNumId="9" w15:restartNumberingAfterBreak="0">
+    <w:nsid w:val="050F4F84"/>
+    <w:multiLevelType w:val="multilevel"/>
+    <w:tmpl w:val="66EAAA54"/>
+    <w:lvl w:ilvl="0">
+      <w:start w:val="1"/>
+      <w:numFmt w:val="bullet"/>
+      <w:lvlText w:val=""/>
+      <w:lvlJc w:val="left"/>
+      <w:pPr>
+        <w:tabs>
+          <w:tab w:val="num" w:pos="720"/>
+        </w:tabs>
+        <w:ind w:left="720" w:hanging="360"/>
+      </w:pPr>
+      <w:rPr>
+        <w:rFonts w:ascii="Symbol" w:hAnsi="Symbol" w:hint="default"/>
+        <w:sz w:val="20"/>
+      </w:rPr>
+    </w:lvl>
+    <w:lvl w:ilvl="1" w:tentative="1">
+      <w:start w:val="1"/>
+      <w:numFmt w:val="bullet"/>
+      <w:lvlText w:val="o"/>
+      <w:lvlJc w:val="left"/>
+      <w:pPr>
+        <w:tabs>
+          <w:tab w:val="num" w:pos="1440"/>
+        </w:tabs>
+        <w:ind w:left="1440" w:hanging="360"/>
+      </w:pPr>
+      <w:rPr>
+        <w:rFonts w:ascii="Courier New" w:hAnsi="Courier New" w:hint="default"/>
+        <w:sz w:val="20"/>
+      </w:rPr>
+    </w:lvl>
+    <w:lvl w:ilvl="2" w:tentative="1">
+      <w:start w:val="1"/>
+      <w:numFmt w:val="bullet"/>
+      <w:lvlText w:val=""/>
+      <w:lvlJc w:val="left"/>
+      <w:pPr>
+        <w:tabs>
+          <w:tab w:val="num" w:pos="2160"/>
+        </w:tabs>
+        <w:ind w:left="2160" w:hanging="360"/>
+      </w:pPr>
+      <w:rPr>
+        <w:rFonts w:ascii="Wingdings" w:hAnsi="Wingdings" w:hint="default"/>
+        <w:sz w:val="20"/>
+      </w:rPr>
+    </w:lvl>
+    <w:lvl w:ilvl="3" w:tentative="1">
+      <w:start w:val="1"/>
+      <w:numFmt w:val="bullet"/>
+      <w:lvlText w:val=""/>
+      <w:lvlJc w:val="left"/>
+      <w:pPr>
+        <w:tabs>
+          <w:tab w:val="num" w:pos="2880"/>
+        </w:tabs>
+        <w:ind w:left="2880" w:hanging="360"/>
+      </w:pPr>
+      <w:rPr>
+        <w:rFonts w:ascii="Wingdings" w:hAnsi="Wingdings" w:hint="default"/>
+        <w:sz w:val="20"/>
+      </w:rPr>
+    </w:lvl>
+    <w:lvl w:ilvl="4" w:tentative="1">
+      <w:start w:val="1"/>
+      <w:numFmt w:val="bullet"/>
+      <w:lvlText w:val=""/>
+      <w:lvlJc w:val="left"/>
+      <w:pPr>
+        <w:tabs>
+          <w:tab w:val="num" w:pos="3600"/>
+        </w:tabs>
+        <w:ind w:left="3600" w:hanging="360"/>
+      </w:pPr>
+      <w:rPr>
+        <w:rFonts w:ascii="Wingdings" w:hAnsi="Wingdings" w:hint="default"/>
+        <w:sz w:val="20"/>
+      </w:rPr>
+    </w:lvl>
+    <w:lvl w:ilvl="5" w:tentative="1">
+      <w:start w:val="1"/>
+      <w:numFmt w:val="bullet"/>
+      <w:lvlText w:val=""/>
+      <w:lvlJc w:val="left"/>
+      <w:pPr>
+        <w:tabs>
+          <w:tab w:val="num" w:pos="4320"/>
+        </w:tabs>
+        <w:ind w:left="4320" w:hanging="360"/>
+      </w:pPr>
+      <w:rPr>
+        <w:rFonts w:ascii="Wingdings" w:hAnsi="Wingdings" w:hint="default"/>
+        <w:sz w:val="20"/>
+      </w:rPr>
+    </w:lvl>
+    <w:lvl w:ilvl="6" w:tentative="1">
+      <w:start w:val="1"/>
+      <w:numFmt w:val="bullet"/>
+      <w:lvlText w:val=""/>
+      <w:lvlJc w:val="left"/>
+      <w:pPr>
+        <w:tabs>
+          <w:tab w:val="num" w:pos="5040"/>
+        </w:tabs>
+        <w:ind w:left="5040" w:hanging="360"/>
+      </w:pPr>
+      <w:rPr>
+        <w:rFonts w:ascii="Wingdings" w:hAnsi="Wingdings" w:hint="default"/>
+        <w:sz w:val="20"/>
+      </w:rPr>
+    </w:lvl>
+    <w:lvl w:ilvl="7" w:tentative="1">
+      <w:start w:val="1"/>
+      <w:numFmt w:val="bullet"/>
+      <w:lvlText w:val=""/>
+      <w:lvlJc w:val="left"/>
+      <w:pPr>
+        <w:tabs>
+          <w:tab w:val="num" w:pos="5760"/>
+        </w:tabs>
+        <w:ind w:left="5760" w:hanging="360"/>
+      </w:pPr>
+      <w:rPr>
+        <w:rFonts w:ascii="Wingdings" w:hAnsi="Wingdings" w:hint="default"/>
+        <w:sz w:val="20"/>
+      </w:rPr>
+    </w:lvl>
+    <w:lvl w:ilvl="8" w:tentative="1">
+      <w:start w:val="1"/>
+      <w:numFmt w:val="bullet"/>
+      <w:lvlText w:val=""/>
+      <w:lvlJc w:val="left"/>
+      <w:pPr>
+        <w:tabs>
+          <w:tab w:val="num" w:pos="6480"/>
+        </w:tabs>
+        <w:ind w:left="6480" w:hanging="360"/>
+      </w:pPr>
+      <w:rPr>
+        <w:rFonts w:ascii="Wingdings" w:hAnsi="Wingdings" w:hint="default"/>
+        <w:sz w:val="20"/>
+      </w:rPr>
+    </w:lvl>
+  </w:abstractNum>
+  <w:abstractNum w:abstractNumId="10" w15:restartNumberingAfterBreak="0">
+    <w:nsid w:val="091F1DAD"/>
+    <w:multiLevelType w:val="multilevel"/>
+    <w:tmpl w:val="3EA23738"/>
+    <w:lvl w:ilvl="0">
+      <w:start w:val="1"/>
+      <w:numFmt w:val="bullet"/>
+      <w:lvlText w:val=""/>
+      <w:lvlJc w:val="left"/>
+      <w:pPr>
+        <w:tabs>
+          <w:tab w:val="num" w:pos="720"/>
+        </w:tabs>
+        <w:ind w:left="720" w:hanging="360"/>
+      </w:pPr>
+      <w:rPr>
+        <w:rFonts w:ascii="Symbol" w:hAnsi="Symbol" w:hint="default"/>
+        <w:sz w:val="20"/>
+      </w:rPr>
+    </w:lvl>
+    <w:lvl w:ilvl="1" w:tentative="1">
+      <w:start w:val="1"/>
+      <w:numFmt w:val="bullet"/>
+      <w:lvlText w:val="o"/>
+      <w:lvlJc w:val="left"/>
+      <w:pPr>
+        <w:tabs>
+          <w:tab w:val="num" w:pos="1440"/>
+        </w:tabs>
+        <w:ind w:left="1440" w:hanging="360"/>
+      </w:pPr>
+      <w:rPr>
+        <w:rFonts w:ascii="Courier New" w:hAnsi="Courier New" w:hint="default"/>
+        <w:sz w:val="20"/>
+      </w:rPr>
+    </w:lvl>
+    <w:lvl w:ilvl="2" w:tentative="1">
+      <w:start w:val="1"/>
+      <w:numFmt w:val="bullet"/>
+      <w:lvlText w:val=""/>
+      <w:lvlJc w:val="left"/>
+      <w:pPr>
+        <w:tabs>
+          <w:tab w:val="num" w:pos="2160"/>
+        </w:tabs>
+        <w:ind w:left="2160" w:hanging="360"/>
+      </w:pPr>
+      <w:rPr>
+        <w:rFonts w:ascii="Wingdings" w:hAnsi="Wingdings" w:hint="default"/>
+        <w:sz w:val="20"/>
+      </w:rPr>
+    </w:lvl>
+    <w:lvl w:ilvl="3" w:tentative="1">
+      <w:start w:val="1"/>
+      <w:numFmt w:val="bullet"/>
+      <w:lvlText w:val=""/>
+      <w:lvlJc w:val="left"/>
+      <w:pPr>
+        <w:tabs>
+          <w:tab w:val="num" w:pos="2880"/>
+        </w:tabs>
+        <w:ind w:left="2880" w:hanging="360"/>
+      </w:pPr>
+      <w:rPr>
+        <w:rFonts w:ascii="Wingdings" w:hAnsi="Wingdings" w:hint="default"/>
+        <w:sz w:val="20"/>
+      </w:rPr>
+    </w:lvl>
+    <w:lvl w:ilvl="4" w:tentative="1">
+      <w:start w:val="1"/>
+      <w:numFmt w:val="bullet"/>
+      <w:lvlText w:val=""/>
+      <w:lvlJc w:val="left"/>
+      <w:pPr>
+        <w:tabs>
+          <w:tab w:val="num" w:pos="3600"/>
+        </w:tabs>
+        <w:ind w:left="3600" w:hanging="360"/>
+      </w:pPr>
+      <w:rPr>
+        <w:rFonts w:ascii="Wingdings" w:hAnsi="Wingdings" w:hint="default"/>
+        <w:sz w:val="20"/>
+      </w:rPr>
+    </w:lvl>
+    <w:lvl w:ilvl="5" w:tentative="1">
+      <w:start w:val="1"/>
+      <w:numFmt w:val="bullet"/>
+      <w:lvlText w:val=""/>
+      <w:lvlJc w:val="left"/>
+      <w:pPr>
+        <w:tabs>
+          <w:tab w:val="num" w:pos="4320"/>
+        </w:tabs>
+        <w:ind w:left="4320" w:hanging="360"/>
+      </w:pPr>
+      <w:rPr>
+        <w:rFonts w:ascii="Wingdings" w:hAnsi="Wingdings" w:hint="default"/>
+        <w:sz w:val="20"/>
+      </w:rPr>
+    </w:lvl>
+    <w:lvl w:ilvl="6" w:tentative="1">
+      <w:start w:val="1"/>
+      <w:numFmt w:val="bullet"/>
+      <w:lvlText w:val=""/>
+      <w:lvlJc w:val="left"/>
+      <w:pPr>
+        <w:tabs>
+          <w:tab w:val="num" w:pos="5040"/>
+        </w:tabs>
+        <w:ind w:left="5040" w:hanging="360"/>
+      </w:pPr>
+      <w:rPr>
+        <w:rFonts w:ascii="Wingdings" w:hAnsi="Wingdings" w:hint="default"/>
+        <w:sz w:val="20"/>
+      </w:rPr>
+    </w:lvl>
+    <w:lvl w:ilvl="7" w:tentative="1">
+      <w:start w:val="1"/>
+      <w:numFmt w:val="bullet"/>
+      <w:lvlText w:val=""/>
+      <w:lvlJc w:val="left"/>
+      <w:pPr>
+        <w:tabs>
+          <w:tab w:val="num" w:pos="5760"/>
+        </w:tabs>
+        <w:ind w:left="5760" w:hanging="360"/>
+      </w:pPr>
+      <w:rPr>
+        <w:rFonts w:ascii="Wingdings" w:hAnsi="Wingdings" w:hint="default"/>
+        <w:sz w:val="20"/>
+      </w:rPr>
+    </w:lvl>
+    <w:lvl w:ilvl="8" w:tentative="1">
+      <w:start w:val="1"/>
+      <w:numFmt w:val="bullet"/>
+      <w:lvlText w:val=""/>
+      <w:lvlJc w:val="left"/>
+      <w:pPr>
+        <w:tabs>
+          <w:tab w:val="num" w:pos="6480"/>
+        </w:tabs>
+        <w:ind w:left="6480" w:hanging="360"/>
+      </w:pPr>
+      <w:rPr>
+        <w:rFonts w:ascii="Wingdings" w:hAnsi="Wingdings" w:hint="default"/>
+        <w:sz w:val="20"/>
+      </w:rPr>
+    </w:lvl>
+  </w:abstractNum>
+  <w:abstractNum w:abstractNumId="11" w15:restartNumberingAfterBreak="0">
+    <w:nsid w:val="0D8F4851"/>
+    <w:multiLevelType w:val="multilevel"/>
+    <w:tmpl w:val="214CAC44"/>
+    <w:lvl w:ilvl="0">
+      <w:start w:val="1"/>
+      <w:numFmt w:val="bullet"/>
+      <w:lvlText w:val=""/>
+      <w:lvlJc w:val="left"/>
+      <w:pPr>
+        <w:tabs>
+          <w:tab w:val="num" w:pos="720"/>
+        </w:tabs>
+        <w:ind w:left="720" w:hanging="360"/>
+      </w:pPr>
+      <w:rPr>
+        <w:rFonts w:ascii="Symbol" w:hAnsi="Symbol" w:hint="default"/>
+        <w:sz w:val="20"/>
+      </w:rPr>
+    </w:lvl>
+    <w:lvl w:ilvl="1" w:tentative="1">
+      <w:start w:val="1"/>
+      <w:numFmt w:val="bullet"/>
+      <w:lvlText w:val="o"/>
+      <w:lvlJc w:val="left"/>
+      <w:pPr>
+        <w:tabs>
+          <w:tab w:val="num" w:pos="1440"/>
+        </w:tabs>
+        <w:ind w:left="1440" w:hanging="360"/>
+      </w:pPr>
+      <w:rPr>
+        <w:rFonts w:ascii="Courier New" w:hAnsi="Courier New" w:hint="default"/>
+        <w:sz w:val="20"/>
+      </w:rPr>
+    </w:lvl>
+    <w:lvl w:ilvl="2" w:tentative="1">
+      <w:start w:val="1"/>
+      <w:numFmt w:val="bullet"/>
+      <w:lvlText w:val=""/>
+      <w:lvlJc w:val="left"/>
+      <w:pPr>
+        <w:tabs>
+          <w:tab w:val="num" w:pos="2160"/>
+        </w:tabs>
+        <w:ind w:left="2160" w:hanging="360"/>
+      </w:pPr>
+      <w:rPr>
+        <w:rFonts w:ascii="Wingdings" w:hAnsi="Wingdings" w:hint="default"/>
+        <w:sz w:val="20"/>
+      </w:rPr>
+    </w:lvl>
+    <w:lvl w:ilvl="3" w:tentative="1">
+      <w:start w:val="1"/>
+      <w:numFmt w:val="bullet"/>
+      <w:lvlText w:val=""/>
+      <w:lvlJc w:val="left"/>
+      <w:pPr>
+        <w:tabs>
+          <w:tab w:val="num" w:pos="2880"/>
+        </w:tabs>
+        <w:ind w:left="2880" w:hanging="360"/>
+      </w:pPr>
+      <w:rPr>
+        <w:rFonts w:ascii="Wingdings" w:hAnsi="Wingdings" w:hint="default"/>
+        <w:sz w:val="20"/>
+      </w:rPr>
+    </w:lvl>
+    <w:lvl w:ilvl="4" w:tentative="1">
+      <w:start w:val="1"/>
+      <w:numFmt w:val="bullet"/>
+      <w:lvlText w:val=""/>
+      <w:lvlJc w:val="left"/>
+      <w:pPr>
+        <w:tabs>
+          <w:tab w:val="num" w:pos="3600"/>
+        </w:tabs>
+        <w:ind w:left="3600" w:hanging="360"/>
+      </w:pPr>
+      <w:rPr>
+        <w:rFonts w:ascii="Wingdings" w:hAnsi="Wingdings" w:hint="default"/>
+        <w:sz w:val="20"/>
+      </w:rPr>
+    </w:lvl>
+    <w:lvl w:ilvl="5" w:tentative="1">
+      <w:start w:val="1"/>
+      <w:numFmt w:val="bullet"/>
+      <w:lvlText w:val=""/>
+      <w:lvlJc w:val="left"/>
+      <w:pPr>
+        <w:tabs>
+          <w:tab w:val="num" w:pos="4320"/>
+        </w:tabs>
+        <w:ind w:left="4320" w:hanging="360"/>
+      </w:pPr>
+      <w:rPr>
+        <w:rFonts w:ascii="Wingdings" w:hAnsi="Wingdings" w:hint="default"/>
+        <w:sz w:val="20"/>
+      </w:rPr>
+    </w:lvl>
+    <w:lvl w:ilvl="6" w:tentative="1">
+      <w:start w:val="1"/>
+      <w:numFmt w:val="bullet"/>
+      <w:lvlText w:val=""/>
+      <w:lvlJc w:val="left"/>
+      <w:pPr>
+        <w:tabs>
+          <w:tab w:val="num" w:pos="5040"/>
+        </w:tabs>
+        <w:ind w:left="5040" w:hanging="360"/>
+      </w:pPr>
+      <w:rPr>
+        <w:rFonts w:ascii="Wingdings" w:hAnsi="Wingdings" w:hint="default"/>
+        <w:sz w:val="20"/>
+      </w:rPr>
+    </w:lvl>
+    <w:lvl w:ilvl="7" w:tentative="1">
+      <w:start w:val="1"/>
+      <w:numFmt w:val="bullet"/>
+      <w:lvlText w:val=""/>
+      <w:lvlJc w:val="left"/>
+      <w:pPr>
+        <w:tabs>
+          <w:tab w:val="num" w:pos="5760"/>
+        </w:tabs>
+        <w:ind w:left="5760" w:hanging="360"/>
+      </w:pPr>
+      <w:rPr>
+        <w:rFonts w:ascii="Wingdings" w:hAnsi="Wingdings" w:hint="default"/>
+        <w:sz w:val="20"/>
+      </w:rPr>
+    </w:lvl>
+    <w:lvl w:ilvl="8" w:tentative="1">
+      <w:start w:val="1"/>
+      <w:numFmt w:val="bullet"/>
+      <w:lvlText w:val=""/>
+      <w:lvlJc w:val="left"/>
+      <w:pPr>
+        <w:tabs>
+          <w:tab w:val="num" w:pos="6480"/>
+        </w:tabs>
+        <w:ind w:left="6480" w:hanging="360"/>
+      </w:pPr>
+      <w:rPr>
+        <w:rFonts w:ascii="Wingdings" w:hAnsi="Wingdings" w:hint="default"/>
+        <w:sz w:val="20"/>
+      </w:rPr>
+    </w:lvl>
+  </w:abstractNum>
+  <w:abstractNum w:abstractNumId="12" w15:restartNumberingAfterBreak="0">
+    <w:nsid w:val="1B222071"/>
+    <w:multiLevelType w:val="multilevel"/>
+    <w:tmpl w:val="9552ED24"/>
+    <w:lvl w:ilvl="0">
+      <w:start w:val="1"/>
+      <w:numFmt w:val="bullet"/>
+      <w:lvlText w:val=""/>
+      <w:lvlJc w:val="left"/>
+      <w:pPr>
+        <w:tabs>
+          <w:tab w:val="num" w:pos="720"/>
+        </w:tabs>
+        <w:ind w:left="720" w:hanging="360"/>
+      </w:pPr>
+      <w:rPr>
+        <w:rFonts w:ascii="Symbol" w:hAnsi="Symbol" w:hint="default"/>
+        <w:sz w:val="20"/>
+      </w:rPr>
+    </w:lvl>
+    <w:lvl w:ilvl="1" w:tentative="1">
+      <w:start w:val="1"/>
+      <w:numFmt w:val="bullet"/>
+      <w:lvlText w:val="o"/>
+      <w:lvlJc w:val="left"/>
+      <w:pPr>
+        <w:tabs>
+          <w:tab w:val="num" w:pos="1440"/>
+        </w:tabs>
+        <w:ind w:left="1440" w:hanging="360"/>
+      </w:pPr>
+      <w:rPr>
+        <w:rFonts w:ascii="Courier New" w:hAnsi="Courier New" w:hint="default"/>
+        <w:sz w:val="20"/>
+      </w:rPr>
+    </w:lvl>
+    <w:lvl w:ilvl="2" w:tentative="1">
+      <w:start w:val="1"/>
+      <w:numFmt w:val="bullet"/>
+      <w:lvlText w:val=""/>
+      <w:lvlJc w:val="left"/>
+      <w:pPr>
+        <w:tabs>
+          <w:tab w:val="num" w:pos="2160"/>
+        </w:tabs>
+        <w:ind w:left="2160" w:hanging="360"/>
+      </w:pPr>
+      <w:rPr>
+        <w:rFonts w:ascii="Wingdings" w:hAnsi="Wingdings" w:hint="default"/>
+        <w:sz w:val="20"/>
+      </w:rPr>
+    </w:lvl>
+    <w:lvl w:ilvl="3" w:tentative="1">
+      <w:start w:val="1"/>
+      <w:numFmt w:val="bullet"/>
+      <w:lvlText w:val=""/>
+      <w:lvlJc w:val="left"/>
+      <w:pPr>
+        <w:tabs>
+          <w:tab w:val="num" w:pos="2880"/>
+        </w:tabs>
+        <w:ind w:left="2880" w:hanging="360"/>
+      </w:pPr>
+      <w:rPr>
+        <w:rFonts w:ascii="Wingdings" w:hAnsi="Wingdings" w:hint="default"/>
+        <w:sz w:val="20"/>
+      </w:rPr>
+    </w:lvl>
+    <w:lvl w:ilvl="4" w:tentative="1">
+      <w:start w:val="1"/>
+      <w:numFmt w:val="bullet"/>
+      <w:lvlText w:val=""/>
+      <w:lvlJc w:val="left"/>
+      <w:pPr>
+        <w:tabs>
+          <w:tab w:val="num" w:pos="3600"/>
+        </w:tabs>
+        <w:ind w:left="3600" w:hanging="360"/>
+      </w:pPr>
+      <w:rPr>
+        <w:rFonts w:ascii="Wingdings" w:hAnsi="Wingdings" w:hint="default"/>
+        <w:sz w:val="20"/>
+      </w:rPr>
+    </w:lvl>
+    <w:lvl w:ilvl="5" w:tentative="1">
+      <w:start w:val="1"/>
+      <w:numFmt w:val="bullet"/>
+      <w:lvlText w:val=""/>
+      <w:lvlJc w:val="left"/>
+      <w:pPr>
+        <w:tabs>
+          <w:tab w:val="num" w:pos="4320"/>
+        </w:tabs>
+        <w:ind w:left="4320" w:hanging="360"/>
+      </w:pPr>
+      <w:rPr>
+        <w:rFonts w:ascii="Wingdings" w:hAnsi="Wingdings" w:hint="default"/>
+        <w:sz w:val="20"/>
+      </w:rPr>
+    </w:lvl>
+    <w:lvl w:ilvl="6" w:tentative="1">
+      <w:start w:val="1"/>
+      <w:numFmt w:val="bullet"/>
+      <w:lvlText w:val=""/>
+      <w:lvlJc w:val="left"/>
+      <w:pPr>
+        <w:tabs>
+          <w:tab w:val="num" w:pos="5040"/>
+        </w:tabs>
+        <w:ind w:left="5040" w:hanging="360"/>
+      </w:pPr>
+      <w:rPr>
+        <w:rFonts w:ascii="Wingdings" w:hAnsi="Wingdings" w:hint="default"/>
+        <w:sz w:val="20"/>
+      </w:rPr>
+    </w:lvl>
+    <w:lvl w:ilvl="7" w:tentative="1">
+      <w:start w:val="1"/>
+      <w:numFmt w:val="bullet"/>
+      <w:lvlText w:val=""/>
+      <w:lvlJc w:val="left"/>
+      <w:pPr>
+        <w:tabs>
+          <w:tab w:val="num" w:pos="5760"/>
+        </w:tabs>
+        <w:ind w:left="5760" w:hanging="360"/>
+      </w:pPr>
+      <w:rPr>
+        <w:rFonts w:ascii="Wingdings" w:hAnsi="Wingdings" w:hint="default"/>
+        <w:sz w:val="20"/>
+      </w:rPr>
+    </w:lvl>
+    <w:lvl w:ilvl="8" w:tentative="1">
+      <w:start w:val="1"/>
+      <w:numFmt w:val="bullet"/>
+      <w:lvlText w:val=""/>
+      <w:lvlJc w:val="left"/>
+      <w:pPr>
+        <w:tabs>
+          <w:tab w:val="num" w:pos="6480"/>
+        </w:tabs>
+        <w:ind w:left="6480" w:hanging="360"/>
+      </w:pPr>
+      <w:rPr>
+        <w:rFonts w:ascii="Wingdings" w:hAnsi="Wingdings" w:hint="default"/>
+        <w:sz w:val="20"/>
+      </w:rPr>
+    </w:lvl>
+  </w:abstractNum>
+  <w:abstractNum w:abstractNumId="13" w15:restartNumberingAfterBreak="0">
+    <w:nsid w:val="1B8043A7"/>
+    <w:multiLevelType w:val="multilevel"/>
+    <w:tmpl w:val="402C6ADC"/>
+    <w:lvl w:ilvl="0">
+      <w:start w:val="1"/>
+      <w:numFmt w:val="bullet"/>
+      <w:lvlText w:val=""/>
+      <w:lvlJc w:val="left"/>
+      <w:pPr>
+        <w:tabs>
+          <w:tab w:val="num" w:pos="720"/>
+        </w:tabs>
+        <w:ind w:left="720" w:hanging="360"/>
+      </w:pPr>
+      <w:rPr>
+        <w:rFonts w:ascii="Symbol" w:hAnsi="Symbol" w:hint="default"/>
+        <w:sz w:val="20"/>
+      </w:rPr>
+    </w:lvl>
+    <w:lvl w:ilvl="1" w:tentative="1">
+      <w:start w:val="1"/>
+      <w:numFmt w:val="bullet"/>
+      <w:lvlText w:val="o"/>
+      <w:lvlJc w:val="left"/>
+      <w:pPr>
+        <w:tabs>
+          <w:tab w:val="num" w:pos="1440"/>
+        </w:tabs>
+        <w:ind w:left="1440" w:hanging="360"/>
+      </w:pPr>
+      <w:rPr>
+        <w:rFonts w:ascii="Courier New" w:hAnsi="Courier New" w:hint="default"/>
+        <w:sz w:val="20"/>
+      </w:rPr>
+    </w:lvl>
+    <w:lvl w:ilvl="2" w:tentative="1">
+      <w:start w:val="1"/>
+      <w:numFmt w:val="bullet"/>
+      <w:lvlText w:val=""/>
+      <w:lvlJc w:val="left"/>
+      <w:pPr>
+        <w:tabs>
+          <w:tab w:val="num" w:pos="2160"/>
+        </w:tabs>
+        <w:ind w:left="2160" w:hanging="360"/>
+      </w:pPr>
+      <w:rPr>
+        <w:rFonts w:ascii="Wingdings" w:hAnsi="Wingdings" w:hint="default"/>
+        <w:sz w:val="20"/>
+      </w:rPr>
+    </w:lvl>
+    <w:lvl w:ilvl="3" w:tentative="1">
+      <w:start w:val="1"/>
+      <w:numFmt w:val="bullet"/>
+      <w:lvlText w:val=""/>
+      <w:lvlJc w:val="left"/>
+      <w:pPr>
+        <w:tabs>
+          <w:tab w:val="num" w:pos="2880"/>
+        </w:tabs>
+        <w:ind w:left="2880" w:hanging="360"/>
+      </w:pPr>
+      <w:rPr>
+        <w:rFonts w:ascii="Wingdings" w:hAnsi="Wingdings" w:hint="default"/>
+        <w:sz w:val="20"/>
+      </w:rPr>
+    </w:lvl>
+    <w:lvl w:ilvl="4" w:tentative="1">
+      <w:start w:val="1"/>
+      <w:numFmt w:val="bullet"/>
+      <w:lvlText w:val=""/>
+      <w:lvlJc w:val="left"/>
+      <w:pPr>
+        <w:tabs>
+          <w:tab w:val="num" w:pos="3600"/>
+        </w:tabs>
+        <w:ind w:left="3600" w:hanging="360"/>
+      </w:pPr>
+      <w:rPr>
+        <w:rFonts w:ascii="Wingdings" w:hAnsi="Wingdings" w:hint="default"/>
+        <w:sz w:val="20"/>
+      </w:rPr>
+    </w:lvl>
+    <w:lvl w:ilvl="5" w:tentative="1">
+      <w:start w:val="1"/>
+      <w:numFmt w:val="bullet"/>
+      <w:lvlText w:val=""/>
+      <w:lvlJc w:val="left"/>
+      <w:pPr>
+        <w:tabs>
+          <w:tab w:val="num" w:pos="4320"/>
+        </w:tabs>
+        <w:ind w:left="4320" w:hanging="360"/>
+      </w:pPr>
+      <w:rPr>
+        <w:rFonts w:ascii="Wingdings" w:hAnsi="Wingdings" w:hint="default"/>
+        <w:sz w:val="20"/>
+      </w:rPr>
+    </w:lvl>
+    <w:lvl w:ilvl="6" w:tentative="1">
+      <w:start w:val="1"/>
+      <w:numFmt w:val="bullet"/>
+      <w:lvlText w:val=""/>
+      <w:lvlJc w:val="left"/>
+      <w:pPr>
+        <w:tabs>
+          <w:tab w:val="num" w:pos="5040"/>
+        </w:tabs>
+        <w:ind w:left="5040" w:hanging="360"/>
+      </w:pPr>
+      <w:rPr>
+        <w:rFonts w:ascii="Wingdings" w:hAnsi="Wingdings" w:hint="default"/>
+        <w:sz w:val="20"/>
+      </w:rPr>
+    </w:lvl>
+    <w:lvl w:ilvl="7" w:tentative="1">
+      <w:start w:val="1"/>
+      <w:numFmt w:val="bullet"/>
+      <w:lvlText w:val=""/>
+      <w:lvlJc w:val="left"/>
+      <w:pPr>
+        <w:tabs>
+          <w:tab w:val="num" w:pos="5760"/>
+        </w:tabs>
+        <w:ind w:left="5760" w:hanging="360"/>
+      </w:pPr>
+      <w:rPr>
+        <w:rFonts w:ascii="Wingdings" w:hAnsi="Wingdings" w:hint="default"/>
+        <w:sz w:val="20"/>
+      </w:rPr>
+    </w:lvl>
+    <w:lvl w:ilvl="8" w:tentative="1">
+      <w:start w:val="1"/>
+      <w:numFmt w:val="bullet"/>
+      <w:lvlText w:val=""/>
+      <w:lvlJc w:val="left"/>
+      <w:pPr>
+        <w:tabs>
+          <w:tab w:val="num" w:pos="6480"/>
+        </w:tabs>
+        <w:ind w:left="6480" w:hanging="360"/>
+      </w:pPr>
+      <w:rPr>
+        <w:rFonts w:ascii="Wingdings" w:hAnsi="Wingdings" w:hint="default"/>
+        <w:sz w:val="20"/>
+      </w:rPr>
+    </w:lvl>
+  </w:abstractNum>
+  <w:abstractNum w:abstractNumId="14" w15:restartNumberingAfterBreak="0">
+    <w:nsid w:val="2A357FD6"/>
+    <w:multiLevelType w:val="multilevel"/>
+    <w:tmpl w:val="2312E566"/>
+    <w:lvl w:ilvl="0">
+      <w:start w:val="1"/>
+      <w:numFmt w:val="bullet"/>
+      <w:lvlText w:val=""/>
+      <w:lvlJc w:val="left"/>
+      <w:pPr>
+        <w:tabs>
+          <w:tab w:val="num" w:pos="720"/>
+        </w:tabs>
+        <w:ind w:left="720" w:hanging="360"/>
+      </w:pPr>
+      <w:rPr>
+        <w:rFonts w:ascii="Symbol" w:hAnsi="Symbol" w:hint="default"/>
+        <w:sz w:val="20"/>
+      </w:rPr>
+    </w:lvl>
+    <w:lvl w:ilvl="1" w:tentative="1">
+      <w:start w:val="1"/>
+      <w:numFmt w:val="bullet"/>
+      <w:lvlText w:val="o"/>
+      <w:lvlJc w:val="left"/>
+      <w:pPr>
+        <w:tabs>
+          <w:tab w:val="num" w:pos="1440"/>
+        </w:tabs>
+        <w:ind w:left="1440" w:hanging="360"/>
+      </w:pPr>
+      <w:rPr>
+        <w:rFonts w:ascii="Courier New" w:hAnsi="Courier New" w:hint="default"/>
+        <w:sz w:val="20"/>
+      </w:rPr>
+    </w:lvl>
+    <w:lvl w:ilvl="2" w:tentative="1">
+      <w:start w:val="1"/>
+      <w:numFmt w:val="bullet"/>
+      <w:lvlText w:val=""/>
+      <w:lvlJc w:val="left"/>
+      <w:pPr>
+        <w:tabs>
+          <w:tab w:val="num" w:pos="2160"/>
+        </w:tabs>
+        <w:ind w:left="2160" w:hanging="360"/>
+      </w:pPr>
+      <w:rPr>
+        <w:rFonts w:ascii="Wingdings" w:hAnsi="Wingdings" w:hint="default"/>
+        <w:sz w:val="20"/>
+      </w:rPr>
+    </w:lvl>
+    <w:lvl w:ilvl="3" w:tentative="1">
+      <w:start w:val="1"/>
+      <w:numFmt w:val="bullet"/>
+      <w:lvlText w:val=""/>
+      <w:lvlJc w:val="left"/>
+      <w:pPr>
+        <w:tabs>
+          <w:tab w:val="num" w:pos="2880"/>
+        </w:tabs>
+        <w:ind w:left="2880" w:hanging="360"/>
+      </w:pPr>
+      <w:rPr>
+        <w:rFonts w:ascii="Wingdings" w:hAnsi="Wingdings" w:hint="default"/>
+        <w:sz w:val="20"/>
+      </w:rPr>
+    </w:lvl>
+    <w:lvl w:ilvl="4" w:tentative="1">
+      <w:start w:val="1"/>
+      <w:numFmt w:val="bullet"/>
+      <w:lvlText w:val=""/>
+      <w:lvlJc w:val="left"/>
+      <w:pPr>
+        <w:tabs>
+          <w:tab w:val="num" w:pos="3600"/>
+        </w:tabs>
+        <w:ind w:left="3600" w:hanging="360"/>
+      </w:pPr>
+      <w:rPr>
+        <w:rFonts w:ascii="Wingdings" w:hAnsi="Wingdings" w:hint="default"/>
+        <w:sz w:val="20"/>
+      </w:rPr>
+    </w:lvl>
+    <w:lvl w:ilvl="5" w:tentative="1">
+      <w:start w:val="1"/>
+      <w:numFmt w:val="bullet"/>
+      <w:lvlText w:val=""/>
+      <w:lvlJc w:val="left"/>
+      <w:pPr>
+        <w:tabs>
+          <w:tab w:val="num" w:pos="4320"/>
+        </w:tabs>
+        <w:ind w:left="4320" w:hanging="360"/>
+      </w:pPr>
+      <w:rPr>
+        <w:rFonts w:ascii="Wingdings" w:hAnsi="Wingdings" w:hint="default"/>
+        <w:sz w:val="20"/>
+      </w:rPr>
+    </w:lvl>
+    <w:lvl w:ilvl="6" w:tentative="1">
+      <w:start w:val="1"/>
+      <w:numFmt w:val="bullet"/>
+      <w:lvlText w:val=""/>
+      <w:lvlJc w:val="left"/>
+      <w:pPr>
+        <w:tabs>
+          <w:tab w:val="num" w:pos="5040"/>
+        </w:tabs>
+        <w:ind w:left="5040" w:hanging="360"/>
+      </w:pPr>
+      <w:rPr>
+        <w:rFonts w:ascii="Wingdings" w:hAnsi="Wingdings" w:hint="default"/>
+        <w:sz w:val="20"/>
+      </w:rPr>
+    </w:lvl>
+    <w:lvl w:ilvl="7" w:tentative="1">
+      <w:start w:val="1"/>
+      <w:numFmt w:val="bullet"/>
+      <w:lvlText w:val=""/>
+      <w:lvlJc w:val="left"/>
+      <w:pPr>
+        <w:tabs>
+          <w:tab w:val="num" w:pos="5760"/>
+        </w:tabs>
+        <w:ind w:left="5760" w:hanging="360"/>
+      </w:pPr>
+      <w:rPr>
+        <w:rFonts w:ascii="Wingdings" w:hAnsi="Wingdings" w:hint="default"/>
+        <w:sz w:val="20"/>
+      </w:rPr>
+    </w:lvl>
+    <w:lvl w:ilvl="8" w:tentative="1">
+      <w:start w:val="1"/>
+      <w:numFmt w:val="bullet"/>
+      <w:lvlText w:val=""/>
+      <w:lvlJc w:val="left"/>
+      <w:pPr>
+        <w:tabs>
+          <w:tab w:val="num" w:pos="6480"/>
+        </w:tabs>
+        <w:ind w:left="6480" w:hanging="360"/>
+      </w:pPr>
+      <w:rPr>
+        <w:rFonts w:ascii="Wingdings" w:hAnsi="Wingdings" w:hint="default"/>
+        <w:sz w:val="20"/>
+      </w:rPr>
+    </w:lvl>
+  </w:abstractNum>
+  <w:abstractNum w:abstractNumId="15" w15:restartNumberingAfterBreak="0">
+    <w:nsid w:val="2A7873A3"/>
+    <w:multiLevelType w:val="multilevel"/>
+    <w:tmpl w:val="07CA2C42"/>
+    <w:lvl w:ilvl="0">
+      <w:start w:val="1"/>
+      <w:numFmt w:val="bullet"/>
+      <w:lvlText w:val=""/>
+      <w:lvlJc w:val="left"/>
+      <w:pPr>
+        <w:tabs>
+          <w:tab w:val="num" w:pos="720"/>
+        </w:tabs>
+        <w:ind w:left="720" w:hanging="360"/>
+      </w:pPr>
+      <w:rPr>
+        <w:rFonts w:ascii="Symbol" w:hAnsi="Symbol" w:hint="default"/>
+        <w:sz w:val="20"/>
+      </w:rPr>
+    </w:lvl>
+    <w:lvl w:ilvl="1" w:tentative="1">
+      <w:start w:val="1"/>
+      <w:numFmt w:val="bullet"/>
+      <w:lvlText w:val="o"/>
+      <w:lvlJc w:val="left"/>
+      <w:pPr>
+        <w:tabs>
+          <w:tab w:val="num" w:pos="1440"/>
+        </w:tabs>
+        <w:ind w:left="1440" w:hanging="360"/>
+      </w:pPr>
+      <w:rPr>
+        <w:rFonts w:ascii="Courier New" w:hAnsi="Courier New" w:hint="default"/>
+        <w:sz w:val="20"/>
+      </w:rPr>
+    </w:lvl>
+    <w:lvl w:ilvl="2" w:tentative="1">
+      <w:start w:val="1"/>
+      <w:numFmt w:val="bullet"/>
+      <w:lvlText w:val=""/>
+      <w:lvlJc w:val="left"/>
+      <w:pPr>
+        <w:tabs>
+          <w:tab w:val="num" w:pos="2160"/>
+        </w:tabs>
+        <w:ind w:left="2160" w:hanging="360"/>
+      </w:pPr>
+      <w:rPr>
+        <w:rFonts w:ascii="Wingdings" w:hAnsi="Wingdings" w:hint="default"/>
+        <w:sz w:val="20"/>
+      </w:rPr>
+    </w:lvl>
+    <w:lvl w:ilvl="3" w:tentative="1">
+      <w:start w:val="1"/>
+      <w:numFmt w:val="bullet"/>
+      <w:lvlText w:val=""/>
+      <w:lvlJc w:val="left"/>
+      <w:pPr>
+        <w:tabs>
+          <w:tab w:val="num" w:pos="2880"/>
+        </w:tabs>
+        <w:ind w:left="2880" w:hanging="360"/>
+      </w:pPr>
+      <w:rPr>
+        <w:rFonts w:ascii="Wingdings" w:hAnsi="Wingdings" w:hint="default"/>
+        <w:sz w:val="20"/>
+      </w:rPr>
+    </w:lvl>
+    <w:lvl w:ilvl="4" w:tentative="1">
+      <w:start w:val="1"/>
+      <w:numFmt w:val="bullet"/>
+      <w:lvlText w:val=""/>
+      <w:lvlJc w:val="left"/>
+      <w:pPr>
+        <w:tabs>
+          <w:tab w:val="num" w:pos="3600"/>
+        </w:tabs>
+        <w:ind w:left="3600" w:hanging="360"/>
+      </w:pPr>
+      <w:rPr>
+        <w:rFonts w:ascii="Wingdings" w:hAnsi="Wingdings" w:hint="default"/>
+        <w:sz w:val="20"/>
+      </w:rPr>
+    </w:lvl>
+    <w:lvl w:ilvl="5" w:tentative="1">
+      <w:start w:val="1"/>
+      <w:numFmt w:val="bullet"/>
+      <w:lvlText w:val=""/>
+      <w:lvlJc w:val="left"/>
+      <w:pPr>
+        <w:tabs>
+          <w:tab w:val="num" w:pos="4320"/>
+        </w:tabs>
+        <w:ind w:left="4320" w:hanging="360"/>
+      </w:pPr>
+      <w:rPr>
+        <w:rFonts w:ascii="Wingdings" w:hAnsi="Wingdings" w:hint="default"/>
+        <w:sz w:val="20"/>
+      </w:rPr>
+    </w:lvl>
+    <w:lvl w:ilvl="6" w:tentative="1">
+      <w:start w:val="1"/>
+      <w:numFmt w:val="bullet"/>
+      <w:lvlText w:val=""/>
+      <w:lvlJc w:val="left"/>
+      <w:pPr>
+        <w:tabs>
+          <w:tab w:val="num" w:pos="5040"/>
+        </w:tabs>
+        <w:ind w:left="5040" w:hanging="360"/>
+      </w:pPr>
+      <w:rPr>
+        <w:rFonts w:ascii="Wingdings" w:hAnsi="Wingdings" w:hint="default"/>
+        <w:sz w:val="20"/>
+      </w:rPr>
+    </w:lvl>
+    <w:lvl w:ilvl="7" w:tentative="1">
+      <w:start w:val="1"/>
+      <w:numFmt w:val="bullet"/>
+      <w:lvlText w:val=""/>
+      <w:lvlJc w:val="left"/>
+      <w:pPr>
+        <w:tabs>
+          <w:tab w:val="num" w:pos="5760"/>
+        </w:tabs>
+        <w:ind w:left="5760" w:hanging="360"/>
+      </w:pPr>
+      <w:rPr>
+        <w:rFonts w:ascii="Wingdings" w:hAnsi="Wingdings" w:hint="default"/>
+        <w:sz w:val="20"/>
+      </w:rPr>
+    </w:lvl>
+    <w:lvl w:ilvl="8" w:tentative="1">
+      <w:start w:val="1"/>
+      <w:numFmt w:val="bullet"/>
+      <w:lvlText w:val=""/>
+      <w:lvlJc w:val="left"/>
+      <w:pPr>
+        <w:tabs>
+          <w:tab w:val="num" w:pos="6480"/>
+        </w:tabs>
+        <w:ind w:left="6480" w:hanging="360"/>
+      </w:pPr>
+      <w:rPr>
+        <w:rFonts w:ascii="Wingdings" w:hAnsi="Wingdings" w:hint="default"/>
+        <w:sz w:val="20"/>
+      </w:rPr>
+    </w:lvl>
+  </w:abstractNum>
+  <w:abstractNum w:abstractNumId="16" w15:restartNumberingAfterBreak="0">
+    <w:nsid w:val="32B7455D"/>
+    <w:multiLevelType w:val="multilevel"/>
+    <w:tmpl w:val="830CD5FC"/>
+    <w:lvl w:ilvl="0">
+      <w:start w:val="1"/>
+      <w:numFmt w:val="bullet"/>
+      <w:lvlText w:val=""/>
+      <w:lvlJc w:val="left"/>
+      <w:pPr>
+        <w:tabs>
+          <w:tab w:val="num" w:pos="720"/>
+        </w:tabs>
+        <w:ind w:left="720" w:hanging="360"/>
+      </w:pPr>
+      <w:rPr>
+        <w:rFonts w:ascii="Symbol" w:hAnsi="Symbol" w:hint="default"/>
+        <w:sz w:val="20"/>
+      </w:rPr>
+    </w:lvl>
+    <w:lvl w:ilvl="1" w:tentative="1">
+      <w:start w:val="1"/>
+      <w:numFmt w:val="bullet"/>
+      <w:lvlText w:val="o"/>
+      <w:lvlJc w:val="left"/>
+      <w:pPr>
+        <w:tabs>
+          <w:tab w:val="num" w:pos="1440"/>
+        </w:tabs>
+        <w:ind w:left="1440" w:hanging="360"/>
+      </w:pPr>
+      <w:rPr>
+        <w:rFonts w:ascii="Courier New" w:hAnsi="Courier New" w:hint="default"/>
+        <w:sz w:val="20"/>
+      </w:rPr>
+    </w:lvl>
+    <w:lvl w:ilvl="2" w:tentative="1">
+      <w:start w:val="1"/>
+      <w:numFmt w:val="bullet"/>
+      <w:lvlText w:val=""/>
+      <w:lvlJc w:val="left"/>
+      <w:pPr>
+        <w:tabs>
+          <w:tab w:val="num" w:pos="2160"/>
+        </w:tabs>
+        <w:ind w:left="2160" w:hanging="360"/>
+      </w:pPr>
+      <w:rPr>
+        <w:rFonts w:ascii="Wingdings" w:hAnsi="Wingdings" w:hint="default"/>
+        <w:sz w:val="20"/>
+      </w:rPr>
+    </w:lvl>
+    <w:lvl w:ilvl="3" w:tentative="1">
+      <w:start w:val="1"/>
+      <w:numFmt w:val="bullet"/>
+      <w:lvlText w:val=""/>
+      <w:lvlJc w:val="left"/>
+      <w:pPr>
+        <w:tabs>
+          <w:tab w:val="num" w:pos="2880"/>
+        </w:tabs>
+        <w:ind w:left="2880" w:hanging="360"/>
+      </w:pPr>
+      <w:rPr>
+        <w:rFonts w:ascii="Wingdings" w:hAnsi="Wingdings" w:hint="default"/>
+        <w:sz w:val="20"/>
+      </w:rPr>
+    </w:lvl>
+    <w:lvl w:ilvl="4" w:tentative="1">
+      <w:start w:val="1"/>
+      <w:numFmt w:val="bullet"/>
+      <w:lvlText w:val=""/>
+      <w:lvlJc w:val="left"/>
+      <w:pPr>
+        <w:tabs>
+          <w:tab w:val="num" w:pos="3600"/>
+        </w:tabs>
+        <w:ind w:left="3600" w:hanging="360"/>
+      </w:pPr>
+      <w:rPr>
+        <w:rFonts w:ascii="Wingdings" w:hAnsi="Wingdings" w:hint="default"/>
+        <w:sz w:val="20"/>
+      </w:rPr>
+    </w:lvl>
+    <w:lvl w:ilvl="5" w:tentative="1">
+      <w:start w:val="1"/>
+      <w:numFmt w:val="bullet"/>
+      <w:lvlText w:val=""/>
+      <w:lvlJc w:val="left"/>
+      <w:pPr>
+        <w:tabs>
+          <w:tab w:val="num" w:pos="4320"/>
+        </w:tabs>
+        <w:ind w:left="4320" w:hanging="360"/>
+      </w:pPr>
+      <w:rPr>
+        <w:rFonts w:ascii="Wingdings" w:hAnsi="Wingdings" w:hint="default"/>
+        <w:sz w:val="20"/>
+      </w:rPr>
+    </w:lvl>
+    <w:lvl w:ilvl="6" w:tentative="1">
+      <w:start w:val="1"/>
+      <w:numFmt w:val="bullet"/>
+      <w:lvlText w:val=""/>
+      <w:lvlJc w:val="left"/>
+      <w:pPr>
+        <w:tabs>
+          <w:tab w:val="num" w:pos="5040"/>
+        </w:tabs>
+        <w:ind w:left="5040" w:hanging="360"/>
+      </w:pPr>
+      <w:rPr>
+        <w:rFonts w:ascii="Wingdings" w:hAnsi="Wingdings" w:hint="default"/>
+        <w:sz w:val="20"/>
+      </w:rPr>
+    </w:lvl>
+    <w:lvl w:ilvl="7" w:tentative="1">
+      <w:start w:val="1"/>
+      <w:numFmt w:val="bullet"/>
+      <w:lvlText w:val=""/>
+      <w:lvlJc w:val="left"/>
+      <w:pPr>
+        <w:tabs>
+          <w:tab w:val="num" w:pos="5760"/>
+        </w:tabs>
+        <w:ind w:left="5760" w:hanging="360"/>
+      </w:pPr>
+      <w:rPr>
+        <w:rFonts w:ascii="Wingdings" w:hAnsi="Wingdings" w:hint="default"/>
+        <w:sz w:val="20"/>
+      </w:rPr>
+    </w:lvl>
+    <w:lvl w:ilvl="8" w:tentative="1">
+      <w:start w:val="1"/>
+      <w:numFmt w:val="bullet"/>
+      <w:lvlText w:val=""/>
+      <w:lvlJc w:val="left"/>
+      <w:pPr>
+        <w:tabs>
+          <w:tab w:val="num" w:pos="6480"/>
+        </w:tabs>
+        <w:ind w:left="6480" w:hanging="360"/>
+      </w:pPr>
+      <w:rPr>
+        <w:rFonts w:ascii="Wingdings" w:hAnsi="Wingdings" w:hint="default"/>
+        <w:sz w:val="20"/>
+      </w:rPr>
+    </w:lvl>
+  </w:abstractNum>
+  <w:abstractNum w:abstractNumId="17" w15:restartNumberingAfterBreak="0">
+    <w:nsid w:val="34253CB4"/>
+    <w:multiLevelType w:val="multilevel"/>
+    <w:tmpl w:val="12C6A1DE"/>
+    <w:lvl w:ilvl="0">
+      <w:start w:val="1"/>
+      <w:numFmt w:val="bullet"/>
+      <w:lvlText w:val=""/>
+      <w:lvlJc w:val="left"/>
+      <w:pPr>
+        <w:tabs>
+          <w:tab w:val="num" w:pos="720"/>
+        </w:tabs>
+        <w:ind w:left="720" w:hanging="360"/>
+      </w:pPr>
+      <w:rPr>
+        <w:rFonts w:ascii="Symbol" w:hAnsi="Symbol" w:hint="default"/>
+        <w:sz w:val="20"/>
+      </w:rPr>
+    </w:lvl>
+    <w:lvl w:ilvl="1" w:tentative="1">
+      <w:start w:val="1"/>
+      <w:numFmt w:val="bullet"/>
+      <w:lvlText w:val="o"/>
+      <w:lvlJc w:val="left"/>
+      <w:pPr>
+        <w:tabs>
+          <w:tab w:val="num" w:pos="1440"/>
+        </w:tabs>
+        <w:ind w:left="1440" w:hanging="360"/>
+      </w:pPr>
+      <w:rPr>
+        <w:rFonts w:ascii="Courier New" w:hAnsi="Courier New" w:hint="default"/>
+        <w:sz w:val="20"/>
+      </w:rPr>
+    </w:lvl>
+    <w:lvl w:ilvl="2" w:tentative="1">
+      <w:start w:val="1"/>
+      <w:numFmt w:val="bullet"/>
+      <w:lvlText w:val=""/>
+      <w:lvlJc w:val="left"/>
+      <w:pPr>
+        <w:tabs>
+          <w:tab w:val="num" w:pos="2160"/>
+        </w:tabs>
+        <w:ind w:left="2160" w:hanging="360"/>
+      </w:pPr>
+      <w:rPr>
+        <w:rFonts w:ascii="Wingdings" w:hAnsi="Wingdings" w:hint="default"/>
+        <w:sz w:val="20"/>
+      </w:rPr>
+    </w:lvl>
+    <w:lvl w:ilvl="3" w:tentative="1">
+      <w:start w:val="1"/>
+      <w:numFmt w:val="bullet"/>
+      <w:lvlText w:val=""/>
+      <w:lvlJc w:val="left"/>
+      <w:pPr>
+        <w:tabs>
+          <w:tab w:val="num" w:pos="2880"/>
+        </w:tabs>
+        <w:ind w:left="2880" w:hanging="360"/>
+      </w:pPr>
+      <w:rPr>
+        <w:rFonts w:ascii="Wingdings" w:hAnsi="Wingdings" w:hint="default"/>
+        <w:sz w:val="20"/>
+      </w:rPr>
+    </w:lvl>
+    <w:lvl w:ilvl="4" w:tentative="1">
+      <w:start w:val="1"/>
+      <w:numFmt w:val="bullet"/>
+      <w:lvlText w:val=""/>
+      <w:lvlJc w:val="left"/>
+      <w:pPr>
+        <w:tabs>
+          <w:tab w:val="num" w:pos="3600"/>
+        </w:tabs>
+        <w:ind w:left="3600" w:hanging="360"/>
+      </w:pPr>
+      <w:rPr>
+        <w:rFonts w:ascii="Wingdings" w:hAnsi="Wingdings" w:hint="default"/>
+        <w:sz w:val="20"/>
+      </w:rPr>
+    </w:lvl>
+    <w:lvl w:ilvl="5" w:tentative="1">
+      <w:start w:val="1"/>
+      <w:numFmt w:val="bullet"/>
+      <w:lvlText w:val=""/>
+      <w:lvlJc w:val="left"/>
+      <w:pPr>
+        <w:tabs>
+          <w:tab w:val="num" w:pos="4320"/>
+        </w:tabs>
+        <w:ind w:left="4320" w:hanging="360"/>
+      </w:pPr>
+      <w:rPr>
+        <w:rFonts w:ascii="Wingdings" w:hAnsi="Wingdings" w:hint="default"/>
+        <w:sz w:val="20"/>
+      </w:rPr>
+    </w:lvl>
+    <w:lvl w:ilvl="6" w:tentative="1">
+      <w:start w:val="1"/>
+      <w:numFmt w:val="bullet"/>
+      <w:lvlText w:val=""/>
+      <w:lvlJc w:val="left"/>
+      <w:pPr>
+        <w:tabs>
+          <w:tab w:val="num" w:pos="5040"/>
+        </w:tabs>
+        <w:ind w:left="5040" w:hanging="360"/>
+      </w:pPr>
+      <w:rPr>
+        <w:rFonts w:ascii="Wingdings" w:hAnsi="Wingdings" w:hint="default"/>
+        <w:sz w:val="20"/>
+      </w:rPr>
+    </w:lvl>
+    <w:lvl w:ilvl="7" w:tentative="1">
+      <w:start w:val="1"/>
+      <w:numFmt w:val="bullet"/>
+      <w:lvlText w:val=""/>
+      <w:lvlJc w:val="left"/>
+      <w:pPr>
+        <w:tabs>
+          <w:tab w:val="num" w:pos="5760"/>
+        </w:tabs>
+        <w:ind w:left="5760" w:hanging="360"/>
+      </w:pPr>
+      <w:rPr>
+        <w:rFonts w:ascii="Wingdings" w:hAnsi="Wingdings" w:hint="default"/>
+        <w:sz w:val="20"/>
+      </w:rPr>
+    </w:lvl>
+    <w:lvl w:ilvl="8" w:tentative="1">
+      <w:start w:val="1"/>
+      <w:numFmt w:val="bullet"/>
+      <w:lvlText w:val=""/>
+      <w:lvlJc w:val="left"/>
+      <w:pPr>
+        <w:tabs>
+          <w:tab w:val="num" w:pos="6480"/>
+        </w:tabs>
+        <w:ind w:left="6480" w:hanging="360"/>
+      </w:pPr>
+      <w:rPr>
+        <w:rFonts w:ascii="Wingdings" w:hAnsi="Wingdings" w:hint="default"/>
+        <w:sz w:val="20"/>
+      </w:rPr>
+    </w:lvl>
+  </w:abstractNum>
+  <w:abstractNum w:abstractNumId="18" w15:restartNumberingAfterBreak="0">
+    <w:nsid w:val="355B1096"/>
+    <w:multiLevelType w:val="multilevel"/>
+    <w:tmpl w:val="16D2EA3A"/>
+    <w:lvl w:ilvl="0">
+      <w:start w:val="1"/>
+      <w:numFmt w:val="bullet"/>
+      <w:lvlText w:val=""/>
+      <w:lvlJc w:val="left"/>
+      <w:pPr>
+        <w:tabs>
+          <w:tab w:val="num" w:pos="720"/>
+        </w:tabs>
+        <w:ind w:left="720" w:hanging="360"/>
+      </w:pPr>
+      <w:rPr>
+        <w:rFonts w:ascii="Symbol" w:hAnsi="Symbol" w:hint="default"/>
+        <w:sz w:val="20"/>
+      </w:rPr>
+    </w:lvl>
+    <w:lvl w:ilvl="1" w:tentative="1">
+      <w:start w:val="1"/>
+      <w:numFmt w:val="bullet"/>
+      <w:lvlText w:val="o"/>
+      <w:lvlJc w:val="left"/>
+      <w:pPr>
+        <w:tabs>
+          <w:tab w:val="num" w:pos="1440"/>
+        </w:tabs>
+        <w:ind w:left="1440" w:hanging="360"/>
+      </w:pPr>
+      <w:rPr>
+        <w:rFonts w:ascii="Courier New" w:hAnsi="Courier New" w:hint="default"/>
+        <w:sz w:val="20"/>
+      </w:rPr>
+    </w:lvl>
+    <w:lvl w:ilvl="2" w:tentative="1">
+      <w:start w:val="1"/>
+      <w:numFmt w:val="bullet"/>
+      <w:lvlText w:val=""/>
+      <w:lvlJc w:val="left"/>
+      <w:pPr>
+        <w:tabs>
+          <w:tab w:val="num" w:pos="2160"/>
+        </w:tabs>
+        <w:ind w:left="2160" w:hanging="360"/>
+      </w:pPr>
+      <w:rPr>
+        <w:rFonts w:ascii="Wingdings" w:hAnsi="Wingdings" w:hint="default"/>
+        <w:sz w:val="20"/>
+      </w:rPr>
+    </w:lvl>
+    <w:lvl w:ilvl="3" w:tentative="1">
+      <w:start w:val="1"/>
+      <w:numFmt w:val="bullet"/>
+      <w:lvlText w:val=""/>
+      <w:lvlJc w:val="left"/>
+      <w:pPr>
+        <w:tabs>
+          <w:tab w:val="num" w:pos="2880"/>
+        </w:tabs>
+        <w:ind w:left="2880" w:hanging="360"/>
+      </w:pPr>
+      <w:rPr>
+        <w:rFonts w:ascii="Wingdings" w:hAnsi="Wingdings" w:hint="default"/>
+        <w:sz w:val="20"/>
+      </w:rPr>
+    </w:lvl>
+    <w:lvl w:ilvl="4" w:tentative="1">
+      <w:start w:val="1"/>
+      <w:numFmt w:val="bullet"/>
+      <w:lvlText w:val=""/>
+      <w:lvlJc w:val="left"/>
+      <w:pPr>
+        <w:tabs>
+          <w:tab w:val="num" w:pos="3600"/>
+        </w:tabs>
+        <w:ind w:left="3600" w:hanging="360"/>
+      </w:pPr>
+      <w:rPr>
+        <w:rFonts w:ascii="Wingdings" w:hAnsi="Wingdings" w:hint="default"/>
+        <w:sz w:val="20"/>
+      </w:rPr>
+    </w:lvl>
+    <w:lvl w:ilvl="5" w:tentative="1">
+      <w:start w:val="1"/>
+      <w:numFmt w:val="bullet"/>
+      <w:lvlText w:val=""/>
+      <w:lvlJc w:val="left"/>
+      <w:pPr>
+        <w:tabs>
+          <w:tab w:val="num" w:pos="4320"/>
+        </w:tabs>
+        <w:ind w:left="4320" w:hanging="360"/>
+      </w:pPr>
+      <w:rPr>
+        <w:rFonts w:ascii="Wingdings" w:hAnsi="Wingdings" w:hint="default"/>
+        <w:sz w:val="20"/>
+      </w:rPr>
+    </w:lvl>
+    <w:lvl w:ilvl="6" w:tentative="1">
+      <w:start w:val="1"/>
+      <w:numFmt w:val="bullet"/>
+      <w:lvlText w:val=""/>
+      <w:lvlJc w:val="left"/>
+      <w:pPr>
+        <w:tabs>
+          <w:tab w:val="num" w:pos="5040"/>
+        </w:tabs>
+        <w:ind w:left="5040" w:hanging="360"/>
+      </w:pPr>
+      <w:rPr>
+        <w:rFonts w:ascii="Wingdings" w:hAnsi="Wingdings" w:hint="default"/>
+        <w:sz w:val="20"/>
+      </w:rPr>
+    </w:lvl>
+    <w:lvl w:ilvl="7" w:tentative="1">
+      <w:start w:val="1"/>
+      <w:numFmt w:val="bullet"/>
+      <w:lvlText w:val=""/>
+      <w:lvlJc w:val="left"/>
+      <w:pPr>
+        <w:tabs>
+          <w:tab w:val="num" w:pos="5760"/>
+        </w:tabs>
+        <w:ind w:left="5760" w:hanging="360"/>
+      </w:pPr>
+      <w:rPr>
+        <w:rFonts w:ascii="Wingdings" w:hAnsi="Wingdings" w:hint="default"/>
+        <w:sz w:val="20"/>
+      </w:rPr>
+    </w:lvl>
+    <w:lvl w:ilvl="8" w:tentative="1">
+      <w:start w:val="1"/>
+      <w:numFmt w:val="bullet"/>
+      <w:lvlText w:val=""/>
+      <w:lvlJc w:val="left"/>
+      <w:pPr>
+        <w:tabs>
+          <w:tab w:val="num" w:pos="6480"/>
+        </w:tabs>
+        <w:ind w:left="6480" w:hanging="360"/>
+      </w:pPr>
+      <w:rPr>
+        <w:rFonts w:ascii="Wingdings" w:hAnsi="Wingdings" w:hint="default"/>
+        <w:sz w:val="20"/>
+      </w:rPr>
+    </w:lvl>
+  </w:abstractNum>
+  <w:abstractNum w:abstractNumId="19" w15:restartNumberingAfterBreak="0">
+    <w:nsid w:val="38B708E5"/>
+    <w:multiLevelType w:val="multilevel"/>
+    <w:tmpl w:val="F8520B26"/>
+    <w:lvl w:ilvl="0">
+      <w:start w:val="1"/>
+      <w:numFmt w:val="bullet"/>
+      <w:lvlText w:val=""/>
+      <w:lvlJc w:val="left"/>
+      <w:pPr>
+        <w:tabs>
+          <w:tab w:val="num" w:pos="720"/>
+        </w:tabs>
+        <w:ind w:left="720" w:hanging="360"/>
+      </w:pPr>
+      <w:rPr>
+        <w:rFonts w:ascii="Symbol" w:hAnsi="Symbol" w:hint="default"/>
+        <w:sz w:val="20"/>
+      </w:rPr>
+    </w:lvl>
+    <w:lvl w:ilvl="1" w:tentative="1">
+      <w:start w:val="1"/>
+      <w:numFmt w:val="bullet"/>
+      <w:lvlText w:val="o"/>
+      <w:lvlJc w:val="left"/>
+      <w:pPr>
+        <w:tabs>
+          <w:tab w:val="num" w:pos="1440"/>
+        </w:tabs>
+        <w:ind w:left="1440" w:hanging="360"/>
+      </w:pPr>
+      <w:rPr>
+        <w:rFonts w:ascii="Courier New" w:hAnsi="Courier New" w:hint="default"/>
+        <w:sz w:val="20"/>
+      </w:rPr>
+    </w:lvl>
+    <w:lvl w:ilvl="2" w:tentative="1">
+      <w:start w:val="1"/>
+      <w:numFmt w:val="bullet"/>
+      <w:lvlText w:val=""/>
+      <w:lvlJc w:val="left"/>
+      <w:pPr>
+        <w:tabs>
+          <w:tab w:val="num" w:pos="2160"/>
+        </w:tabs>
+        <w:ind w:left="2160" w:hanging="360"/>
+      </w:pPr>
+      <w:rPr>
+        <w:rFonts w:ascii="Wingdings" w:hAnsi="Wingdings" w:hint="default"/>
+        <w:sz w:val="20"/>
+      </w:rPr>
+    </w:lvl>
+    <w:lvl w:ilvl="3" w:tentative="1">
+      <w:start w:val="1"/>
+      <w:numFmt w:val="bullet"/>
+      <w:lvlText w:val=""/>
+      <w:lvlJc w:val="left"/>
+      <w:pPr>
+        <w:tabs>
+          <w:tab w:val="num" w:pos="2880"/>
+        </w:tabs>
+        <w:ind w:left="2880" w:hanging="360"/>
+      </w:pPr>
+      <w:rPr>
+        <w:rFonts w:ascii="Wingdings" w:hAnsi="Wingdings" w:hint="default"/>
+        <w:sz w:val="20"/>
+      </w:rPr>
+    </w:lvl>
+    <w:lvl w:ilvl="4" w:tentative="1">
+      <w:start w:val="1"/>
+      <w:numFmt w:val="bullet"/>
+      <w:lvlText w:val=""/>
+      <w:lvlJc w:val="left"/>
+      <w:pPr>
+        <w:tabs>
+          <w:tab w:val="num" w:pos="3600"/>
+        </w:tabs>
+        <w:ind w:left="3600" w:hanging="360"/>
+      </w:pPr>
+      <w:rPr>
+        <w:rFonts w:ascii="Wingdings" w:hAnsi="Wingdings" w:hint="default"/>
+        <w:sz w:val="20"/>
+      </w:rPr>
+    </w:lvl>
+    <w:lvl w:ilvl="5" w:tentative="1">
+      <w:start w:val="1"/>
+      <w:numFmt w:val="bullet"/>
+      <w:lvlText w:val=""/>
+      <w:lvlJc w:val="left"/>
+      <w:pPr>
+        <w:tabs>
+          <w:tab w:val="num" w:pos="4320"/>
+        </w:tabs>
+        <w:ind w:left="4320" w:hanging="360"/>
+      </w:pPr>
+      <w:rPr>
+        <w:rFonts w:ascii="Wingdings" w:hAnsi="Wingdings" w:hint="default"/>
+        <w:sz w:val="20"/>
+      </w:rPr>
+    </w:lvl>
+    <w:lvl w:ilvl="6" w:tentative="1">
+      <w:start w:val="1"/>
+      <w:numFmt w:val="bullet"/>
+      <w:lvlText w:val=""/>
+      <w:lvlJc w:val="left"/>
+      <w:pPr>
+        <w:tabs>
+          <w:tab w:val="num" w:pos="5040"/>
+        </w:tabs>
+        <w:ind w:left="5040" w:hanging="360"/>
+      </w:pPr>
+      <w:rPr>
+        <w:rFonts w:ascii="Wingdings" w:hAnsi="Wingdings" w:hint="default"/>
+        <w:sz w:val="20"/>
+      </w:rPr>
+    </w:lvl>
+    <w:lvl w:ilvl="7" w:tentative="1">
+      <w:start w:val="1"/>
+      <w:numFmt w:val="bullet"/>
+      <w:lvlText w:val=""/>
+      <w:lvlJc w:val="left"/>
+      <w:pPr>
+        <w:tabs>
+          <w:tab w:val="num" w:pos="5760"/>
+        </w:tabs>
+        <w:ind w:left="5760" w:hanging="360"/>
+      </w:pPr>
+      <w:rPr>
+        <w:rFonts w:ascii="Wingdings" w:hAnsi="Wingdings" w:hint="default"/>
+        <w:sz w:val="20"/>
+      </w:rPr>
+    </w:lvl>
+    <w:lvl w:ilvl="8" w:tentative="1">
+      <w:start w:val="1"/>
+      <w:numFmt w:val="bullet"/>
+      <w:lvlText w:val=""/>
+      <w:lvlJc w:val="left"/>
+      <w:pPr>
+        <w:tabs>
+          <w:tab w:val="num" w:pos="6480"/>
+        </w:tabs>
+        <w:ind w:left="6480" w:hanging="360"/>
+      </w:pPr>
+      <w:rPr>
+        <w:rFonts w:ascii="Wingdings" w:hAnsi="Wingdings" w:hint="default"/>
+        <w:sz w:val="20"/>
+      </w:rPr>
+    </w:lvl>
+  </w:abstractNum>
+  <w:abstractNum w:abstractNumId="20" w15:restartNumberingAfterBreak="0">
+    <w:nsid w:val="48C043DF"/>
+    <w:multiLevelType w:val="multilevel"/>
+    <w:tmpl w:val="0C80D470"/>
+    <w:lvl w:ilvl="0">
+      <w:start w:val="1"/>
+      <w:numFmt w:val="bullet"/>
+      <w:lvlText w:val=""/>
+      <w:lvlJc w:val="left"/>
+      <w:pPr>
+        <w:tabs>
+          <w:tab w:val="num" w:pos="720"/>
+        </w:tabs>
+        <w:ind w:left="720" w:hanging="360"/>
+      </w:pPr>
+      <w:rPr>
+        <w:rFonts w:ascii="Symbol" w:hAnsi="Symbol" w:hint="default"/>
+        <w:sz w:val="20"/>
+      </w:rPr>
+    </w:lvl>
+    <w:lvl w:ilvl="1" w:tentative="1">
+      <w:start w:val="1"/>
+      <w:numFmt w:val="bullet"/>
+      <w:lvlText w:val="o"/>
+      <w:lvlJc w:val="left"/>
+      <w:pPr>
+        <w:tabs>
+          <w:tab w:val="num" w:pos="1440"/>
+        </w:tabs>
+        <w:ind w:left="1440" w:hanging="360"/>
+      </w:pPr>
+      <w:rPr>
+        <w:rFonts w:ascii="Courier New" w:hAnsi="Courier New" w:hint="default"/>
+        <w:sz w:val="20"/>
+      </w:rPr>
+    </w:lvl>
+    <w:lvl w:ilvl="2" w:tentative="1">
+      <w:start w:val="1"/>
+      <w:numFmt w:val="bullet"/>
+      <w:lvlText w:val=""/>
+      <w:lvlJc w:val="left"/>
+      <w:pPr>
+        <w:tabs>
+          <w:tab w:val="num" w:pos="2160"/>
+        </w:tabs>
+        <w:ind w:left="2160" w:hanging="360"/>
+      </w:pPr>
+      <w:rPr>
+        <w:rFonts w:ascii="Wingdings" w:hAnsi="Wingdings" w:hint="default"/>
+        <w:sz w:val="20"/>
+      </w:rPr>
+    </w:lvl>
+    <w:lvl w:ilvl="3" w:tentative="1">
+      <w:start w:val="1"/>
+      <w:numFmt w:val="bullet"/>
+      <w:lvlText w:val=""/>
+      <w:lvlJc w:val="left"/>
+      <w:pPr>
+        <w:tabs>
+          <w:tab w:val="num" w:pos="2880"/>
+        </w:tabs>
+        <w:ind w:left="2880" w:hanging="360"/>
+      </w:pPr>
+      <w:rPr>
+        <w:rFonts w:ascii="Wingdings" w:hAnsi="Wingdings" w:hint="default"/>
+        <w:sz w:val="20"/>
+      </w:rPr>
+    </w:lvl>
+    <w:lvl w:ilvl="4" w:tentative="1">
+      <w:start w:val="1"/>
+      <w:numFmt w:val="bullet"/>
+      <w:lvlText w:val=""/>
+      <w:lvlJc w:val="left"/>
+      <w:pPr>
+        <w:tabs>
+          <w:tab w:val="num" w:pos="3600"/>
+        </w:tabs>
+        <w:ind w:left="3600" w:hanging="360"/>
+      </w:pPr>
+      <w:rPr>
+        <w:rFonts w:ascii="Wingdings" w:hAnsi="Wingdings" w:hint="default"/>
+        <w:sz w:val="20"/>
+      </w:rPr>
+    </w:lvl>
+    <w:lvl w:ilvl="5" w:tentative="1">
+      <w:start w:val="1"/>
+      <w:numFmt w:val="bullet"/>
+      <w:lvlText w:val=""/>
+      <w:lvlJc w:val="left"/>
+      <w:pPr>
+        <w:tabs>
+          <w:tab w:val="num" w:pos="4320"/>
+        </w:tabs>
+        <w:ind w:left="4320" w:hanging="360"/>
+      </w:pPr>
+      <w:rPr>
+        <w:rFonts w:ascii="Wingdings" w:hAnsi="Wingdings" w:hint="default"/>
+        <w:sz w:val="20"/>
+      </w:rPr>
+    </w:lvl>
+    <w:lvl w:ilvl="6" w:tentative="1">
+      <w:start w:val="1"/>
+      <w:numFmt w:val="bullet"/>
+      <w:lvlText w:val=""/>
+      <w:lvlJc w:val="left"/>
+      <w:pPr>
+        <w:tabs>
+          <w:tab w:val="num" w:pos="5040"/>
+        </w:tabs>
+        <w:ind w:left="5040" w:hanging="360"/>
+      </w:pPr>
+      <w:rPr>
+        <w:rFonts w:ascii="Wingdings" w:hAnsi="Wingdings" w:hint="default"/>
+        <w:sz w:val="20"/>
+      </w:rPr>
+    </w:lvl>
+    <w:lvl w:ilvl="7" w:tentative="1">
+      <w:start w:val="1"/>
+      <w:numFmt w:val="bullet"/>
+      <w:lvlText w:val=""/>
+      <w:lvlJc w:val="left"/>
+      <w:pPr>
+        <w:tabs>
+          <w:tab w:val="num" w:pos="5760"/>
+        </w:tabs>
+        <w:ind w:left="5760" w:hanging="360"/>
+      </w:pPr>
+      <w:rPr>
+        <w:rFonts w:ascii="Wingdings" w:hAnsi="Wingdings" w:hint="default"/>
+        <w:sz w:val="20"/>
+      </w:rPr>
+    </w:lvl>
+    <w:lvl w:ilvl="8" w:tentative="1">
+      <w:start w:val="1"/>
+      <w:numFmt w:val="bullet"/>
+      <w:lvlText w:val=""/>
+      <w:lvlJc w:val="left"/>
+      <w:pPr>
+        <w:tabs>
+          <w:tab w:val="num" w:pos="6480"/>
+        </w:tabs>
+        <w:ind w:left="6480" w:hanging="360"/>
+      </w:pPr>
+      <w:rPr>
+        <w:rFonts w:ascii="Wingdings" w:hAnsi="Wingdings" w:hint="default"/>
+        <w:sz w:val="20"/>
+      </w:rPr>
+    </w:lvl>
+  </w:abstractNum>
+  <w:abstractNum w:abstractNumId="21" w15:restartNumberingAfterBreak="0">
+    <w:nsid w:val="494A6D57"/>
+    <w:multiLevelType w:val="multilevel"/>
+    <w:tmpl w:val="CAB0648C"/>
+    <w:lvl w:ilvl="0">
+      <w:start w:val="1"/>
+      <w:numFmt w:val="bullet"/>
+      <w:lvlText w:val=""/>
+      <w:lvlJc w:val="left"/>
+      <w:pPr>
+        <w:tabs>
+          <w:tab w:val="num" w:pos="720"/>
+        </w:tabs>
+        <w:ind w:left="720" w:hanging="360"/>
+      </w:pPr>
+      <w:rPr>
+        <w:rFonts w:ascii="Symbol" w:hAnsi="Symbol" w:hint="default"/>
+        <w:sz w:val="20"/>
+      </w:rPr>
+    </w:lvl>
+    <w:lvl w:ilvl="1" w:tentative="1">
+      <w:start w:val="1"/>
+      <w:numFmt w:val="bullet"/>
+      <w:lvlText w:val="o"/>
+      <w:lvlJc w:val="left"/>
+      <w:pPr>
+        <w:tabs>
+          <w:tab w:val="num" w:pos="1440"/>
+        </w:tabs>
+        <w:ind w:left="1440" w:hanging="360"/>
+      </w:pPr>
+      <w:rPr>
+        <w:rFonts w:ascii="Courier New" w:hAnsi="Courier New" w:hint="default"/>
+        <w:sz w:val="20"/>
+      </w:rPr>
+    </w:lvl>
+    <w:lvl w:ilvl="2" w:tentative="1">
+      <w:start w:val="1"/>
+      <w:numFmt w:val="bullet"/>
+      <w:lvlText w:val=""/>
+      <w:lvlJc w:val="left"/>
+      <w:pPr>
+        <w:tabs>
+          <w:tab w:val="num" w:pos="2160"/>
+        </w:tabs>
+        <w:ind w:left="2160" w:hanging="360"/>
+      </w:pPr>
+      <w:rPr>
+        <w:rFonts w:ascii="Wingdings" w:hAnsi="Wingdings" w:hint="default"/>
+        <w:sz w:val="20"/>
+      </w:rPr>
+    </w:lvl>
+    <w:lvl w:ilvl="3" w:tentative="1">
+      <w:start w:val="1"/>
+      <w:numFmt w:val="bullet"/>
+      <w:lvlText w:val=""/>
+      <w:lvlJc w:val="left"/>
+      <w:pPr>
+        <w:tabs>
+          <w:tab w:val="num" w:pos="2880"/>
+        </w:tabs>
+        <w:ind w:left="2880" w:hanging="360"/>
+      </w:pPr>
+      <w:rPr>
+        <w:rFonts w:ascii="Wingdings" w:hAnsi="Wingdings" w:hint="default"/>
+        <w:sz w:val="20"/>
+      </w:rPr>
+    </w:lvl>
+    <w:lvl w:ilvl="4" w:tentative="1">
+      <w:start w:val="1"/>
+      <w:numFmt w:val="bullet"/>
+      <w:lvlText w:val=""/>
+      <w:lvlJc w:val="left"/>
+      <w:pPr>
+        <w:tabs>
+          <w:tab w:val="num" w:pos="3600"/>
+        </w:tabs>
+        <w:ind w:left="3600" w:hanging="360"/>
+      </w:pPr>
+      <w:rPr>
+        <w:rFonts w:ascii="Wingdings" w:hAnsi="Wingdings" w:hint="default"/>
+        <w:sz w:val="20"/>
+      </w:rPr>
+    </w:lvl>
+    <w:lvl w:ilvl="5" w:tentative="1">
+      <w:start w:val="1"/>
+      <w:numFmt w:val="bullet"/>
+      <w:lvlText w:val=""/>
+      <w:lvlJc w:val="left"/>
+      <w:pPr>
+        <w:tabs>
+          <w:tab w:val="num" w:pos="4320"/>
+        </w:tabs>
+        <w:ind w:left="4320" w:hanging="360"/>
+      </w:pPr>
+      <w:rPr>
+        <w:rFonts w:ascii="Wingdings" w:hAnsi="Wingdings" w:hint="default"/>
+        <w:sz w:val="20"/>
+      </w:rPr>
+    </w:lvl>
+    <w:lvl w:ilvl="6" w:tentative="1">
+      <w:start w:val="1"/>
+      <w:numFmt w:val="bullet"/>
+      <w:lvlText w:val=""/>
+      <w:lvlJc w:val="left"/>
+      <w:pPr>
+        <w:tabs>
+          <w:tab w:val="num" w:pos="5040"/>
+        </w:tabs>
+        <w:ind w:left="5040" w:hanging="360"/>
+      </w:pPr>
+      <w:rPr>
+        <w:rFonts w:ascii="Wingdings" w:hAnsi="Wingdings" w:hint="default"/>
+        <w:sz w:val="20"/>
+      </w:rPr>
+    </w:lvl>
+    <w:lvl w:ilvl="7" w:tentative="1">
+      <w:start w:val="1"/>
+      <w:numFmt w:val="bullet"/>
+      <w:lvlText w:val=""/>
+      <w:lvlJc w:val="left"/>
+      <w:pPr>
+        <w:tabs>
+          <w:tab w:val="num" w:pos="5760"/>
+        </w:tabs>
+        <w:ind w:left="5760" w:hanging="360"/>
+      </w:pPr>
+      <w:rPr>
+        <w:rFonts w:ascii="Wingdings" w:hAnsi="Wingdings" w:hint="default"/>
+        <w:sz w:val="20"/>
+      </w:rPr>
+    </w:lvl>
+    <w:lvl w:ilvl="8" w:tentative="1">
+      <w:start w:val="1"/>
+      <w:numFmt w:val="bullet"/>
+      <w:lvlText w:val=""/>
+      <w:lvlJc w:val="left"/>
+      <w:pPr>
+        <w:tabs>
+          <w:tab w:val="num" w:pos="6480"/>
+        </w:tabs>
+        <w:ind w:left="6480" w:hanging="360"/>
+      </w:pPr>
+      <w:rPr>
+        <w:rFonts w:ascii="Wingdings" w:hAnsi="Wingdings" w:hint="default"/>
+        <w:sz w:val="20"/>
+      </w:rPr>
+    </w:lvl>
+  </w:abstractNum>
+  <w:abstractNum w:abstractNumId="22" w15:restartNumberingAfterBreak="0">
+    <w:nsid w:val="4A95745A"/>
+    <w:multiLevelType w:val="multilevel"/>
+    <w:tmpl w:val="E89AEE9A"/>
+    <w:lvl w:ilvl="0">
+      <w:start w:val="1"/>
+      <w:numFmt w:val="bullet"/>
+      <w:lvlText w:val=""/>
+      <w:lvlJc w:val="left"/>
+      <w:pPr>
+        <w:tabs>
+          <w:tab w:val="num" w:pos="720"/>
+        </w:tabs>
+        <w:ind w:left="720" w:hanging="360"/>
+      </w:pPr>
+      <w:rPr>
+        <w:rFonts w:ascii="Symbol" w:hAnsi="Symbol" w:hint="default"/>
+        <w:sz w:val="20"/>
+      </w:rPr>
+    </w:lvl>
+    <w:lvl w:ilvl="1" w:tentative="1">
+      <w:start w:val="1"/>
+      <w:numFmt w:val="bullet"/>
+      <w:lvlText w:val="o"/>
+      <w:lvlJc w:val="left"/>
+      <w:pPr>
+        <w:tabs>
+          <w:tab w:val="num" w:pos="1440"/>
+        </w:tabs>
+        <w:ind w:left="1440" w:hanging="360"/>
+      </w:pPr>
+      <w:rPr>
+        <w:rFonts w:ascii="Courier New" w:hAnsi="Courier New" w:hint="default"/>
+        <w:sz w:val="20"/>
+      </w:rPr>
+    </w:lvl>
+    <w:lvl w:ilvl="2" w:tentative="1">
+      <w:start w:val="1"/>
+      <w:numFmt w:val="bullet"/>
+      <w:lvlText w:val=""/>
+      <w:lvlJc w:val="left"/>
+      <w:pPr>
+        <w:tabs>
+          <w:tab w:val="num" w:pos="2160"/>
+        </w:tabs>
+        <w:ind w:left="2160" w:hanging="360"/>
+      </w:pPr>
+      <w:rPr>
+        <w:rFonts w:ascii="Wingdings" w:hAnsi="Wingdings" w:hint="default"/>
+        <w:sz w:val="20"/>
+      </w:rPr>
+    </w:lvl>
+    <w:lvl w:ilvl="3" w:tentative="1">
+      <w:start w:val="1"/>
+      <w:numFmt w:val="bullet"/>
+      <w:lvlText w:val=""/>
+      <w:lvlJc w:val="left"/>
+      <w:pPr>
+        <w:tabs>
+          <w:tab w:val="num" w:pos="2880"/>
+        </w:tabs>
+        <w:ind w:left="2880" w:hanging="360"/>
+      </w:pPr>
+      <w:rPr>
+        <w:rFonts w:ascii="Wingdings" w:hAnsi="Wingdings" w:hint="default"/>
+        <w:sz w:val="20"/>
+      </w:rPr>
+    </w:lvl>
+    <w:lvl w:ilvl="4" w:tentative="1">
+      <w:start w:val="1"/>
+      <w:numFmt w:val="bullet"/>
+      <w:lvlText w:val=""/>
+      <w:lvlJc w:val="left"/>
+      <w:pPr>
+        <w:tabs>
+          <w:tab w:val="num" w:pos="3600"/>
+        </w:tabs>
+        <w:ind w:left="3600" w:hanging="360"/>
+      </w:pPr>
+      <w:rPr>
+        <w:rFonts w:ascii="Wingdings" w:hAnsi="Wingdings" w:hint="default"/>
+        <w:sz w:val="20"/>
+      </w:rPr>
+    </w:lvl>
+    <w:lvl w:ilvl="5" w:tentative="1">
+      <w:start w:val="1"/>
+      <w:numFmt w:val="bullet"/>
+      <w:lvlText w:val=""/>
+      <w:lvlJc w:val="left"/>
+      <w:pPr>
+        <w:tabs>
+          <w:tab w:val="num" w:pos="4320"/>
+        </w:tabs>
+        <w:ind w:left="4320" w:hanging="360"/>
+      </w:pPr>
+      <w:rPr>
+        <w:rFonts w:ascii="Wingdings" w:hAnsi="Wingdings" w:hint="default"/>
+        <w:sz w:val="20"/>
+      </w:rPr>
+    </w:lvl>
+    <w:lvl w:ilvl="6" w:tentative="1">
+      <w:start w:val="1"/>
+      <w:numFmt w:val="bullet"/>
+      <w:lvlText w:val=""/>
+      <w:lvlJc w:val="left"/>
+      <w:pPr>
+        <w:tabs>
+          <w:tab w:val="num" w:pos="5040"/>
+        </w:tabs>
+        <w:ind w:left="5040" w:hanging="360"/>
+      </w:pPr>
+      <w:rPr>
+        <w:rFonts w:ascii="Wingdings" w:hAnsi="Wingdings" w:hint="default"/>
+        <w:sz w:val="20"/>
+      </w:rPr>
+    </w:lvl>
+    <w:lvl w:ilvl="7" w:tentative="1">
+      <w:start w:val="1"/>
+      <w:numFmt w:val="bullet"/>
+      <w:lvlText w:val=""/>
+      <w:lvlJc w:val="left"/>
+      <w:pPr>
+        <w:tabs>
+          <w:tab w:val="num" w:pos="5760"/>
+        </w:tabs>
+        <w:ind w:left="5760" w:hanging="360"/>
+      </w:pPr>
+      <w:rPr>
+        <w:rFonts w:ascii="Wingdings" w:hAnsi="Wingdings" w:hint="default"/>
+        <w:sz w:val="20"/>
+      </w:rPr>
+    </w:lvl>
+    <w:lvl w:ilvl="8" w:tentative="1">
+      <w:start w:val="1"/>
+      <w:numFmt w:val="bullet"/>
+      <w:lvlText w:val=""/>
+      <w:lvlJc w:val="left"/>
+      <w:pPr>
+        <w:tabs>
+          <w:tab w:val="num" w:pos="6480"/>
+        </w:tabs>
+        <w:ind w:left="6480" w:hanging="360"/>
+      </w:pPr>
+      <w:rPr>
+        <w:rFonts w:ascii="Wingdings" w:hAnsi="Wingdings" w:hint="default"/>
+        <w:sz w:val="20"/>
+      </w:rPr>
+    </w:lvl>
+  </w:abstractNum>
+  <w:abstractNum w:abstractNumId="23" w15:restartNumberingAfterBreak="0">
+    <w:nsid w:val="59141F8A"/>
+    <w:multiLevelType w:val="multilevel"/>
+    <w:tmpl w:val="71404016"/>
+    <w:lvl w:ilvl="0">
+      <w:start w:val="1"/>
+      <w:numFmt w:val="bullet"/>
+      <w:lvlText w:val=""/>
+      <w:lvlJc w:val="left"/>
+      <w:pPr>
+        <w:tabs>
+          <w:tab w:val="num" w:pos="720"/>
+        </w:tabs>
+        <w:ind w:left="720" w:hanging="360"/>
+      </w:pPr>
+      <w:rPr>
+        <w:rFonts w:ascii="Symbol" w:hAnsi="Symbol" w:hint="default"/>
+        <w:sz w:val="20"/>
+      </w:rPr>
+    </w:lvl>
+    <w:lvl w:ilvl="1" w:tentative="1">
+      <w:start w:val="1"/>
+      <w:numFmt w:val="bullet"/>
+      <w:lvlText w:val="o"/>
+      <w:lvlJc w:val="left"/>
+      <w:pPr>
+        <w:tabs>
+          <w:tab w:val="num" w:pos="1440"/>
+        </w:tabs>
+        <w:ind w:left="1440" w:hanging="360"/>
+      </w:pPr>
+      <w:rPr>
+        <w:rFonts w:ascii="Courier New" w:hAnsi="Courier New" w:hint="default"/>
+        <w:sz w:val="20"/>
+      </w:rPr>
+    </w:lvl>
+    <w:lvl w:ilvl="2" w:tentative="1">
+      <w:start w:val="1"/>
+      <w:numFmt w:val="bullet"/>
+      <w:lvlText w:val=""/>
+      <w:lvlJc w:val="left"/>
+      <w:pPr>
+        <w:tabs>
+          <w:tab w:val="num" w:pos="2160"/>
+        </w:tabs>
+        <w:ind w:left="2160" w:hanging="360"/>
+      </w:pPr>
+      <w:rPr>
+        <w:rFonts w:ascii="Wingdings" w:hAnsi="Wingdings" w:hint="default"/>
+        <w:sz w:val="20"/>
+      </w:rPr>
+    </w:lvl>
+    <w:lvl w:ilvl="3" w:tentative="1">
+      <w:start w:val="1"/>
+      <w:numFmt w:val="bullet"/>
+      <w:lvlText w:val=""/>
+      <w:lvlJc w:val="left"/>
+      <w:pPr>
+        <w:tabs>
+          <w:tab w:val="num" w:pos="2880"/>
+        </w:tabs>
+        <w:ind w:left="2880" w:hanging="360"/>
+      </w:pPr>
+      <w:rPr>
+        <w:rFonts w:ascii="Wingdings" w:hAnsi="Wingdings" w:hint="default"/>
+        <w:sz w:val="20"/>
+      </w:rPr>
+    </w:lvl>
+    <w:lvl w:ilvl="4" w:tentative="1">
+      <w:start w:val="1"/>
+      <w:numFmt w:val="bullet"/>
+      <w:lvlText w:val=""/>
+      <w:lvlJc w:val="left"/>
+      <w:pPr>
+        <w:tabs>
+          <w:tab w:val="num" w:pos="3600"/>
+        </w:tabs>
+        <w:ind w:left="3600" w:hanging="360"/>
+      </w:pPr>
+      <w:rPr>
+        <w:rFonts w:ascii="Wingdings" w:hAnsi="Wingdings" w:hint="default"/>
+        <w:sz w:val="20"/>
+      </w:rPr>
+    </w:lvl>
+    <w:lvl w:ilvl="5" w:tentative="1">
+      <w:start w:val="1"/>
+      <w:numFmt w:val="bullet"/>
+      <w:lvlText w:val=""/>
+      <w:lvlJc w:val="left"/>
+      <w:pPr>
+        <w:tabs>
+          <w:tab w:val="num" w:pos="4320"/>
+        </w:tabs>
+        <w:ind w:left="4320" w:hanging="360"/>
+      </w:pPr>
+      <w:rPr>
+        <w:rFonts w:ascii="Wingdings" w:hAnsi="Wingdings" w:hint="default"/>
+        <w:sz w:val="20"/>
+      </w:rPr>
+    </w:lvl>
+    <w:lvl w:ilvl="6" w:tentative="1">
+      <w:start w:val="1"/>
+      <w:numFmt w:val="bullet"/>
+      <w:lvlText w:val=""/>
+      <w:lvlJc w:val="left"/>
+      <w:pPr>
+        <w:tabs>
+          <w:tab w:val="num" w:pos="5040"/>
+        </w:tabs>
+        <w:ind w:left="5040" w:hanging="360"/>
+      </w:pPr>
+      <w:rPr>
+        <w:rFonts w:ascii="Wingdings" w:hAnsi="Wingdings" w:hint="default"/>
+        <w:sz w:val="20"/>
+      </w:rPr>
+    </w:lvl>
+    <w:lvl w:ilvl="7" w:tentative="1">
+      <w:start w:val="1"/>
+      <w:numFmt w:val="bullet"/>
+      <w:lvlText w:val=""/>
+      <w:lvlJc w:val="left"/>
+      <w:pPr>
+        <w:tabs>
+          <w:tab w:val="num" w:pos="5760"/>
+        </w:tabs>
+        <w:ind w:left="5760" w:hanging="360"/>
+      </w:pPr>
+      <w:rPr>
+        <w:rFonts w:ascii="Wingdings" w:hAnsi="Wingdings" w:hint="default"/>
+        <w:sz w:val="20"/>
+      </w:rPr>
+    </w:lvl>
+    <w:lvl w:ilvl="8" w:tentative="1">
+      <w:start w:val="1"/>
+      <w:numFmt w:val="bullet"/>
+      <w:lvlText w:val=""/>
+      <w:lvlJc w:val="left"/>
+      <w:pPr>
+        <w:tabs>
+          <w:tab w:val="num" w:pos="6480"/>
+        </w:tabs>
+        <w:ind w:left="6480" w:hanging="360"/>
+      </w:pPr>
+      <w:rPr>
+        <w:rFonts w:ascii="Wingdings" w:hAnsi="Wingdings" w:hint="default"/>
+        <w:sz w:val="20"/>
+      </w:rPr>
+    </w:lvl>
+  </w:abstractNum>
+  <w:abstractNum w:abstractNumId="24" w15:restartNumberingAfterBreak="0">
+    <w:nsid w:val="59707131"/>
+    <w:multiLevelType w:val="multilevel"/>
+    <w:tmpl w:val="47BA1CC4"/>
+    <w:lvl w:ilvl="0">
+      <w:start w:val="1"/>
+      <w:numFmt w:val="bullet"/>
+      <w:lvlText w:val=""/>
+      <w:lvlJc w:val="left"/>
+      <w:pPr>
+        <w:tabs>
+          <w:tab w:val="num" w:pos="720"/>
+        </w:tabs>
+        <w:ind w:left="720" w:hanging="360"/>
+      </w:pPr>
+      <w:rPr>
+        <w:rFonts w:ascii="Symbol" w:hAnsi="Symbol" w:hint="default"/>
+        <w:sz w:val="20"/>
+      </w:rPr>
+    </w:lvl>
+    <w:lvl w:ilvl="1" w:tentative="1">
+      <w:start w:val="1"/>
+      <w:numFmt w:val="bullet"/>
+      <w:lvlText w:val="o"/>
+      <w:lvlJc w:val="left"/>
+      <w:pPr>
+        <w:tabs>
+          <w:tab w:val="num" w:pos="1440"/>
+        </w:tabs>
+        <w:ind w:left="1440" w:hanging="360"/>
+      </w:pPr>
+      <w:rPr>
+        <w:rFonts w:ascii="Courier New" w:hAnsi="Courier New" w:hint="default"/>
+        <w:sz w:val="20"/>
+      </w:rPr>
+    </w:lvl>
+    <w:lvl w:ilvl="2" w:tentative="1">
+      <w:start w:val="1"/>
+      <w:numFmt w:val="bullet"/>
+      <w:lvlText w:val=""/>
+      <w:lvlJc w:val="left"/>
+      <w:pPr>
+        <w:tabs>
+          <w:tab w:val="num" w:pos="2160"/>
+        </w:tabs>
+        <w:ind w:left="2160" w:hanging="360"/>
+      </w:pPr>
+      <w:rPr>
+        <w:rFonts w:ascii="Wingdings" w:hAnsi="Wingdings" w:hint="default"/>
+        <w:sz w:val="20"/>
+      </w:rPr>
+    </w:lvl>
+    <w:lvl w:ilvl="3" w:tentative="1">
+      <w:start w:val="1"/>
+      <w:numFmt w:val="bullet"/>
+      <w:lvlText w:val=""/>
+      <w:lvlJc w:val="left"/>
+      <w:pPr>
+        <w:tabs>
+          <w:tab w:val="num" w:pos="2880"/>
+        </w:tabs>
+        <w:ind w:left="2880" w:hanging="360"/>
+      </w:pPr>
+      <w:rPr>
+        <w:rFonts w:ascii="Wingdings" w:hAnsi="Wingdings" w:hint="default"/>
+        <w:sz w:val="20"/>
+      </w:rPr>
+    </w:lvl>
+    <w:lvl w:ilvl="4" w:tentative="1">
+      <w:start w:val="1"/>
+      <w:numFmt w:val="bullet"/>
+      <w:lvlText w:val=""/>
+      <w:lvlJc w:val="left"/>
+      <w:pPr>
+        <w:tabs>
+          <w:tab w:val="num" w:pos="3600"/>
+        </w:tabs>
+        <w:ind w:left="3600" w:hanging="360"/>
+      </w:pPr>
+      <w:rPr>
+        <w:rFonts w:ascii="Wingdings" w:hAnsi="Wingdings" w:hint="default"/>
+        <w:sz w:val="20"/>
+      </w:rPr>
+    </w:lvl>
+    <w:lvl w:ilvl="5" w:tentative="1">
+      <w:start w:val="1"/>
+      <w:numFmt w:val="bullet"/>
+      <w:lvlText w:val=""/>
+      <w:lvlJc w:val="left"/>
+      <w:pPr>
+        <w:tabs>
+          <w:tab w:val="num" w:pos="4320"/>
+        </w:tabs>
+        <w:ind w:left="4320" w:hanging="360"/>
+      </w:pPr>
+      <w:rPr>
+        <w:rFonts w:ascii="Wingdings" w:hAnsi="Wingdings" w:hint="default"/>
+        <w:sz w:val="20"/>
+      </w:rPr>
+    </w:lvl>
+    <w:lvl w:ilvl="6" w:tentative="1">
+      <w:start w:val="1"/>
+      <w:numFmt w:val="bullet"/>
+      <w:lvlText w:val=""/>
+      <w:lvlJc w:val="left"/>
+      <w:pPr>
+        <w:tabs>
+          <w:tab w:val="num" w:pos="5040"/>
+        </w:tabs>
+        <w:ind w:left="5040" w:hanging="360"/>
+      </w:pPr>
+      <w:rPr>
+        <w:rFonts w:ascii="Wingdings" w:hAnsi="Wingdings" w:hint="default"/>
+        <w:sz w:val="20"/>
+      </w:rPr>
+    </w:lvl>
+    <w:lvl w:ilvl="7" w:tentative="1">
+      <w:start w:val="1"/>
+      <w:numFmt w:val="bullet"/>
+      <w:lvlText w:val=""/>
+      <w:lvlJc w:val="left"/>
+      <w:pPr>
+        <w:tabs>
+          <w:tab w:val="num" w:pos="5760"/>
+        </w:tabs>
+        <w:ind w:left="5760" w:hanging="360"/>
+      </w:pPr>
+      <w:rPr>
+        <w:rFonts w:ascii="Wingdings" w:hAnsi="Wingdings" w:hint="default"/>
+        <w:sz w:val="20"/>
+      </w:rPr>
+    </w:lvl>
+    <w:lvl w:ilvl="8" w:tentative="1">
+      <w:start w:val="1"/>
+      <w:numFmt w:val="bullet"/>
+      <w:lvlText w:val=""/>
+      <w:lvlJc w:val="left"/>
+      <w:pPr>
+        <w:tabs>
+          <w:tab w:val="num" w:pos="6480"/>
+        </w:tabs>
+        <w:ind w:left="6480" w:hanging="360"/>
+      </w:pPr>
+      <w:rPr>
+        <w:rFonts w:ascii="Wingdings" w:hAnsi="Wingdings" w:hint="default"/>
+        <w:sz w:val="20"/>
+      </w:rPr>
+    </w:lvl>
+  </w:abstractNum>
+  <w:abstractNum w:abstractNumId="25" w15:restartNumberingAfterBreak="0">
+    <w:nsid w:val="5EBC1261"/>
+    <w:multiLevelType w:val="multilevel"/>
+    <w:tmpl w:val="B0E8263C"/>
+    <w:lvl w:ilvl="0">
+      <w:start w:val="1"/>
+      <w:numFmt w:val="bullet"/>
+      <w:lvlText w:val=""/>
+      <w:lvlJc w:val="left"/>
+      <w:pPr>
+        <w:tabs>
+          <w:tab w:val="num" w:pos="720"/>
+        </w:tabs>
+        <w:ind w:left="720" w:hanging="360"/>
+      </w:pPr>
+      <w:rPr>
+        <w:rFonts w:ascii="Symbol" w:hAnsi="Symbol" w:hint="default"/>
+        <w:sz w:val="20"/>
+      </w:rPr>
+    </w:lvl>
+    <w:lvl w:ilvl="1" w:tentative="1">
+      <w:start w:val="1"/>
+      <w:numFmt w:val="bullet"/>
+      <w:lvlText w:val="o"/>
+      <w:lvlJc w:val="left"/>
+      <w:pPr>
+        <w:tabs>
+          <w:tab w:val="num" w:pos="1440"/>
+        </w:tabs>
+        <w:ind w:left="1440" w:hanging="360"/>
+      </w:pPr>
+      <w:rPr>
+        <w:rFonts w:ascii="Courier New" w:hAnsi="Courier New" w:hint="default"/>
+        <w:sz w:val="20"/>
+      </w:rPr>
+    </w:lvl>
+    <w:lvl w:ilvl="2" w:tentative="1">
+      <w:start w:val="1"/>
+      <w:numFmt w:val="bullet"/>
+      <w:lvlText w:val=""/>
+      <w:lvlJc w:val="left"/>
+      <w:pPr>
+        <w:tabs>
+          <w:tab w:val="num" w:pos="2160"/>
+        </w:tabs>
+        <w:ind w:left="2160" w:hanging="360"/>
+      </w:pPr>
+      <w:rPr>
+        <w:rFonts w:ascii="Wingdings" w:hAnsi="Wingdings" w:hint="default"/>
+        <w:sz w:val="20"/>
+      </w:rPr>
+    </w:lvl>
+    <w:lvl w:ilvl="3" w:tentative="1">
+      <w:start w:val="1"/>
+      <w:numFmt w:val="bullet"/>
+      <w:lvlText w:val=""/>
+      <w:lvlJc w:val="left"/>
+      <w:pPr>
+        <w:tabs>
+          <w:tab w:val="num" w:pos="2880"/>
+        </w:tabs>
+        <w:ind w:left="2880" w:hanging="360"/>
+      </w:pPr>
+      <w:rPr>
+        <w:rFonts w:ascii="Wingdings" w:hAnsi="Wingdings" w:hint="default"/>
+        <w:sz w:val="20"/>
+      </w:rPr>
+    </w:lvl>
+    <w:lvl w:ilvl="4" w:tentative="1">
+      <w:start w:val="1"/>
+      <w:numFmt w:val="bullet"/>
+      <w:lvlText w:val=""/>
+      <w:lvlJc w:val="left"/>
+      <w:pPr>
+        <w:tabs>
+          <w:tab w:val="num" w:pos="3600"/>
+        </w:tabs>
+        <w:ind w:left="3600" w:hanging="360"/>
+      </w:pPr>
+      <w:rPr>
+        <w:rFonts w:ascii="Wingdings" w:hAnsi="Wingdings" w:hint="default"/>
+        <w:sz w:val="20"/>
+      </w:rPr>
+    </w:lvl>
+    <w:lvl w:ilvl="5" w:tentative="1">
+      <w:start w:val="1"/>
+      <w:numFmt w:val="bullet"/>
+      <w:lvlText w:val=""/>
+      <w:lvlJc w:val="left"/>
+      <w:pPr>
+        <w:tabs>
+          <w:tab w:val="num" w:pos="4320"/>
+        </w:tabs>
+        <w:ind w:left="4320" w:hanging="360"/>
+      </w:pPr>
+      <w:rPr>
+        <w:rFonts w:ascii="Wingdings" w:hAnsi="Wingdings" w:hint="default"/>
+        <w:sz w:val="20"/>
+      </w:rPr>
+    </w:lvl>
+    <w:lvl w:ilvl="6" w:tentative="1">
+      <w:start w:val="1"/>
+      <w:numFmt w:val="bullet"/>
+      <w:lvlText w:val=""/>
+      <w:lvlJc w:val="left"/>
+      <w:pPr>
+        <w:tabs>
+          <w:tab w:val="num" w:pos="5040"/>
+        </w:tabs>
+        <w:ind w:left="5040" w:hanging="360"/>
+      </w:pPr>
+      <w:rPr>
+        <w:rFonts w:ascii="Wingdings" w:hAnsi="Wingdings" w:hint="default"/>
+        <w:sz w:val="20"/>
+      </w:rPr>
+    </w:lvl>
+    <w:lvl w:ilvl="7" w:tentative="1">
+      <w:start w:val="1"/>
+      <w:numFmt w:val="bullet"/>
+      <w:lvlText w:val=""/>
+      <w:lvlJc w:val="left"/>
+      <w:pPr>
+        <w:tabs>
+          <w:tab w:val="num" w:pos="5760"/>
+        </w:tabs>
+        <w:ind w:left="5760" w:hanging="360"/>
+      </w:pPr>
+      <w:rPr>
+        <w:rFonts w:ascii="Wingdings" w:hAnsi="Wingdings" w:hint="default"/>
+        <w:sz w:val="20"/>
+      </w:rPr>
+    </w:lvl>
+    <w:lvl w:ilvl="8" w:tentative="1">
+      <w:start w:val="1"/>
+      <w:numFmt w:val="bullet"/>
+      <w:lvlText w:val=""/>
+      <w:lvlJc w:val="left"/>
+      <w:pPr>
+        <w:tabs>
+          <w:tab w:val="num" w:pos="6480"/>
+        </w:tabs>
+        <w:ind w:left="6480" w:hanging="360"/>
+      </w:pPr>
+      <w:rPr>
+        <w:rFonts w:ascii="Wingdings" w:hAnsi="Wingdings" w:hint="default"/>
+        <w:sz w:val="20"/>
+      </w:rPr>
+    </w:lvl>
+  </w:abstractNum>
+  <w:abstractNum w:abstractNumId="26" w15:restartNumberingAfterBreak="0">
+    <w:nsid w:val="663C6660"/>
+    <w:multiLevelType w:val="multilevel"/>
+    <w:tmpl w:val="A14ECF84"/>
+    <w:lvl w:ilvl="0">
+      <w:start w:val="1"/>
+      <w:numFmt w:val="bullet"/>
+      <w:lvlText w:val=""/>
+      <w:lvlJc w:val="left"/>
+      <w:pPr>
+        <w:tabs>
+          <w:tab w:val="num" w:pos="720"/>
+        </w:tabs>
+        <w:ind w:left="720" w:hanging="360"/>
+      </w:pPr>
+      <w:rPr>
+        <w:rFonts w:ascii="Symbol" w:hAnsi="Symbol" w:hint="default"/>
+        <w:sz w:val="20"/>
+      </w:rPr>
+    </w:lvl>
+    <w:lvl w:ilvl="1" w:tentative="1">
+      <w:start w:val="1"/>
+      <w:numFmt w:val="bullet"/>
+      <w:lvlText w:val="o"/>
+      <w:lvlJc w:val="left"/>
+      <w:pPr>
+        <w:tabs>
+          <w:tab w:val="num" w:pos="1440"/>
+        </w:tabs>
+        <w:ind w:left="1440" w:hanging="360"/>
+      </w:pPr>
+      <w:rPr>
+        <w:rFonts w:ascii="Courier New" w:hAnsi="Courier New" w:hint="default"/>
+        <w:sz w:val="20"/>
+      </w:rPr>
+    </w:lvl>
+    <w:lvl w:ilvl="2" w:tentative="1">
+      <w:start w:val="1"/>
+      <w:numFmt w:val="bullet"/>
+      <w:lvlText w:val=""/>
+      <w:lvlJc w:val="left"/>
+      <w:pPr>
+        <w:tabs>
+          <w:tab w:val="num" w:pos="2160"/>
+        </w:tabs>
+        <w:ind w:left="2160" w:hanging="360"/>
+      </w:pPr>
+      <w:rPr>
+        <w:rFonts w:ascii="Wingdings" w:hAnsi="Wingdings" w:hint="default"/>
+        <w:sz w:val="20"/>
+      </w:rPr>
+    </w:lvl>
+    <w:lvl w:ilvl="3" w:tentative="1">
+      <w:start w:val="1"/>
+      <w:numFmt w:val="bullet"/>
+      <w:lvlText w:val=""/>
+      <w:lvlJc w:val="left"/>
+      <w:pPr>
+        <w:tabs>
+          <w:tab w:val="num" w:pos="2880"/>
+        </w:tabs>
+        <w:ind w:left="2880" w:hanging="360"/>
+      </w:pPr>
+      <w:rPr>
+        <w:rFonts w:ascii="Wingdings" w:hAnsi="Wingdings" w:hint="default"/>
+        <w:sz w:val="20"/>
+      </w:rPr>
+    </w:lvl>
+    <w:lvl w:ilvl="4" w:tentative="1">
+      <w:start w:val="1"/>
+      <w:numFmt w:val="bullet"/>
+      <w:lvlText w:val=""/>
+      <w:lvlJc w:val="left"/>
+      <w:pPr>
+        <w:tabs>
+          <w:tab w:val="num" w:pos="3600"/>
+        </w:tabs>
+        <w:ind w:left="3600" w:hanging="360"/>
+      </w:pPr>
+      <w:rPr>
+        <w:rFonts w:ascii="Wingdings" w:hAnsi="Wingdings" w:hint="default"/>
+        <w:sz w:val="20"/>
+      </w:rPr>
+    </w:lvl>
+    <w:lvl w:ilvl="5" w:tentative="1">
+      <w:start w:val="1"/>
+      <w:numFmt w:val="bullet"/>
+      <w:lvlText w:val=""/>
+      <w:lvlJc w:val="left"/>
+      <w:pPr>
+        <w:tabs>
+          <w:tab w:val="num" w:pos="4320"/>
+        </w:tabs>
+        <w:ind w:left="4320" w:hanging="360"/>
+      </w:pPr>
+      <w:rPr>
+        <w:rFonts w:ascii="Wingdings" w:hAnsi="Wingdings" w:hint="default"/>
+        <w:sz w:val="20"/>
+      </w:rPr>
+    </w:lvl>
+    <w:lvl w:ilvl="6" w:tentative="1">
+      <w:start w:val="1"/>
+      <w:numFmt w:val="bullet"/>
+      <w:lvlText w:val=""/>
+      <w:lvlJc w:val="left"/>
+      <w:pPr>
+        <w:tabs>
+          <w:tab w:val="num" w:pos="5040"/>
+        </w:tabs>
+        <w:ind w:left="5040" w:hanging="360"/>
+      </w:pPr>
+      <w:rPr>
+        <w:rFonts w:ascii="Wingdings" w:hAnsi="Wingdings" w:hint="default"/>
+        <w:sz w:val="20"/>
+      </w:rPr>
+    </w:lvl>
+    <w:lvl w:ilvl="7" w:tentative="1">
+      <w:start w:val="1"/>
+      <w:numFmt w:val="bullet"/>
+      <w:lvlText w:val=""/>
+      <w:lvlJc w:val="left"/>
+      <w:pPr>
+        <w:tabs>
+          <w:tab w:val="num" w:pos="5760"/>
+        </w:tabs>
+        <w:ind w:left="5760" w:hanging="360"/>
+      </w:pPr>
+      <w:rPr>
+        <w:rFonts w:ascii="Wingdings" w:hAnsi="Wingdings" w:hint="default"/>
+        <w:sz w:val="20"/>
+      </w:rPr>
+    </w:lvl>
+    <w:lvl w:ilvl="8" w:tentative="1">
+      <w:start w:val="1"/>
+      <w:numFmt w:val="bullet"/>
+      <w:lvlText w:val=""/>
+      <w:lvlJc w:val="left"/>
+      <w:pPr>
+        <w:tabs>
+          <w:tab w:val="num" w:pos="6480"/>
+        </w:tabs>
+        <w:ind w:left="6480" w:hanging="360"/>
+      </w:pPr>
+      <w:rPr>
+        <w:rFonts w:ascii="Wingdings" w:hAnsi="Wingdings" w:hint="default"/>
+        <w:sz w:val="20"/>
+      </w:rPr>
+    </w:lvl>
+  </w:abstractNum>
+  <w:abstractNum w:abstractNumId="27" w15:restartNumberingAfterBreak="0">
+    <w:nsid w:val="68BD7969"/>
+    <w:multiLevelType w:val="multilevel"/>
+    <w:tmpl w:val="0E3EBBF8"/>
+    <w:lvl w:ilvl="0">
+      <w:start w:val="1"/>
+      <w:numFmt w:val="bullet"/>
+      <w:lvlText w:val=""/>
+      <w:lvlJc w:val="left"/>
+      <w:pPr>
+        <w:tabs>
+          <w:tab w:val="num" w:pos="720"/>
+        </w:tabs>
+        <w:ind w:left="720" w:hanging="360"/>
+      </w:pPr>
+      <w:rPr>
+        <w:rFonts w:ascii="Symbol" w:hAnsi="Symbol" w:hint="default"/>
+        <w:sz w:val="20"/>
+      </w:rPr>
+    </w:lvl>
+    <w:lvl w:ilvl="1" w:tentative="1">
+      <w:start w:val="1"/>
+      <w:numFmt w:val="bullet"/>
+      <w:lvlText w:val="o"/>
+      <w:lvlJc w:val="left"/>
+      <w:pPr>
+        <w:tabs>
+          <w:tab w:val="num" w:pos="1440"/>
+        </w:tabs>
+        <w:ind w:left="1440" w:hanging="360"/>
+      </w:pPr>
+      <w:rPr>
+        <w:rFonts w:ascii="Courier New" w:hAnsi="Courier New" w:hint="default"/>
+        <w:sz w:val="20"/>
+      </w:rPr>
+    </w:lvl>
+    <w:lvl w:ilvl="2" w:tentative="1">
+      <w:start w:val="1"/>
+      <w:numFmt w:val="bullet"/>
+      <w:lvlText w:val=""/>
+      <w:lvlJc w:val="left"/>
+      <w:pPr>
+        <w:tabs>
+          <w:tab w:val="num" w:pos="2160"/>
+        </w:tabs>
+        <w:ind w:left="2160" w:hanging="360"/>
+      </w:pPr>
+      <w:rPr>
+        <w:rFonts w:ascii="Wingdings" w:hAnsi="Wingdings" w:hint="default"/>
+        <w:sz w:val="20"/>
+      </w:rPr>
+    </w:lvl>
+    <w:lvl w:ilvl="3" w:tentative="1">
+      <w:start w:val="1"/>
+      <w:numFmt w:val="bullet"/>
+      <w:lvlText w:val=""/>
+      <w:lvlJc w:val="left"/>
+      <w:pPr>
+        <w:tabs>
+          <w:tab w:val="num" w:pos="2880"/>
+        </w:tabs>
+        <w:ind w:left="2880" w:hanging="360"/>
+      </w:pPr>
+      <w:rPr>
+        <w:rFonts w:ascii="Wingdings" w:hAnsi="Wingdings" w:hint="default"/>
+        <w:sz w:val="20"/>
+      </w:rPr>
+    </w:lvl>
+    <w:lvl w:ilvl="4" w:tentative="1">
+      <w:start w:val="1"/>
+      <w:numFmt w:val="bullet"/>
+      <w:lvlText w:val=""/>
+      <w:lvlJc w:val="left"/>
+      <w:pPr>
+        <w:tabs>
+          <w:tab w:val="num" w:pos="3600"/>
+        </w:tabs>
+        <w:ind w:left="3600" w:hanging="360"/>
+      </w:pPr>
+      <w:rPr>
+        <w:rFonts w:ascii="Wingdings" w:hAnsi="Wingdings" w:hint="default"/>
+        <w:sz w:val="20"/>
+      </w:rPr>
+    </w:lvl>
+    <w:lvl w:ilvl="5" w:tentative="1">
+      <w:start w:val="1"/>
+      <w:numFmt w:val="bullet"/>
+      <w:lvlText w:val=""/>
+      <w:lvlJc w:val="left"/>
+      <w:pPr>
+        <w:tabs>
+          <w:tab w:val="num" w:pos="4320"/>
+        </w:tabs>
+        <w:ind w:left="4320" w:hanging="360"/>
+      </w:pPr>
+      <w:rPr>
+        <w:rFonts w:ascii="Wingdings" w:hAnsi="Wingdings" w:hint="default"/>
+        <w:sz w:val="20"/>
+      </w:rPr>
+    </w:lvl>
+    <w:lvl w:ilvl="6" w:tentative="1">
+      <w:start w:val="1"/>
+      <w:numFmt w:val="bullet"/>
+      <w:lvlText w:val=""/>
+      <w:lvlJc w:val="left"/>
+      <w:pPr>
+        <w:tabs>
+          <w:tab w:val="num" w:pos="5040"/>
+        </w:tabs>
+        <w:ind w:left="5040" w:hanging="360"/>
+      </w:pPr>
+      <w:rPr>
+        <w:rFonts w:ascii="Wingdings" w:hAnsi="Wingdings" w:hint="default"/>
+        <w:sz w:val="20"/>
+      </w:rPr>
+    </w:lvl>
+    <w:lvl w:ilvl="7" w:tentative="1">
+      <w:start w:val="1"/>
+      <w:numFmt w:val="bullet"/>
+      <w:lvlText w:val=""/>
+      <w:lvlJc w:val="left"/>
+      <w:pPr>
+        <w:tabs>
+          <w:tab w:val="num" w:pos="5760"/>
+        </w:tabs>
+        <w:ind w:left="5760" w:hanging="360"/>
+      </w:pPr>
+      <w:rPr>
+        <w:rFonts w:ascii="Wingdings" w:hAnsi="Wingdings" w:hint="default"/>
+        <w:sz w:val="20"/>
+      </w:rPr>
+    </w:lvl>
+    <w:lvl w:ilvl="8" w:tentative="1">
+      <w:start w:val="1"/>
+      <w:numFmt w:val="bullet"/>
+      <w:lvlText w:val=""/>
+      <w:lvlJc w:val="left"/>
+      <w:pPr>
+        <w:tabs>
+          <w:tab w:val="num" w:pos="6480"/>
+        </w:tabs>
+        <w:ind w:left="6480" w:hanging="360"/>
+      </w:pPr>
+      <w:rPr>
+        <w:rFonts w:ascii="Wingdings" w:hAnsi="Wingdings" w:hint="default"/>
+        <w:sz w:val="20"/>
+      </w:rPr>
+    </w:lvl>
+  </w:abstractNum>
+  <w:abstractNum w:abstractNumId="28" w15:restartNumberingAfterBreak="0">
+    <w:nsid w:val="6B420EE5"/>
+    <w:multiLevelType w:val="multilevel"/>
+    <w:tmpl w:val="31724A66"/>
+    <w:lvl w:ilvl="0">
+      <w:start w:val="1"/>
+      <w:numFmt w:val="bullet"/>
+      <w:lvlText w:val=""/>
+      <w:lvlJc w:val="left"/>
+      <w:pPr>
+        <w:tabs>
+          <w:tab w:val="num" w:pos="720"/>
+        </w:tabs>
+        <w:ind w:left="720" w:hanging="360"/>
+      </w:pPr>
+      <w:rPr>
+        <w:rFonts w:ascii="Symbol" w:hAnsi="Symbol" w:hint="default"/>
+        <w:sz w:val="20"/>
+      </w:rPr>
+    </w:lvl>
+    <w:lvl w:ilvl="1" w:tentative="1">
+      <w:start w:val="1"/>
+      <w:numFmt w:val="bullet"/>
+      <w:lvlText w:val="o"/>
+      <w:lvlJc w:val="left"/>
+      <w:pPr>
+        <w:tabs>
+          <w:tab w:val="num" w:pos="1440"/>
+        </w:tabs>
+        <w:ind w:left="1440" w:hanging="360"/>
+      </w:pPr>
+      <w:rPr>
+        <w:rFonts w:ascii="Courier New" w:hAnsi="Courier New" w:hint="default"/>
+        <w:sz w:val="20"/>
+      </w:rPr>
+    </w:lvl>
+    <w:lvl w:ilvl="2" w:tentative="1">
+      <w:start w:val="1"/>
+      <w:numFmt w:val="bullet"/>
+      <w:lvlText w:val=""/>
+      <w:lvlJc w:val="left"/>
+      <w:pPr>
+        <w:tabs>
+          <w:tab w:val="num" w:pos="2160"/>
+        </w:tabs>
+        <w:ind w:left="2160" w:hanging="360"/>
+      </w:pPr>
+      <w:rPr>
+        <w:rFonts w:ascii="Wingdings" w:hAnsi="Wingdings" w:hint="default"/>
+        <w:sz w:val="20"/>
+      </w:rPr>
+    </w:lvl>
+    <w:lvl w:ilvl="3" w:tentative="1">
+      <w:start w:val="1"/>
+      <w:numFmt w:val="bullet"/>
+      <w:lvlText w:val=""/>
+      <w:lvlJc w:val="left"/>
+      <w:pPr>
+        <w:tabs>
+          <w:tab w:val="num" w:pos="2880"/>
+        </w:tabs>
+        <w:ind w:left="2880" w:hanging="360"/>
+      </w:pPr>
+      <w:rPr>
+        <w:rFonts w:ascii="Wingdings" w:hAnsi="Wingdings" w:hint="default"/>
+        <w:sz w:val="20"/>
+      </w:rPr>
+    </w:lvl>
+    <w:lvl w:ilvl="4" w:tentative="1">
+      <w:start w:val="1"/>
+      <w:numFmt w:val="bullet"/>
+      <w:lvlText w:val=""/>
+      <w:lvlJc w:val="left"/>
+      <w:pPr>
+        <w:tabs>
+          <w:tab w:val="num" w:pos="3600"/>
+        </w:tabs>
+        <w:ind w:left="3600" w:hanging="360"/>
+      </w:pPr>
+      <w:rPr>
+        <w:rFonts w:ascii="Wingdings" w:hAnsi="Wingdings" w:hint="default"/>
+        <w:sz w:val="20"/>
+      </w:rPr>
+    </w:lvl>
+    <w:lvl w:ilvl="5" w:tentative="1">
+      <w:start w:val="1"/>
+      <w:numFmt w:val="bullet"/>
+      <w:lvlText w:val=""/>
+      <w:lvlJc w:val="left"/>
+      <w:pPr>
+        <w:tabs>
+          <w:tab w:val="num" w:pos="4320"/>
+        </w:tabs>
+        <w:ind w:left="4320" w:hanging="360"/>
+      </w:pPr>
+      <w:rPr>
+        <w:rFonts w:ascii="Wingdings" w:hAnsi="Wingdings" w:hint="default"/>
+        <w:sz w:val="20"/>
+      </w:rPr>
+    </w:lvl>
+    <w:lvl w:ilvl="6" w:tentative="1">
+      <w:start w:val="1"/>
+      <w:numFmt w:val="bullet"/>
+      <w:lvlText w:val=""/>
+      <w:lvlJc w:val="left"/>
+      <w:pPr>
+        <w:tabs>
+          <w:tab w:val="num" w:pos="5040"/>
+        </w:tabs>
+        <w:ind w:left="5040" w:hanging="360"/>
+      </w:pPr>
+      <w:rPr>
+        <w:rFonts w:ascii="Wingdings" w:hAnsi="Wingdings" w:hint="default"/>
+        <w:sz w:val="20"/>
+      </w:rPr>
+    </w:lvl>
+    <w:lvl w:ilvl="7" w:tentative="1">
+      <w:start w:val="1"/>
+      <w:numFmt w:val="bullet"/>
+      <w:lvlText w:val=""/>
+      <w:lvlJc w:val="left"/>
+      <w:pPr>
+        <w:tabs>
+          <w:tab w:val="num" w:pos="5760"/>
+        </w:tabs>
+        <w:ind w:left="5760" w:hanging="360"/>
+      </w:pPr>
+      <w:rPr>
+        <w:rFonts w:ascii="Wingdings" w:hAnsi="Wingdings" w:hint="default"/>
+        <w:sz w:val="20"/>
+      </w:rPr>
+    </w:lvl>
+    <w:lvl w:ilvl="8" w:tentative="1">
+      <w:start w:val="1"/>
+      <w:numFmt w:val="bullet"/>
+      <w:lvlText w:val=""/>
+      <w:lvlJc w:val="left"/>
+      <w:pPr>
+        <w:tabs>
+          <w:tab w:val="num" w:pos="6480"/>
+        </w:tabs>
+        <w:ind w:left="6480" w:hanging="360"/>
+      </w:pPr>
+      <w:rPr>
+        <w:rFonts w:ascii="Wingdings" w:hAnsi="Wingdings" w:hint="default"/>
+        <w:sz w:val="20"/>
+      </w:rPr>
+    </w:lvl>
+  </w:abstractNum>
+  <w:abstractNum w:abstractNumId="29" w15:restartNumberingAfterBreak="0">
+    <w:nsid w:val="6C676DFF"/>
+    <w:multiLevelType w:val="multilevel"/>
+    <w:tmpl w:val="1B2E3BF8"/>
+    <w:lvl w:ilvl="0">
+      <w:start w:val="1"/>
+      <w:numFmt w:val="bullet"/>
+      <w:lvlText w:val=""/>
+      <w:lvlJc w:val="left"/>
+      <w:pPr>
+        <w:tabs>
+          <w:tab w:val="num" w:pos="720"/>
+        </w:tabs>
+        <w:ind w:left="720" w:hanging="360"/>
+      </w:pPr>
+      <w:rPr>
+        <w:rFonts w:ascii="Symbol" w:hAnsi="Symbol" w:hint="default"/>
+        <w:sz w:val="20"/>
+      </w:rPr>
+    </w:lvl>
+    <w:lvl w:ilvl="1" w:tentative="1">
+      <w:start w:val="1"/>
+      <w:numFmt w:val="bullet"/>
+      <w:lvlText w:val="o"/>
+      <w:lvlJc w:val="left"/>
+      <w:pPr>
+        <w:tabs>
+          <w:tab w:val="num" w:pos="1440"/>
+        </w:tabs>
+        <w:ind w:left="1440" w:hanging="360"/>
+      </w:pPr>
+      <w:rPr>
+        <w:rFonts w:ascii="Courier New" w:hAnsi="Courier New" w:hint="default"/>
+        <w:sz w:val="20"/>
+      </w:rPr>
+    </w:lvl>
+    <w:lvl w:ilvl="2" w:tentative="1">
+      <w:start w:val="1"/>
+      <w:numFmt w:val="bullet"/>
+      <w:lvlText w:val=""/>
+      <w:lvlJc w:val="left"/>
+      <w:pPr>
+        <w:tabs>
+          <w:tab w:val="num" w:pos="2160"/>
+        </w:tabs>
+        <w:ind w:left="2160" w:hanging="360"/>
+      </w:pPr>
+      <w:rPr>
+        <w:rFonts w:ascii="Wingdings" w:hAnsi="Wingdings" w:hint="default"/>
+        <w:sz w:val="20"/>
+      </w:rPr>
+    </w:lvl>
+    <w:lvl w:ilvl="3" w:tentative="1">
+      <w:start w:val="1"/>
+      <w:numFmt w:val="bullet"/>
+      <w:lvlText w:val=""/>
+      <w:lvlJc w:val="left"/>
+      <w:pPr>
+        <w:tabs>
+          <w:tab w:val="num" w:pos="2880"/>
+        </w:tabs>
+        <w:ind w:left="2880" w:hanging="360"/>
+      </w:pPr>
+      <w:rPr>
+        <w:rFonts w:ascii="Wingdings" w:hAnsi="Wingdings" w:hint="default"/>
+        <w:sz w:val="20"/>
+      </w:rPr>
+    </w:lvl>
+    <w:lvl w:ilvl="4" w:tentative="1">
+      <w:start w:val="1"/>
+      <w:numFmt w:val="bullet"/>
+      <w:lvlText w:val=""/>
+      <w:lvlJc w:val="left"/>
+      <w:pPr>
+        <w:tabs>
+          <w:tab w:val="num" w:pos="3600"/>
+        </w:tabs>
+        <w:ind w:left="3600" w:hanging="360"/>
+      </w:pPr>
+      <w:rPr>
+        <w:rFonts w:ascii="Wingdings" w:hAnsi="Wingdings" w:hint="default"/>
+        <w:sz w:val="20"/>
+      </w:rPr>
+    </w:lvl>
+    <w:lvl w:ilvl="5" w:tentative="1">
+      <w:start w:val="1"/>
+      <w:numFmt w:val="bullet"/>
+      <w:lvlText w:val=""/>
+      <w:lvlJc w:val="left"/>
+      <w:pPr>
+        <w:tabs>
+          <w:tab w:val="num" w:pos="4320"/>
+        </w:tabs>
+        <w:ind w:left="4320" w:hanging="360"/>
+      </w:pPr>
+      <w:rPr>
+        <w:rFonts w:ascii="Wingdings" w:hAnsi="Wingdings" w:hint="default"/>
+        <w:sz w:val="20"/>
+      </w:rPr>
+    </w:lvl>
+    <w:lvl w:ilvl="6" w:tentative="1">
+      <w:start w:val="1"/>
+      <w:numFmt w:val="bullet"/>
+      <w:lvlText w:val=""/>
+      <w:lvlJc w:val="left"/>
+      <w:pPr>
+        <w:tabs>
+          <w:tab w:val="num" w:pos="5040"/>
+        </w:tabs>
+        <w:ind w:left="5040" w:hanging="360"/>
+      </w:pPr>
+      <w:rPr>
+        <w:rFonts w:ascii="Wingdings" w:hAnsi="Wingdings" w:hint="default"/>
+        <w:sz w:val="20"/>
+      </w:rPr>
+    </w:lvl>
+    <w:lvl w:ilvl="7" w:tentative="1">
+      <w:start w:val="1"/>
+      <w:numFmt w:val="bullet"/>
+      <w:lvlText w:val=""/>
+      <w:lvlJc w:val="left"/>
+      <w:pPr>
+        <w:tabs>
+          <w:tab w:val="num" w:pos="5760"/>
+        </w:tabs>
+        <w:ind w:left="5760" w:hanging="360"/>
+      </w:pPr>
+      <w:rPr>
+        <w:rFonts w:ascii="Wingdings" w:hAnsi="Wingdings" w:hint="default"/>
+        <w:sz w:val="20"/>
+      </w:rPr>
+    </w:lvl>
+    <w:lvl w:ilvl="8" w:tentative="1">
+      <w:start w:val="1"/>
+      <w:numFmt w:val="bullet"/>
+      <w:lvlText w:val=""/>
+      <w:lvlJc w:val="left"/>
+      <w:pPr>
+        <w:tabs>
+          <w:tab w:val="num" w:pos="6480"/>
+        </w:tabs>
+        <w:ind w:left="6480" w:hanging="360"/>
+      </w:pPr>
+      <w:rPr>
+        <w:rFonts w:ascii="Wingdings" w:hAnsi="Wingdings" w:hint="default"/>
+        <w:sz w:val="20"/>
+      </w:rPr>
+    </w:lvl>
+  </w:abstractNum>
+  <w:abstractNum w:abstractNumId="30" w15:restartNumberingAfterBreak="0">
+    <w:nsid w:val="6D6A5BA6"/>
+    <w:multiLevelType w:val="multilevel"/>
+    <w:tmpl w:val="60AAB452"/>
+    <w:lvl w:ilvl="0">
+      <w:start w:val="1"/>
+      <w:numFmt w:val="bullet"/>
+      <w:lvlText w:val=""/>
+      <w:lvlJc w:val="left"/>
+      <w:pPr>
+        <w:tabs>
+          <w:tab w:val="num" w:pos="720"/>
+        </w:tabs>
+        <w:ind w:left="720" w:hanging="360"/>
+      </w:pPr>
+      <w:rPr>
+        <w:rFonts w:ascii="Symbol" w:hAnsi="Symbol" w:hint="default"/>
+        <w:sz w:val="20"/>
+      </w:rPr>
+    </w:lvl>
+    <w:lvl w:ilvl="1" w:tentative="1">
+      <w:start w:val="1"/>
+      <w:numFmt w:val="bullet"/>
+      <w:lvlText w:val="o"/>
+      <w:lvlJc w:val="left"/>
+      <w:pPr>
+        <w:tabs>
+          <w:tab w:val="num" w:pos="1440"/>
+        </w:tabs>
+        <w:ind w:left="1440" w:hanging="360"/>
+      </w:pPr>
+      <w:rPr>
+        <w:rFonts w:ascii="Courier New" w:hAnsi="Courier New" w:hint="default"/>
+        <w:sz w:val="20"/>
+      </w:rPr>
+    </w:lvl>
+    <w:lvl w:ilvl="2" w:tentative="1">
+      <w:start w:val="1"/>
+      <w:numFmt w:val="bullet"/>
+      <w:lvlText w:val=""/>
+      <w:lvlJc w:val="left"/>
+      <w:pPr>
+        <w:tabs>
+          <w:tab w:val="num" w:pos="2160"/>
+        </w:tabs>
+        <w:ind w:left="2160" w:hanging="360"/>
+      </w:pPr>
+      <w:rPr>
+        <w:rFonts w:ascii="Wingdings" w:hAnsi="Wingdings" w:hint="default"/>
+        <w:sz w:val="20"/>
+      </w:rPr>
+    </w:lvl>
+    <w:lvl w:ilvl="3" w:tentative="1">
+      <w:start w:val="1"/>
+      <w:numFmt w:val="bullet"/>
+      <w:lvlText w:val=""/>
+      <w:lvlJc w:val="left"/>
+      <w:pPr>
+        <w:tabs>
+          <w:tab w:val="num" w:pos="2880"/>
+        </w:tabs>
+        <w:ind w:left="2880" w:hanging="360"/>
+      </w:pPr>
+      <w:rPr>
+        <w:rFonts w:ascii="Wingdings" w:hAnsi="Wingdings" w:hint="default"/>
+        <w:sz w:val="20"/>
+      </w:rPr>
+    </w:lvl>
+    <w:lvl w:ilvl="4" w:tentative="1">
+      <w:start w:val="1"/>
+      <w:numFmt w:val="bullet"/>
+      <w:lvlText w:val=""/>
+      <w:lvlJc w:val="left"/>
+      <w:pPr>
+        <w:tabs>
+          <w:tab w:val="num" w:pos="3600"/>
+        </w:tabs>
+        <w:ind w:left="3600" w:hanging="360"/>
+      </w:pPr>
+      <w:rPr>
+        <w:rFonts w:ascii="Wingdings" w:hAnsi="Wingdings" w:hint="default"/>
+        <w:sz w:val="20"/>
+      </w:rPr>
+    </w:lvl>
+    <w:lvl w:ilvl="5" w:tentative="1">
+      <w:start w:val="1"/>
+      <w:numFmt w:val="bullet"/>
+      <w:lvlText w:val=""/>
+      <w:lvlJc w:val="left"/>
+      <w:pPr>
+        <w:tabs>
+          <w:tab w:val="num" w:pos="4320"/>
+        </w:tabs>
+        <w:ind w:left="4320" w:hanging="360"/>
+      </w:pPr>
+      <w:rPr>
+        <w:rFonts w:ascii="Wingdings" w:hAnsi="Wingdings" w:hint="default"/>
+        <w:sz w:val="20"/>
+      </w:rPr>
+    </w:lvl>
+    <w:lvl w:ilvl="6" w:tentative="1">
+      <w:start w:val="1"/>
+      <w:numFmt w:val="bullet"/>
+      <w:lvlText w:val=""/>
+      <w:lvlJc w:val="left"/>
+      <w:pPr>
+        <w:tabs>
+          <w:tab w:val="num" w:pos="5040"/>
+        </w:tabs>
+        <w:ind w:left="5040" w:hanging="360"/>
+      </w:pPr>
+      <w:rPr>
+        <w:rFonts w:ascii="Wingdings" w:hAnsi="Wingdings" w:hint="default"/>
+        <w:sz w:val="20"/>
+      </w:rPr>
+    </w:lvl>
+    <w:lvl w:ilvl="7" w:tentative="1">
+      <w:start w:val="1"/>
+      <w:numFmt w:val="bullet"/>
+      <w:lvlText w:val=""/>
+      <w:lvlJc w:val="left"/>
+      <w:pPr>
+        <w:tabs>
+          <w:tab w:val="num" w:pos="5760"/>
+        </w:tabs>
+        <w:ind w:left="5760" w:hanging="360"/>
+      </w:pPr>
+      <w:rPr>
+        <w:rFonts w:ascii="Wingdings" w:hAnsi="Wingdings" w:hint="default"/>
+        <w:sz w:val="20"/>
+      </w:rPr>
+    </w:lvl>
+    <w:lvl w:ilvl="8" w:tentative="1">
+      <w:start w:val="1"/>
+      <w:numFmt w:val="bullet"/>
+      <w:lvlText w:val=""/>
+      <w:lvlJc w:val="left"/>
+      <w:pPr>
+        <w:tabs>
+          <w:tab w:val="num" w:pos="6480"/>
+        </w:tabs>
+        <w:ind w:left="6480" w:hanging="360"/>
+      </w:pPr>
+      <w:rPr>
+        <w:rFonts w:ascii="Wingdings" w:hAnsi="Wingdings" w:hint="default"/>
+        <w:sz w:val="20"/>
+      </w:rPr>
+    </w:lvl>
+  </w:abstractNum>
+  <w:abstractNum w:abstractNumId="31" w15:restartNumberingAfterBreak="0">
+    <w:nsid w:val="71854988"/>
+    <w:multiLevelType w:val="multilevel"/>
+    <w:tmpl w:val="6DFE0526"/>
+    <w:lvl w:ilvl="0">
+      <w:start w:val="1"/>
+      <w:numFmt w:val="bullet"/>
+      <w:lvlText w:val=""/>
+      <w:lvlJc w:val="left"/>
+      <w:pPr>
+        <w:tabs>
+          <w:tab w:val="num" w:pos="720"/>
+        </w:tabs>
+        <w:ind w:left="720" w:hanging="360"/>
+      </w:pPr>
+      <w:rPr>
+        <w:rFonts w:ascii="Symbol" w:hAnsi="Symbol" w:hint="default"/>
+        <w:sz w:val="20"/>
+      </w:rPr>
+    </w:lvl>
+    <w:lvl w:ilvl="1" w:tentative="1">
+      <w:start w:val="1"/>
+      <w:numFmt w:val="bullet"/>
+      <w:lvlText w:val="o"/>
+      <w:lvlJc w:val="left"/>
+      <w:pPr>
+        <w:tabs>
+          <w:tab w:val="num" w:pos="1440"/>
+        </w:tabs>
+        <w:ind w:left="1440" w:hanging="360"/>
+      </w:pPr>
+      <w:rPr>
+        <w:rFonts w:ascii="Courier New" w:hAnsi="Courier New" w:hint="default"/>
+        <w:sz w:val="20"/>
+      </w:rPr>
+    </w:lvl>
+    <w:lvl w:ilvl="2" w:tentative="1">
+      <w:start w:val="1"/>
+      <w:numFmt w:val="bullet"/>
+      <w:lvlText w:val=""/>
+      <w:lvlJc w:val="left"/>
+      <w:pPr>
+        <w:tabs>
+          <w:tab w:val="num" w:pos="2160"/>
+        </w:tabs>
+        <w:ind w:left="2160" w:hanging="360"/>
+      </w:pPr>
+      <w:rPr>
+        <w:rFonts w:ascii="Wingdings" w:hAnsi="Wingdings" w:hint="default"/>
+        <w:sz w:val="20"/>
+      </w:rPr>
+    </w:lvl>
+    <w:lvl w:ilvl="3" w:tentative="1">
+      <w:start w:val="1"/>
+      <w:numFmt w:val="bullet"/>
+      <w:lvlText w:val=""/>
+      <w:lvlJc w:val="left"/>
+      <w:pPr>
+        <w:tabs>
+          <w:tab w:val="num" w:pos="2880"/>
+        </w:tabs>
+        <w:ind w:left="2880" w:hanging="360"/>
+      </w:pPr>
+      <w:rPr>
+        <w:rFonts w:ascii="Wingdings" w:hAnsi="Wingdings" w:hint="default"/>
+        <w:sz w:val="20"/>
+      </w:rPr>
+    </w:lvl>
+    <w:lvl w:ilvl="4" w:tentative="1">
+      <w:start w:val="1"/>
+      <w:numFmt w:val="bullet"/>
+      <w:lvlText w:val=""/>
+      <w:lvlJc w:val="left"/>
+      <w:pPr>
+        <w:tabs>
+          <w:tab w:val="num" w:pos="3600"/>
+        </w:tabs>
+        <w:ind w:left="3600" w:hanging="360"/>
+      </w:pPr>
+      <w:rPr>
+        <w:rFonts w:ascii="Wingdings" w:hAnsi="Wingdings" w:hint="default"/>
+        <w:sz w:val="20"/>
+      </w:rPr>
+    </w:lvl>
+    <w:lvl w:ilvl="5" w:tentative="1">
+      <w:start w:val="1"/>
+      <w:numFmt w:val="bullet"/>
+      <w:lvlText w:val=""/>
+      <w:lvlJc w:val="left"/>
+      <w:pPr>
+        <w:tabs>
+          <w:tab w:val="num" w:pos="4320"/>
+        </w:tabs>
+        <w:ind w:left="4320" w:hanging="360"/>
+      </w:pPr>
+      <w:rPr>
+        <w:rFonts w:ascii="Wingdings" w:hAnsi="Wingdings" w:hint="default"/>
+        <w:sz w:val="20"/>
+      </w:rPr>
+    </w:lvl>
+    <w:lvl w:ilvl="6" w:tentative="1">
+      <w:start w:val="1"/>
+      <w:numFmt w:val="bullet"/>
+      <w:lvlText w:val=""/>
+      <w:lvlJc w:val="left"/>
+      <w:pPr>
+        <w:tabs>
+          <w:tab w:val="num" w:pos="5040"/>
+        </w:tabs>
+        <w:ind w:left="5040" w:hanging="360"/>
+      </w:pPr>
+      <w:rPr>
+        <w:rFonts w:ascii="Wingdings" w:hAnsi="Wingdings" w:hint="default"/>
+        <w:sz w:val="20"/>
+      </w:rPr>
+    </w:lvl>
+    <w:lvl w:ilvl="7" w:tentative="1">
+      <w:start w:val="1"/>
+      <w:numFmt w:val="bullet"/>
+      <w:lvlText w:val=""/>
+      <w:lvlJc w:val="left"/>
+      <w:pPr>
+        <w:tabs>
+          <w:tab w:val="num" w:pos="5760"/>
+        </w:tabs>
+        <w:ind w:left="5760" w:hanging="360"/>
+      </w:pPr>
+      <w:rPr>
+        <w:rFonts w:ascii="Wingdings" w:hAnsi="Wingdings" w:hint="default"/>
+        <w:sz w:val="20"/>
+      </w:rPr>
+    </w:lvl>
+    <w:lvl w:ilvl="8" w:tentative="1">
+      <w:start w:val="1"/>
+      <w:numFmt w:val="bullet"/>
+      <w:lvlText w:val=""/>
+      <w:lvlJc w:val="left"/>
+      <w:pPr>
+        <w:tabs>
+          <w:tab w:val="num" w:pos="6480"/>
+        </w:tabs>
+        <w:ind w:left="6480" w:hanging="360"/>
+      </w:pPr>
+      <w:rPr>
+        <w:rFonts w:ascii="Wingdings" w:hAnsi="Wingdings" w:hint="default"/>
+        <w:sz w:val="20"/>
+      </w:rPr>
+    </w:lvl>
+  </w:abstractNum>
+  <w:abstractNum w:abstractNumId="32" w15:restartNumberingAfterBreak="0">
+    <w:nsid w:val="79A74CD6"/>
+    <w:multiLevelType w:val="multilevel"/>
+    <w:tmpl w:val="02E42488"/>
+    <w:lvl w:ilvl="0">
+      <w:start w:val="1"/>
+      <w:numFmt w:val="bullet"/>
+      <w:lvlText w:val=""/>
+      <w:lvlJc w:val="left"/>
+      <w:pPr>
+        <w:tabs>
+          <w:tab w:val="num" w:pos="720"/>
+        </w:tabs>
+        <w:ind w:left="720" w:hanging="360"/>
+      </w:pPr>
+      <w:rPr>
+        <w:rFonts w:ascii="Symbol" w:hAnsi="Symbol" w:hint="default"/>
+        <w:sz w:val="20"/>
+      </w:rPr>
+    </w:lvl>
+    <w:lvl w:ilvl="1" w:tentative="1">
+      <w:start w:val="1"/>
+      <w:numFmt w:val="bullet"/>
+      <w:lvlText w:val="o"/>
+      <w:lvlJc w:val="left"/>
+      <w:pPr>
+        <w:tabs>
+          <w:tab w:val="num" w:pos="1440"/>
+        </w:tabs>
+        <w:ind w:left="1440" w:hanging="360"/>
+      </w:pPr>
+      <w:rPr>
+        <w:rFonts w:ascii="Courier New" w:hAnsi="Courier New" w:hint="default"/>
+        <w:sz w:val="20"/>
+      </w:rPr>
+    </w:lvl>
+    <w:lvl w:ilvl="2" w:tentative="1">
+      <w:start w:val="1"/>
+      <w:numFmt w:val="bullet"/>
+      <w:lvlText w:val=""/>
+      <w:lvlJc w:val="left"/>
+      <w:pPr>
+        <w:tabs>
+          <w:tab w:val="num" w:pos="2160"/>
+        </w:tabs>
+        <w:ind w:left="2160" w:hanging="360"/>
+      </w:pPr>
+      <w:rPr>
+        <w:rFonts w:ascii="Wingdings" w:hAnsi="Wingdings" w:hint="default"/>
+        <w:sz w:val="20"/>
+      </w:rPr>
+    </w:lvl>
+    <w:lvl w:ilvl="3" w:tentative="1">
+      <w:start w:val="1"/>
+      <w:numFmt w:val="bullet"/>
+      <w:lvlText w:val=""/>
+      <w:lvlJc w:val="left"/>
+      <w:pPr>
+        <w:tabs>
+          <w:tab w:val="num" w:pos="2880"/>
+        </w:tabs>
+        <w:ind w:left="2880" w:hanging="360"/>
+      </w:pPr>
+      <w:rPr>
+        <w:rFonts w:ascii="Wingdings" w:hAnsi="Wingdings" w:hint="default"/>
+        <w:sz w:val="20"/>
+      </w:rPr>
+    </w:lvl>
+    <w:lvl w:ilvl="4" w:tentative="1">
+      <w:start w:val="1"/>
+      <w:numFmt w:val="bullet"/>
+      <w:lvlText w:val=""/>
+      <w:lvlJc w:val="left"/>
+      <w:pPr>
+        <w:tabs>
+          <w:tab w:val="num" w:pos="3600"/>
+        </w:tabs>
+        <w:ind w:left="3600" w:hanging="360"/>
+      </w:pPr>
+      <w:rPr>
+        <w:rFonts w:ascii="Wingdings" w:hAnsi="Wingdings" w:hint="default"/>
+        <w:sz w:val="20"/>
+      </w:rPr>
+    </w:lvl>
+    <w:lvl w:ilvl="5" w:tentative="1">
+      <w:start w:val="1"/>
+      <w:numFmt w:val="bullet"/>
+      <w:lvlText w:val=""/>
+      <w:lvlJc w:val="left"/>
+      <w:pPr>
+        <w:tabs>
+          <w:tab w:val="num" w:pos="4320"/>
+        </w:tabs>
+        <w:ind w:left="4320" w:hanging="360"/>
+      </w:pPr>
+      <w:rPr>
+        <w:rFonts w:ascii="Wingdings" w:hAnsi="Wingdings" w:hint="default"/>
+        <w:sz w:val="20"/>
+      </w:rPr>
+    </w:lvl>
+    <w:lvl w:ilvl="6" w:tentative="1">
+      <w:start w:val="1"/>
+      <w:numFmt w:val="bullet"/>
+      <w:lvlText w:val=""/>
+      <w:lvlJc w:val="left"/>
+      <w:pPr>
+        <w:tabs>
+          <w:tab w:val="num" w:pos="5040"/>
+        </w:tabs>
+        <w:ind w:left="5040" w:hanging="360"/>
+      </w:pPr>
+      <w:rPr>
+        <w:rFonts w:ascii="Wingdings" w:hAnsi="Wingdings" w:hint="default"/>
+        <w:sz w:val="20"/>
+      </w:rPr>
+    </w:lvl>
+    <w:lvl w:ilvl="7" w:tentative="1">
+      <w:start w:val="1"/>
+      <w:numFmt w:val="bullet"/>
+      <w:lvlText w:val=""/>
+      <w:lvlJc w:val="left"/>
+      <w:pPr>
+        <w:tabs>
+          <w:tab w:val="num" w:pos="5760"/>
+        </w:tabs>
+        <w:ind w:left="5760" w:hanging="360"/>
+      </w:pPr>
+      <w:rPr>
+        <w:rFonts w:ascii="Wingdings" w:hAnsi="Wingdings" w:hint="default"/>
+        <w:sz w:val="20"/>
+      </w:rPr>
+    </w:lvl>
+    <w:lvl w:ilvl="8" w:tentative="1">
+      <w:start w:val="1"/>
+      <w:numFmt w:val="bullet"/>
+      <w:lvlText w:val=""/>
+      <w:lvlJc w:val="left"/>
+      <w:pPr>
+        <w:tabs>
+          <w:tab w:val="num" w:pos="6480"/>
+        </w:tabs>
+        <w:ind w:left="6480" w:hanging="360"/>
+      </w:pPr>
+      <w:rPr>
+        <w:rFonts w:ascii="Wingdings" w:hAnsi="Wingdings" w:hint="default"/>
+        <w:sz w:val="20"/>
       </w:rPr>
     </w:lvl>
   </w:abstractNum>
@@ -1910,6 +7547,78 @@
   </w:num>
   <w:num w:numId="9" w16cid:durableId="1495997822">
     <w:abstractNumId w:val="0"/>
+  </w:num>
+  <w:num w:numId="10" w16cid:durableId="322978082">
+    <w:abstractNumId w:val="14"/>
+  </w:num>
+  <w:num w:numId="11" w16cid:durableId="1309168972">
+    <w:abstractNumId w:val="26"/>
+  </w:num>
+  <w:num w:numId="12" w16cid:durableId="1843426014">
+    <w:abstractNumId w:val="13"/>
+  </w:num>
+  <w:num w:numId="13" w16cid:durableId="1721514879">
+    <w:abstractNumId w:val="9"/>
+  </w:num>
+  <w:num w:numId="14" w16cid:durableId="1547722781">
+    <w:abstractNumId w:val="16"/>
+  </w:num>
+  <w:num w:numId="15" w16cid:durableId="2002269163">
+    <w:abstractNumId w:val="10"/>
+  </w:num>
+  <w:num w:numId="16" w16cid:durableId="2047440152">
+    <w:abstractNumId w:val="31"/>
+  </w:num>
+  <w:num w:numId="17" w16cid:durableId="1944991726">
+    <w:abstractNumId w:val="32"/>
+  </w:num>
+  <w:num w:numId="18" w16cid:durableId="76296060">
+    <w:abstractNumId w:val="23"/>
+  </w:num>
+  <w:num w:numId="19" w16cid:durableId="2057773393">
+    <w:abstractNumId w:val="29"/>
+  </w:num>
+  <w:num w:numId="20" w16cid:durableId="1821340630">
+    <w:abstractNumId w:val="24"/>
+  </w:num>
+  <w:num w:numId="21" w16cid:durableId="400174927">
+    <w:abstractNumId w:val="19"/>
+  </w:num>
+  <w:num w:numId="22" w16cid:durableId="660886070">
+    <w:abstractNumId w:val="11"/>
+  </w:num>
+  <w:num w:numId="23" w16cid:durableId="72897050">
+    <w:abstractNumId w:val="12"/>
+  </w:num>
+  <w:num w:numId="24" w16cid:durableId="1635019321">
+    <w:abstractNumId w:val="27"/>
+  </w:num>
+  <w:num w:numId="25" w16cid:durableId="600645169">
+    <w:abstractNumId w:val="20"/>
+  </w:num>
+  <w:num w:numId="26" w16cid:durableId="675569708">
+    <w:abstractNumId w:val="30"/>
+  </w:num>
+  <w:num w:numId="27" w16cid:durableId="908226415">
+    <w:abstractNumId w:val="17"/>
+  </w:num>
+  <w:num w:numId="28" w16cid:durableId="233316179">
+    <w:abstractNumId w:val="22"/>
+  </w:num>
+  <w:num w:numId="29" w16cid:durableId="1547065834">
+    <w:abstractNumId w:val="28"/>
+  </w:num>
+  <w:num w:numId="30" w16cid:durableId="460929408">
+    <w:abstractNumId w:val="15"/>
+  </w:num>
+  <w:num w:numId="31" w16cid:durableId="483081815">
+    <w:abstractNumId w:val="18"/>
+  </w:num>
+  <w:num w:numId="32" w16cid:durableId="1716662830">
+    <w:abstractNumId w:val="21"/>
+  </w:num>
+  <w:num w:numId="33" w16cid:durableId="658122911">
+    <w:abstractNumId w:val="25"/>
   </w:num>
 </w:numbering>
 </file>
@@ -2517,7 +8226,6 @@
   <w:style w:type="character" w:default="1" w:styleId="Fontepargpadro">
     <w:name w:val="Default Paragraph Font"/>
     <w:uiPriority w:val="1"/>
-    <w:semiHidden/>
     <w:unhideWhenUsed/>
   </w:style>
   <w:style w:type="table" w:default="1" w:styleId="Tabelanormal">
@@ -13294,6 +19002,19 @@
       </w:tcPr>
     </w:tblStylePr>
   </w:style>
+  <w:style w:type="paragraph" w:styleId="NormalWeb">
+    <w:name w:val="Normal (Web)"/>
+    <w:basedOn w:val="Normal"/>
+    <w:uiPriority w:val="99"/>
+    <w:semiHidden/>
+    <w:unhideWhenUsed/>
+    <w:rsid w:val="00BA593F"/>
+    <w:rPr>
+      <w:rFonts w:ascii="Times New Roman" w:hAnsi="Times New Roman" w:cs="Times New Roman"/>
+      <w:sz w:val="24"/>
+      <w:szCs w:val="24"/>
+    </w:rPr>
+  </w:style>
 </w:styles>
 </file>
 
